--- a/src/semestr_2/lr5/files/ЛР_5_Конон.docx
+++ b/src/semestr_2/lr5/files/ЛР_5_Конон.docx
@@ -2082,8 +2082,8 @@
           <w:szCs w:val="28"/>
         </w:rPr>
         <w:drawing>
-          <wp:inline distT="0" distB="0" distL="0" distR="0" wp14:anchorId="19E685E9" wp14:editId="0E833F12">
-            <wp:extent cx="3175000" cy="1130300"/>
+          <wp:inline distT="0" distB="0" distL="0" distR="0" wp14:anchorId="19E685E9" wp14:editId="12812CF8">
+            <wp:extent cx="3852809" cy="1371600"/>
             <wp:effectExtent l="0" t="0" r="0" b="0"/>
             <wp:docPr id="1132898837" name="Рисунок 2" descr="Изображение выглядит как текст, Шрифт, снимок экрана&#10;&#10;Содержимое, созданное искусственным интеллектом, может быть неверным."/>
             <wp:cNvGraphicFramePr>
@@ -2111,7 +2111,7 @@
                   <pic:spPr>
                     <a:xfrm>
                       <a:off x="0" y="0"/>
-                      <a:ext cx="3175000" cy="1130300"/>
+                      <a:ext cx="3868834" cy="1377305"/>
                     </a:xfrm>
                     <a:prstGeom prst="rect">
                       <a:avLst/>
@@ -2210,6 +2210,7 @@
           <w:sz w:val="28"/>
           <w:szCs w:val="28"/>
         </w:rPr>
+        <w:lastRenderedPageBreak/>
         <w:t xml:space="preserve">Так как нам следует работать с массивами данных, размеры которых равны </w:t>
       </w:r>
       <w:r>
@@ -2260,11 +2261,10 @@
           <w:sz w:val="28"/>
           <w:szCs w:val="28"/>
         </w:rPr>
-        <w:lastRenderedPageBreak/>
         <w:drawing>
-          <wp:inline distT="0" distB="0" distL="0" distR="0" wp14:anchorId="07A88A0B" wp14:editId="018D397E">
-            <wp:extent cx="3683000" cy="838200"/>
-            <wp:effectExtent l="0" t="0" r="0" b="0"/>
+          <wp:inline distT="0" distB="0" distL="0" distR="0" wp14:anchorId="07A88A0B" wp14:editId="058969BF">
+            <wp:extent cx="4620491" cy="1051560"/>
+            <wp:effectExtent l="0" t="0" r="2540" b="2540"/>
             <wp:docPr id="1804340076" name="Рисунок 3" descr="Изображение выглядит как текст, Шрифт, снимок экрана&#10;&#10;Содержимое, созданное искусственным интеллектом, может быть неверным."/>
             <wp:cNvGraphicFramePr>
               <a:graphicFrameLocks xmlns:a="http://schemas.openxmlformats.org/drawingml/2006/main" noChangeAspect="1"/>
@@ -2291,7 +2291,7 @@
                   <pic:spPr>
                     <a:xfrm>
                       <a:off x="0" y="0"/>
-                      <a:ext cx="3683000" cy="838200"/>
+                      <a:ext cx="4626158" cy="1052850"/>
                     </a:xfrm>
                     <a:prstGeom prst="rect">
                       <a:avLst/>
@@ -2545,9 +2545,9 @@
           <w:szCs w:val="28"/>
         </w:rPr>
         <w:drawing>
-          <wp:inline distT="0" distB="0" distL="0" distR="0" wp14:anchorId="6671E4F8" wp14:editId="6438A429">
-            <wp:extent cx="3276600" cy="558800"/>
-            <wp:effectExtent l="0" t="0" r="0" b="0"/>
+          <wp:inline distT="0" distB="0" distL="0" distR="0" wp14:anchorId="6671E4F8" wp14:editId="7D3FE77E">
+            <wp:extent cx="4289367" cy="731520"/>
+            <wp:effectExtent l="0" t="0" r="3810" b="5080"/>
             <wp:docPr id="684607395" name="Рисунок 4" descr="Изображение выглядит как текст, Шрифт, снимок экрана, типография&#10;&#10;Содержимое, созданное искусственным интеллектом, может быть неверным."/>
             <wp:cNvGraphicFramePr>
               <a:graphicFrameLocks xmlns:a="http://schemas.openxmlformats.org/drawingml/2006/main" noChangeAspect="1"/>
@@ -2574,7 +2574,7 @@
                   <pic:spPr>
                     <a:xfrm>
                       <a:off x="0" y="0"/>
-                      <a:ext cx="3276600" cy="558800"/>
+                      <a:ext cx="4300606" cy="733437"/>
                     </a:xfrm>
                     <a:prstGeom prst="rect">
                       <a:avLst/>
@@ -2780,8 +2780,1094 @@
           <w:iCs/>
           <w:sz w:val="28"/>
           <w:szCs w:val="28"/>
+        </w:rPr>
+        <w:t xml:space="preserve"> </w:t>
+      </w:r>
+      <w:r>
+        <w:rPr>
+          <w:rFonts w:ascii="Times New Roman" w:hAnsi="Times New Roman" w:cs="Times New Roman"/>
+          <w:bCs/>
+          <w:iCs/>
+          <w:sz w:val="28"/>
+          <w:szCs w:val="28"/>
+        </w:rPr>
+        <w:t>кода основной части:</w:t>
+      </w:r>
+    </w:p>
+    <w:p>
+      <w:pPr>
+        <w:tabs>
+          <w:tab w:val="left" w:pos="993"/>
+        </w:tabs>
+        <w:spacing w:after="0" w:line="240" w:lineRule="auto"/>
+        <w:ind w:firstLine="709"/>
+        <w:jc w:val="both"/>
+        <w:rPr>
+          <w:rFonts w:ascii="Times New Roman" w:hAnsi="Times New Roman" w:cs="Times New Roman"/>
+          <w:bCs/>
+          <w:iCs/>
+          <w:sz w:val="28"/>
+          <w:szCs w:val="28"/>
+          <w:lang w:val="ru-BY"/>
+        </w:rPr>
+      </w:pPr>
+      <w:r>
+        <w:rPr>
+          <w:rFonts w:ascii="Times New Roman" w:hAnsi="Times New Roman" w:cs="Times New Roman"/>
+          <w:bCs/>
+          <w:iCs/>
+          <w:sz w:val="28"/>
+          <w:szCs w:val="28"/>
+          <w:lang w:val="ru-BY"/>
+        </w:rPr>
+        <w:t>for i in sizes:</w:t>
+      </w:r>
+    </w:p>
+    <w:p>
+      <w:pPr>
+        <w:tabs>
+          <w:tab w:val="left" w:pos="993"/>
+        </w:tabs>
+        <w:spacing w:after="0" w:line="240" w:lineRule="auto"/>
+        <w:ind w:firstLine="709"/>
+        <w:jc w:val="both"/>
+        <w:rPr>
+          <w:rFonts w:ascii="Times New Roman" w:hAnsi="Times New Roman" w:cs="Times New Roman"/>
+          <w:bCs/>
+          <w:iCs/>
+          <w:sz w:val="28"/>
+          <w:szCs w:val="28"/>
+          <w:lang w:val="ru-BY"/>
+        </w:rPr>
+      </w:pPr>
+      <w:r>
+        <w:rPr>
+          <w:rFonts w:ascii="Times New Roman" w:hAnsi="Times New Roman" w:cs="Times New Roman"/>
+          <w:bCs/>
+          <w:iCs/>
+          <w:sz w:val="28"/>
+          <w:szCs w:val="28"/>
+          <w:lang w:val="ru-BY"/>
+        </w:rPr>
+        <w:t xml:space="preserve">    np_arr = np.arange(1, i + 1)</w:t>
+      </w:r>
+    </w:p>
+    <w:p>
+      <w:pPr>
+        <w:tabs>
+          <w:tab w:val="left" w:pos="993"/>
+        </w:tabs>
+        <w:spacing w:after="0" w:line="240" w:lineRule="auto"/>
+        <w:ind w:firstLine="709"/>
+        <w:jc w:val="both"/>
+        <w:rPr>
+          <w:rFonts w:ascii="Times New Roman" w:hAnsi="Times New Roman" w:cs="Times New Roman"/>
+          <w:bCs/>
+          <w:iCs/>
+          <w:sz w:val="28"/>
+          <w:szCs w:val="28"/>
+          <w:lang w:val="ru-BY"/>
+        </w:rPr>
+      </w:pPr>
+      <w:r>
+        <w:rPr>
+          <w:rFonts w:ascii="Times New Roman" w:hAnsi="Times New Roman" w:cs="Times New Roman"/>
+          <w:bCs/>
+          <w:iCs/>
+          <w:sz w:val="28"/>
+          <w:szCs w:val="28"/>
+          <w:lang w:val="ru-BY"/>
+        </w:rPr>
+        <w:t xml:space="preserve">    py_list = [j for j in range(1, i+1)]</w:t>
+      </w:r>
+    </w:p>
+    <w:p>
+      <w:pPr>
+        <w:tabs>
+          <w:tab w:val="left" w:pos="993"/>
+        </w:tabs>
+        <w:spacing w:after="0" w:line="240" w:lineRule="auto"/>
+        <w:ind w:firstLine="709"/>
+        <w:jc w:val="both"/>
+        <w:rPr>
+          <w:rFonts w:ascii="Times New Roman" w:hAnsi="Times New Roman" w:cs="Times New Roman"/>
+          <w:bCs/>
+          <w:iCs/>
+          <w:sz w:val="28"/>
+          <w:szCs w:val="28"/>
+          <w:lang w:val="ru-BY"/>
+        </w:rPr>
+      </w:pPr>
+    </w:p>
+    <w:p>
+      <w:pPr>
+        <w:tabs>
+          <w:tab w:val="left" w:pos="993"/>
+        </w:tabs>
+        <w:spacing w:after="0" w:line="240" w:lineRule="auto"/>
+        <w:ind w:firstLine="709"/>
+        <w:jc w:val="both"/>
+        <w:rPr>
+          <w:rFonts w:ascii="Times New Roman" w:hAnsi="Times New Roman" w:cs="Times New Roman"/>
+          <w:bCs/>
+          <w:iCs/>
+          <w:sz w:val="28"/>
+          <w:szCs w:val="28"/>
+          <w:lang w:val="ru-BY"/>
+        </w:rPr>
+      </w:pPr>
+      <w:r>
+        <w:rPr>
+          <w:rFonts w:ascii="Times New Roman" w:hAnsi="Times New Roman" w:cs="Times New Roman"/>
+          <w:bCs/>
+          <w:iCs/>
+          <w:sz w:val="28"/>
+          <w:szCs w:val="28"/>
+          <w:lang w:val="ru-BY"/>
+        </w:rPr>
+        <w:t xml:space="preserve">    #numpy</w:t>
+      </w:r>
+    </w:p>
+    <w:p>
+      <w:pPr>
+        <w:tabs>
+          <w:tab w:val="left" w:pos="993"/>
+        </w:tabs>
+        <w:spacing w:after="0" w:line="240" w:lineRule="auto"/>
+        <w:ind w:firstLine="709"/>
+        <w:jc w:val="both"/>
+        <w:rPr>
+          <w:rFonts w:ascii="Times New Roman" w:hAnsi="Times New Roman" w:cs="Times New Roman"/>
+          <w:bCs/>
+          <w:iCs/>
+          <w:sz w:val="28"/>
+          <w:szCs w:val="28"/>
+          <w:lang w:val="ru-BY"/>
+        </w:rPr>
+      </w:pPr>
+      <w:r>
+        <w:rPr>
+          <w:rFonts w:ascii="Times New Roman" w:hAnsi="Times New Roman" w:cs="Times New Roman"/>
+          <w:bCs/>
+          <w:iCs/>
+          <w:sz w:val="28"/>
+          <w:szCs w:val="28"/>
+          <w:lang w:val="ru-BY"/>
+        </w:rPr>
+        <w:t xml:space="preserve">    start = time.time()</w:t>
+      </w:r>
+    </w:p>
+    <w:p>
+      <w:pPr>
+        <w:tabs>
+          <w:tab w:val="left" w:pos="993"/>
+        </w:tabs>
+        <w:spacing w:after="0" w:line="240" w:lineRule="auto"/>
+        <w:ind w:firstLine="709"/>
+        <w:jc w:val="both"/>
+        <w:rPr>
+          <w:rFonts w:ascii="Times New Roman" w:hAnsi="Times New Roman" w:cs="Times New Roman"/>
+          <w:bCs/>
+          <w:iCs/>
+          <w:sz w:val="28"/>
+          <w:szCs w:val="28"/>
+          <w:lang w:val="ru-BY"/>
+        </w:rPr>
+      </w:pPr>
+      <w:r>
+        <w:rPr>
+          <w:rFonts w:ascii="Times New Roman" w:hAnsi="Times New Roman" w:cs="Times New Roman"/>
+          <w:bCs/>
+          <w:iCs/>
+          <w:sz w:val="28"/>
+          <w:szCs w:val="28"/>
+          <w:lang w:val="ru-BY"/>
+        </w:rPr>
+        <w:t xml:space="preserve">    _ = np_arr + 1</w:t>
+      </w:r>
+    </w:p>
+    <w:p>
+      <w:pPr>
+        <w:tabs>
+          <w:tab w:val="left" w:pos="993"/>
+        </w:tabs>
+        <w:spacing w:after="0" w:line="240" w:lineRule="auto"/>
+        <w:ind w:firstLine="709"/>
+        <w:jc w:val="both"/>
+        <w:rPr>
+          <w:rFonts w:ascii="Times New Roman" w:hAnsi="Times New Roman" w:cs="Times New Roman"/>
+          <w:bCs/>
+          <w:iCs/>
+          <w:sz w:val="28"/>
+          <w:szCs w:val="28"/>
+          <w:lang w:val="ru-BY"/>
+        </w:rPr>
+      </w:pPr>
+      <w:r>
+        <w:rPr>
+          <w:rFonts w:ascii="Times New Roman" w:hAnsi="Times New Roman" w:cs="Times New Roman"/>
+          <w:bCs/>
+          <w:iCs/>
+          <w:sz w:val="28"/>
+          <w:szCs w:val="28"/>
+          <w:lang w:val="ru-BY"/>
+        </w:rPr>
+        <w:t xml:space="preserve">    results_np["+"].append(time.time() - start)</w:t>
+      </w:r>
+    </w:p>
+    <w:p>
+      <w:pPr>
+        <w:tabs>
+          <w:tab w:val="left" w:pos="993"/>
+        </w:tabs>
+        <w:spacing w:after="0" w:line="240" w:lineRule="auto"/>
+        <w:ind w:firstLine="709"/>
+        <w:jc w:val="both"/>
+        <w:rPr>
+          <w:rFonts w:ascii="Times New Roman" w:hAnsi="Times New Roman" w:cs="Times New Roman"/>
+          <w:bCs/>
+          <w:iCs/>
+          <w:sz w:val="28"/>
+          <w:szCs w:val="28"/>
+          <w:lang w:val="ru-BY"/>
+        </w:rPr>
+      </w:pPr>
+    </w:p>
+    <w:p>
+      <w:pPr>
+        <w:tabs>
+          <w:tab w:val="left" w:pos="993"/>
+        </w:tabs>
+        <w:spacing w:after="0" w:line="240" w:lineRule="auto"/>
+        <w:ind w:firstLine="709"/>
+        <w:jc w:val="both"/>
+        <w:rPr>
+          <w:rFonts w:ascii="Times New Roman" w:hAnsi="Times New Roman" w:cs="Times New Roman"/>
+          <w:bCs/>
+          <w:iCs/>
+          <w:sz w:val="28"/>
+          <w:szCs w:val="28"/>
+          <w:lang w:val="ru-BY"/>
+        </w:rPr>
+      </w:pPr>
+      <w:r>
+        <w:rPr>
+          <w:rFonts w:ascii="Times New Roman" w:hAnsi="Times New Roman" w:cs="Times New Roman"/>
+          <w:bCs/>
+          <w:iCs/>
+          <w:sz w:val="28"/>
+          <w:szCs w:val="28"/>
+          <w:lang w:val="ru-BY"/>
+        </w:rPr>
+        <w:t xml:space="preserve">    start = time.time()</w:t>
+      </w:r>
+    </w:p>
+    <w:p>
+      <w:pPr>
+        <w:tabs>
+          <w:tab w:val="left" w:pos="993"/>
+        </w:tabs>
+        <w:spacing w:after="0" w:line="240" w:lineRule="auto"/>
+        <w:ind w:firstLine="709"/>
+        <w:jc w:val="both"/>
+        <w:rPr>
+          <w:rFonts w:ascii="Times New Roman" w:hAnsi="Times New Roman" w:cs="Times New Roman"/>
+          <w:bCs/>
+          <w:iCs/>
+          <w:sz w:val="28"/>
+          <w:szCs w:val="28"/>
+          <w:lang w:val="ru-BY"/>
+        </w:rPr>
+      </w:pPr>
+      <w:r>
+        <w:rPr>
+          <w:rFonts w:ascii="Times New Roman" w:hAnsi="Times New Roman" w:cs="Times New Roman"/>
+          <w:bCs/>
+          <w:iCs/>
+          <w:sz w:val="28"/>
+          <w:szCs w:val="28"/>
+          <w:lang w:val="ru-BY"/>
+        </w:rPr>
+        <w:t xml:space="preserve">    _ = </w:t>
+      </w:r>
+      <w:r>
+        <w:rPr>
+          <w:rFonts w:ascii="Times New Roman" w:hAnsi="Times New Roman" w:cs="Times New Roman"/>
+          <w:bCs/>
+          <w:iCs/>
+          <w:sz w:val="28"/>
+          <w:szCs w:val="28"/>
+          <w:lang w:val="ru-BY"/>
+        </w:rPr>
+        <w:t>np_arr</w:t>
+      </w:r>
+      <w:r>
+        <w:rPr>
+          <w:rFonts w:ascii="Times New Roman" w:hAnsi="Times New Roman" w:cs="Times New Roman"/>
+          <w:bCs/>
+          <w:iCs/>
+          <w:sz w:val="28"/>
+          <w:szCs w:val="28"/>
+          <w:lang w:val="ru-BY"/>
+        </w:rPr>
+        <w:t xml:space="preserve"> * 4</w:t>
+      </w:r>
+    </w:p>
+    <w:p>
+      <w:pPr>
+        <w:tabs>
+          <w:tab w:val="left" w:pos="993"/>
+        </w:tabs>
+        <w:spacing w:after="0" w:line="240" w:lineRule="auto"/>
+        <w:ind w:firstLine="709"/>
+        <w:jc w:val="both"/>
+        <w:rPr>
+          <w:rFonts w:ascii="Times New Roman" w:hAnsi="Times New Roman" w:cs="Times New Roman"/>
+          <w:bCs/>
+          <w:iCs/>
+          <w:sz w:val="28"/>
+          <w:szCs w:val="28"/>
+          <w:lang w:val="ru-BY"/>
+        </w:rPr>
+      </w:pPr>
+      <w:r>
+        <w:rPr>
+          <w:rFonts w:ascii="Times New Roman" w:hAnsi="Times New Roman" w:cs="Times New Roman"/>
+          <w:bCs/>
+          <w:iCs/>
+          <w:sz w:val="28"/>
+          <w:szCs w:val="28"/>
+          <w:lang w:val="ru-BY"/>
+        </w:rPr>
+        <w:t xml:space="preserve">    results_np["*"].append(time.time() - start)</w:t>
+      </w:r>
+    </w:p>
+    <w:p>
+      <w:pPr>
+        <w:tabs>
+          <w:tab w:val="left" w:pos="993"/>
+        </w:tabs>
+        <w:spacing w:after="0" w:line="240" w:lineRule="auto"/>
+        <w:ind w:firstLine="709"/>
+        <w:jc w:val="both"/>
+        <w:rPr>
+          <w:rFonts w:ascii="Times New Roman" w:hAnsi="Times New Roman" w:cs="Times New Roman"/>
+          <w:bCs/>
+          <w:iCs/>
+          <w:sz w:val="28"/>
+          <w:szCs w:val="28"/>
+          <w:lang w:val="ru-BY"/>
+        </w:rPr>
+      </w:pPr>
+    </w:p>
+    <w:p>
+      <w:pPr>
+        <w:tabs>
+          <w:tab w:val="left" w:pos="993"/>
+        </w:tabs>
+        <w:spacing w:after="0" w:line="240" w:lineRule="auto"/>
+        <w:ind w:firstLine="709"/>
+        <w:jc w:val="both"/>
+        <w:rPr>
+          <w:rFonts w:ascii="Times New Roman" w:hAnsi="Times New Roman" w:cs="Times New Roman"/>
+          <w:bCs/>
+          <w:iCs/>
+          <w:sz w:val="28"/>
+          <w:szCs w:val="28"/>
+          <w:lang w:val="ru-BY"/>
+        </w:rPr>
+      </w:pPr>
+      <w:r>
+        <w:rPr>
+          <w:rFonts w:ascii="Times New Roman" w:hAnsi="Times New Roman" w:cs="Times New Roman"/>
+          <w:bCs/>
+          <w:iCs/>
+          <w:sz w:val="28"/>
+          <w:szCs w:val="28"/>
+          <w:lang w:val="ru-BY"/>
+        </w:rPr>
+        <w:t xml:space="preserve">    start = time.time()</w:t>
+      </w:r>
+    </w:p>
+    <w:p>
+      <w:pPr>
+        <w:tabs>
+          <w:tab w:val="left" w:pos="993"/>
+        </w:tabs>
+        <w:spacing w:after="0" w:line="240" w:lineRule="auto"/>
+        <w:ind w:firstLine="709"/>
+        <w:jc w:val="both"/>
+        <w:rPr>
+          <w:rFonts w:ascii="Times New Roman" w:hAnsi="Times New Roman" w:cs="Times New Roman"/>
+          <w:bCs/>
+          <w:iCs/>
+          <w:sz w:val="28"/>
+          <w:szCs w:val="28"/>
+          <w:lang w:val="ru-BY"/>
+        </w:rPr>
+      </w:pPr>
+      <w:r>
+        <w:rPr>
+          <w:rFonts w:ascii="Times New Roman" w:hAnsi="Times New Roman" w:cs="Times New Roman"/>
+          <w:bCs/>
+          <w:iCs/>
+          <w:sz w:val="28"/>
+          <w:szCs w:val="28"/>
+          <w:lang w:val="ru-BY"/>
+        </w:rPr>
+        <w:t xml:space="preserve">    _ = np.log(np_arr)</w:t>
+      </w:r>
+    </w:p>
+    <w:p>
+      <w:pPr>
+        <w:tabs>
+          <w:tab w:val="left" w:pos="993"/>
+        </w:tabs>
+        <w:spacing w:after="0" w:line="240" w:lineRule="auto"/>
+        <w:ind w:firstLine="709"/>
+        <w:jc w:val="both"/>
+        <w:rPr>
+          <w:rFonts w:ascii="Times New Roman" w:hAnsi="Times New Roman" w:cs="Times New Roman"/>
+          <w:bCs/>
+          <w:iCs/>
+          <w:sz w:val="28"/>
+          <w:szCs w:val="28"/>
+          <w:lang w:val="ru-BY"/>
+        </w:rPr>
+      </w:pPr>
+      <w:r>
+        <w:rPr>
+          <w:rFonts w:ascii="Times New Roman" w:hAnsi="Times New Roman" w:cs="Times New Roman"/>
+          <w:bCs/>
+          <w:iCs/>
+          <w:sz w:val="28"/>
+          <w:szCs w:val="28"/>
+          <w:lang w:val="ru-BY"/>
+        </w:rPr>
+        <w:t xml:space="preserve">    results_np["log"].append(time.time() - start)</w:t>
+      </w:r>
+    </w:p>
+    <w:p>
+      <w:pPr>
+        <w:tabs>
+          <w:tab w:val="left" w:pos="993"/>
+        </w:tabs>
+        <w:spacing w:after="0" w:line="240" w:lineRule="auto"/>
+        <w:ind w:firstLine="709"/>
+        <w:jc w:val="both"/>
+        <w:rPr>
+          <w:rFonts w:ascii="Times New Roman" w:hAnsi="Times New Roman" w:cs="Times New Roman"/>
+          <w:bCs/>
+          <w:iCs/>
+          <w:sz w:val="28"/>
+          <w:szCs w:val="28"/>
+          <w:lang w:val="ru-BY"/>
+        </w:rPr>
+      </w:pPr>
+    </w:p>
+    <w:p>
+      <w:pPr>
+        <w:tabs>
+          <w:tab w:val="left" w:pos="993"/>
+        </w:tabs>
+        <w:spacing w:after="0" w:line="240" w:lineRule="auto"/>
+        <w:ind w:firstLine="709"/>
+        <w:jc w:val="both"/>
+        <w:rPr>
+          <w:rFonts w:ascii="Times New Roman" w:hAnsi="Times New Roman" w:cs="Times New Roman"/>
+          <w:bCs/>
+          <w:iCs/>
+          <w:sz w:val="28"/>
+          <w:szCs w:val="28"/>
+          <w:lang w:val="ru-BY"/>
+        </w:rPr>
+      </w:pPr>
+      <w:r>
+        <w:rPr>
+          <w:rFonts w:ascii="Times New Roman" w:hAnsi="Times New Roman" w:cs="Times New Roman"/>
+          <w:bCs/>
+          <w:iCs/>
+          <w:sz w:val="28"/>
+          <w:szCs w:val="28"/>
+          <w:lang w:val="ru-BY"/>
+        </w:rPr>
+        <w:t xml:space="preserve">    start = time.time()</w:t>
+      </w:r>
+    </w:p>
+    <w:p>
+      <w:pPr>
+        <w:tabs>
+          <w:tab w:val="left" w:pos="993"/>
+        </w:tabs>
+        <w:spacing w:after="0" w:line="240" w:lineRule="auto"/>
+        <w:ind w:firstLine="709"/>
+        <w:jc w:val="both"/>
+        <w:rPr>
+          <w:rFonts w:ascii="Times New Roman" w:hAnsi="Times New Roman" w:cs="Times New Roman"/>
+          <w:bCs/>
+          <w:iCs/>
+          <w:sz w:val="28"/>
+          <w:szCs w:val="28"/>
+          <w:lang w:val="ru-BY"/>
+        </w:rPr>
+      </w:pPr>
+      <w:r>
+        <w:rPr>
+          <w:rFonts w:ascii="Times New Roman" w:hAnsi="Times New Roman" w:cs="Times New Roman"/>
+          <w:bCs/>
+          <w:iCs/>
+          <w:sz w:val="28"/>
+          <w:szCs w:val="28"/>
+          <w:lang w:val="ru-BY"/>
+        </w:rPr>
+        <w:lastRenderedPageBreak/>
+        <w:t xml:space="preserve">    _ = np.exp(np_arr / i)</w:t>
+      </w:r>
+    </w:p>
+    <w:p>
+      <w:pPr>
+        <w:tabs>
+          <w:tab w:val="left" w:pos="993"/>
+        </w:tabs>
+        <w:spacing w:after="0" w:line="240" w:lineRule="auto"/>
+        <w:ind w:firstLine="709"/>
+        <w:jc w:val="both"/>
+        <w:rPr>
+          <w:rFonts w:ascii="Times New Roman" w:hAnsi="Times New Roman" w:cs="Times New Roman"/>
+          <w:bCs/>
+          <w:iCs/>
+          <w:sz w:val="28"/>
+          <w:szCs w:val="28"/>
+          <w:lang w:val="ru-BY"/>
+        </w:rPr>
+      </w:pPr>
+      <w:r>
+        <w:rPr>
+          <w:rFonts w:ascii="Times New Roman" w:hAnsi="Times New Roman" w:cs="Times New Roman"/>
+          <w:bCs/>
+          <w:iCs/>
+          <w:sz w:val="28"/>
+          <w:szCs w:val="28"/>
+          <w:lang w:val="ru-BY"/>
+        </w:rPr>
+        <w:t xml:space="preserve">    results_np["exp"].append(time.time() - start)</w:t>
+      </w:r>
+    </w:p>
+    <w:p>
+      <w:pPr>
+        <w:tabs>
+          <w:tab w:val="left" w:pos="993"/>
+        </w:tabs>
+        <w:spacing w:after="0" w:line="240" w:lineRule="auto"/>
+        <w:ind w:firstLine="709"/>
+        <w:jc w:val="both"/>
+        <w:rPr>
+          <w:rFonts w:ascii="Times New Roman" w:hAnsi="Times New Roman" w:cs="Times New Roman"/>
+          <w:bCs/>
+          <w:iCs/>
+          <w:sz w:val="28"/>
+          <w:szCs w:val="28"/>
+          <w:lang w:val="ru-BY"/>
+        </w:rPr>
+      </w:pPr>
+    </w:p>
+    <w:p>
+      <w:pPr>
+        <w:tabs>
+          <w:tab w:val="left" w:pos="993"/>
+        </w:tabs>
+        <w:spacing w:after="0" w:line="240" w:lineRule="auto"/>
+        <w:ind w:firstLine="709"/>
+        <w:jc w:val="both"/>
+        <w:rPr>
+          <w:rFonts w:ascii="Times New Roman" w:hAnsi="Times New Roman" w:cs="Times New Roman"/>
+          <w:bCs/>
+          <w:iCs/>
+          <w:sz w:val="28"/>
+          <w:szCs w:val="28"/>
+          <w:lang w:val="ru-BY"/>
+        </w:rPr>
+      </w:pPr>
+      <w:r>
+        <w:rPr>
+          <w:rFonts w:ascii="Times New Roman" w:hAnsi="Times New Roman" w:cs="Times New Roman"/>
+          <w:bCs/>
+          <w:iCs/>
+          <w:sz w:val="28"/>
+          <w:szCs w:val="28"/>
+          <w:lang w:val="ru-BY"/>
+        </w:rPr>
+        <w:t xml:space="preserve">    #python list</w:t>
+      </w:r>
+    </w:p>
+    <w:p>
+      <w:pPr>
+        <w:tabs>
+          <w:tab w:val="left" w:pos="993"/>
+        </w:tabs>
+        <w:spacing w:after="0" w:line="240" w:lineRule="auto"/>
+        <w:ind w:firstLine="709"/>
+        <w:jc w:val="both"/>
+        <w:rPr>
+          <w:rFonts w:ascii="Times New Roman" w:hAnsi="Times New Roman" w:cs="Times New Roman"/>
+          <w:bCs/>
+          <w:iCs/>
+          <w:sz w:val="28"/>
+          <w:szCs w:val="28"/>
+          <w:lang w:val="ru-BY"/>
+        </w:rPr>
+      </w:pPr>
+      <w:r>
+        <w:rPr>
+          <w:rFonts w:ascii="Times New Roman" w:hAnsi="Times New Roman" w:cs="Times New Roman"/>
+          <w:bCs/>
+          <w:iCs/>
+          <w:sz w:val="28"/>
+          <w:szCs w:val="28"/>
+          <w:lang w:val="ru-BY"/>
+        </w:rPr>
+        <w:t xml:space="preserve">    start = time.time()</w:t>
+      </w:r>
+    </w:p>
+    <w:p>
+      <w:pPr>
+        <w:tabs>
+          <w:tab w:val="left" w:pos="993"/>
+        </w:tabs>
+        <w:spacing w:after="0" w:line="240" w:lineRule="auto"/>
+        <w:ind w:firstLine="709"/>
+        <w:jc w:val="both"/>
+        <w:rPr>
+          <w:rFonts w:ascii="Times New Roman" w:hAnsi="Times New Roman" w:cs="Times New Roman"/>
+          <w:bCs/>
+          <w:iCs/>
+          <w:sz w:val="28"/>
+          <w:szCs w:val="28"/>
+          <w:lang w:val="ru-BY"/>
+        </w:rPr>
+      </w:pPr>
+      <w:r>
+        <w:rPr>
+          <w:rFonts w:ascii="Times New Roman" w:hAnsi="Times New Roman" w:cs="Times New Roman"/>
+          <w:bCs/>
+          <w:iCs/>
+          <w:sz w:val="28"/>
+          <w:szCs w:val="28"/>
+          <w:lang w:val="ru-BY"/>
+        </w:rPr>
+        <w:t xml:space="preserve">    _ = [x + 2 for x in py_list]</w:t>
+      </w:r>
+    </w:p>
+    <w:p>
+      <w:pPr>
+        <w:tabs>
+          <w:tab w:val="left" w:pos="993"/>
+        </w:tabs>
+        <w:spacing w:after="0" w:line="240" w:lineRule="auto"/>
+        <w:ind w:firstLine="709"/>
+        <w:jc w:val="both"/>
+        <w:rPr>
+          <w:rFonts w:ascii="Times New Roman" w:hAnsi="Times New Roman" w:cs="Times New Roman"/>
+          <w:bCs/>
+          <w:iCs/>
+          <w:sz w:val="28"/>
+          <w:szCs w:val="28"/>
+          <w:lang w:val="ru-BY"/>
+        </w:rPr>
+      </w:pPr>
+      <w:r>
+        <w:rPr>
+          <w:rFonts w:ascii="Times New Roman" w:hAnsi="Times New Roman" w:cs="Times New Roman"/>
+          <w:bCs/>
+          <w:iCs/>
+          <w:sz w:val="28"/>
+          <w:szCs w:val="28"/>
+          <w:lang w:val="ru-BY"/>
+        </w:rPr>
+        <w:t xml:space="preserve">    results_py["+"].append(time.time() - start)</w:t>
+      </w:r>
+    </w:p>
+    <w:p>
+      <w:pPr>
+        <w:tabs>
+          <w:tab w:val="left" w:pos="993"/>
+        </w:tabs>
+        <w:spacing w:after="0" w:line="240" w:lineRule="auto"/>
+        <w:ind w:firstLine="709"/>
+        <w:jc w:val="both"/>
+        <w:rPr>
+          <w:rFonts w:ascii="Times New Roman" w:hAnsi="Times New Roman" w:cs="Times New Roman"/>
+          <w:bCs/>
+          <w:iCs/>
+          <w:sz w:val="28"/>
+          <w:szCs w:val="28"/>
+          <w:lang w:val="ru-BY"/>
+        </w:rPr>
+      </w:pPr>
+    </w:p>
+    <w:p>
+      <w:pPr>
+        <w:tabs>
+          <w:tab w:val="left" w:pos="993"/>
+        </w:tabs>
+        <w:spacing w:after="0" w:line="240" w:lineRule="auto"/>
+        <w:ind w:firstLine="709"/>
+        <w:jc w:val="both"/>
+        <w:rPr>
+          <w:rFonts w:ascii="Times New Roman" w:hAnsi="Times New Roman" w:cs="Times New Roman"/>
+          <w:bCs/>
+          <w:iCs/>
+          <w:sz w:val="28"/>
+          <w:szCs w:val="28"/>
+          <w:lang w:val="ru-BY"/>
+        </w:rPr>
+      </w:pPr>
+      <w:r>
+        <w:rPr>
+          <w:rFonts w:ascii="Times New Roman" w:hAnsi="Times New Roman" w:cs="Times New Roman"/>
+          <w:bCs/>
+          <w:iCs/>
+          <w:sz w:val="28"/>
+          <w:szCs w:val="28"/>
+          <w:lang w:val="ru-BY"/>
+        </w:rPr>
+        <w:t xml:space="preserve">    start = time.time()</w:t>
+      </w:r>
+    </w:p>
+    <w:p>
+      <w:pPr>
+        <w:tabs>
+          <w:tab w:val="left" w:pos="993"/>
+        </w:tabs>
+        <w:spacing w:after="0" w:line="240" w:lineRule="auto"/>
+        <w:ind w:firstLine="709"/>
+        <w:jc w:val="both"/>
+        <w:rPr>
+          <w:rFonts w:ascii="Times New Roman" w:hAnsi="Times New Roman" w:cs="Times New Roman"/>
+          <w:bCs/>
+          <w:iCs/>
+          <w:sz w:val="28"/>
+          <w:szCs w:val="28"/>
+          <w:lang w:val="ru-BY"/>
+        </w:rPr>
+      </w:pPr>
+      <w:r>
+        <w:rPr>
+          <w:rFonts w:ascii="Times New Roman" w:hAnsi="Times New Roman" w:cs="Times New Roman"/>
+          <w:bCs/>
+          <w:iCs/>
+          <w:sz w:val="28"/>
+          <w:szCs w:val="28"/>
+          <w:lang w:val="ru-BY"/>
+        </w:rPr>
+        <w:t xml:space="preserve">    _ = [x * 4 for x in py_list]</w:t>
+      </w:r>
+    </w:p>
+    <w:p>
+      <w:pPr>
+        <w:tabs>
+          <w:tab w:val="left" w:pos="993"/>
+        </w:tabs>
+        <w:spacing w:after="0" w:line="240" w:lineRule="auto"/>
+        <w:ind w:firstLine="709"/>
+        <w:jc w:val="both"/>
+        <w:rPr>
+          <w:rFonts w:ascii="Times New Roman" w:hAnsi="Times New Roman" w:cs="Times New Roman"/>
+          <w:bCs/>
+          <w:iCs/>
+          <w:sz w:val="28"/>
+          <w:szCs w:val="28"/>
+          <w:lang w:val="ru-BY"/>
+        </w:rPr>
+      </w:pPr>
+      <w:r>
+        <w:rPr>
+          <w:rFonts w:ascii="Times New Roman" w:hAnsi="Times New Roman" w:cs="Times New Roman"/>
+          <w:bCs/>
+          <w:iCs/>
+          <w:sz w:val="28"/>
+          <w:szCs w:val="28"/>
+          <w:lang w:val="ru-BY"/>
+        </w:rPr>
+        <w:t xml:space="preserve">    results_py["*"].append(time.time() - start)</w:t>
+      </w:r>
+    </w:p>
+    <w:p>
+      <w:pPr>
+        <w:tabs>
+          <w:tab w:val="left" w:pos="993"/>
+        </w:tabs>
+        <w:spacing w:after="0" w:line="240" w:lineRule="auto"/>
+        <w:ind w:firstLine="709"/>
+        <w:jc w:val="both"/>
+        <w:rPr>
+          <w:rFonts w:ascii="Times New Roman" w:hAnsi="Times New Roman" w:cs="Times New Roman"/>
+          <w:bCs/>
+          <w:iCs/>
+          <w:sz w:val="28"/>
+          <w:szCs w:val="28"/>
+          <w:lang w:val="ru-BY"/>
+        </w:rPr>
+      </w:pPr>
+    </w:p>
+    <w:p>
+      <w:pPr>
+        <w:tabs>
+          <w:tab w:val="left" w:pos="993"/>
+        </w:tabs>
+        <w:spacing w:after="0" w:line="240" w:lineRule="auto"/>
+        <w:ind w:firstLine="709"/>
+        <w:jc w:val="both"/>
+        <w:rPr>
+          <w:rFonts w:ascii="Times New Roman" w:hAnsi="Times New Roman" w:cs="Times New Roman"/>
+          <w:bCs/>
+          <w:iCs/>
+          <w:sz w:val="28"/>
+          <w:szCs w:val="28"/>
+          <w:lang w:val="ru-BY"/>
+        </w:rPr>
+      </w:pPr>
+      <w:r>
+        <w:rPr>
+          <w:rFonts w:ascii="Times New Roman" w:hAnsi="Times New Roman" w:cs="Times New Roman"/>
+          <w:bCs/>
+          <w:iCs/>
+          <w:sz w:val="28"/>
+          <w:szCs w:val="28"/>
+          <w:lang w:val="ru-BY"/>
+        </w:rPr>
+        <w:t xml:space="preserve">    start = time.time()</w:t>
+      </w:r>
+    </w:p>
+    <w:p>
+      <w:pPr>
+        <w:tabs>
+          <w:tab w:val="left" w:pos="993"/>
+        </w:tabs>
+        <w:spacing w:after="0" w:line="240" w:lineRule="auto"/>
+        <w:ind w:firstLine="709"/>
+        <w:jc w:val="both"/>
+        <w:rPr>
+          <w:rFonts w:ascii="Times New Roman" w:hAnsi="Times New Roman" w:cs="Times New Roman"/>
+          <w:bCs/>
+          <w:iCs/>
+          <w:sz w:val="28"/>
+          <w:szCs w:val="28"/>
+          <w:lang w:val="ru-BY"/>
+        </w:rPr>
+      </w:pPr>
+      <w:r>
+        <w:rPr>
+          <w:rFonts w:ascii="Times New Roman" w:hAnsi="Times New Roman" w:cs="Times New Roman"/>
+          <w:bCs/>
+          <w:iCs/>
+          <w:sz w:val="28"/>
+          <w:szCs w:val="28"/>
+          <w:lang w:val="ru-BY"/>
+        </w:rPr>
+        <w:t xml:space="preserve">    _ = [log(x) for x in py_list]</w:t>
+      </w:r>
+    </w:p>
+    <w:p>
+      <w:pPr>
+        <w:tabs>
+          <w:tab w:val="left" w:pos="993"/>
+        </w:tabs>
+        <w:spacing w:after="0" w:line="240" w:lineRule="auto"/>
+        <w:ind w:firstLine="709"/>
+        <w:jc w:val="both"/>
+        <w:rPr>
+          <w:rFonts w:ascii="Times New Roman" w:hAnsi="Times New Roman" w:cs="Times New Roman"/>
+          <w:bCs/>
+          <w:iCs/>
+          <w:sz w:val="28"/>
+          <w:szCs w:val="28"/>
+          <w:lang w:val="ru-BY"/>
+        </w:rPr>
+      </w:pPr>
+      <w:r>
+        <w:rPr>
+          <w:rFonts w:ascii="Times New Roman" w:hAnsi="Times New Roman" w:cs="Times New Roman"/>
+          <w:bCs/>
+          <w:iCs/>
+          <w:sz w:val="28"/>
+          <w:szCs w:val="28"/>
+          <w:lang w:val="ru-BY"/>
+        </w:rPr>
+        <w:t xml:space="preserve">    results_py["log"].append(time.time() - start)</w:t>
+      </w:r>
+    </w:p>
+    <w:p>
+      <w:pPr>
+        <w:tabs>
+          <w:tab w:val="left" w:pos="993"/>
+        </w:tabs>
+        <w:spacing w:after="0" w:line="240" w:lineRule="auto"/>
+        <w:ind w:firstLine="709"/>
+        <w:jc w:val="both"/>
+        <w:rPr>
+          <w:rFonts w:ascii="Times New Roman" w:hAnsi="Times New Roman" w:cs="Times New Roman"/>
+          <w:bCs/>
+          <w:iCs/>
+          <w:sz w:val="28"/>
+          <w:szCs w:val="28"/>
+          <w:lang w:val="ru-BY"/>
+        </w:rPr>
+      </w:pPr>
+    </w:p>
+    <w:p>
+      <w:pPr>
+        <w:tabs>
+          <w:tab w:val="left" w:pos="993"/>
+        </w:tabs>
+        <w:spacing w:after="0" w:line="240" w:lineRule="auto"/>
+        <w:ind w:firstLine="709"/>
+        <w:jc w:val="both"/>
+        <w:rPr>
+          <w:rFonts w:ascii="Times New Roman" w:hAnsi="Times New Roman" w:cs="Times New Roman"/>
+          <w:bCs/>
+          <w:iCs/>
+          <w:sz w:val="28"/>
+          <w:szCs w:val="28"/>
+          <w:lang w:val="ru-BY"/>
+        </w:rPr>
+      </w:pPr>
+      <w:r>
+        <w:rPr>
+          <w:rFonts w:ascii="Times New Roman" w:hAnsi="Times New Roman" w:cs="Times New Roman"/>
+          <w:bCs/>
+          <w:iCs/>
+          <w:sz w:val="28"/>
+          <w:szCs w:val="28"/>
+          <w:lang w:val="ru-BY"/>
+        </w:rPr>
+        <w:t xml:space="preserve">    start = time.time()</w:t>
+      </w:r>
+    </w:p>
+    <w:p>
+      <w:pPr>
+        <w:tabs>
+          <w:tab w:val="left" w:pos="993"/>
+        </w:tabs>
+        <w:spacing w:after="0" w:line="240" w:lineRule="auto"/>
+        <w:ind w:firstLine="709"/>
+        <w:jc w:val="both"/>
+        <w:rPr>
+          <w:rFonts w:ascii="Times New Roman" w:hAnsi="Times New Roman" w:cs="Times New Roman"/>
+          <w:bCs/>
+          <w:iCs/>
+          <w:sz w:val="28"/>
+          <w:szCs w:val="28"/>
+          <w:lang w:val="ru-BY"/>
+        </w:rPr>
+      </w:pPr>
+      <w:r>
+        <w:rPr>
+          <w:rFonts w:ascii="Times New Roman" w:hAnsi="Times New Roman" w:cs="Times New Roman"/>
+          <w:bCs/>
+          <w:iCs/>
+          <w:sz w:val="28"/>
+          <w:szCs w:val="28"/>
+          <w:lang w:val="ru-BY"/>
+        </w:rPr>
+        <w:t xml:space="preserve">    _ = [exp(x / i) for x in py_list]</w:t>
+      </w:r>
+    </w:p>
+    <w:p>
+      <w:pPr>
+        <w:tabs>
+          <w:tab w:val="left" w:pos="993"/>
+        </w:tabs>
+        <w:spacing w:after="0" w:line="240" w:lineRule="auto"/>
+        <w:ind w:firstLine="709"/>
+        <w:jc w:val="both"/>
+        <w:rPr>
+          <w:rFonts w:ascii="Times New Roman" w:hAnsi="Times New Roman" w:cs="Times New Roman"/>
+          <w:bCs/>
+          <w:iCs/>
+          <w:sz w:val="28"/>
+          <w:szCs w:val="28"/>
+          <w:lang w:val="ru-BY"/>
+        </w:rPr>
+      </w:pPr>
+      <w:r>
+        <w:rPr>
+          <w:rFonts w:ascii="Times New Roman" w:hAnsi="Times New Roman" w:cs="Times New Roman"/>
+          <w:bCs/>
+          <w:iCs/>
+          <w:sz w:val="28"/>
+          <w:szCs w:val="28"/>
+          <w:lang w:val="ru-BY"/>
+        </w:rPr>
+        <w:t xml:space="preserve">    results_py["exp"].append(time.time() - start)</w:t>
+      </w:r>
+    </w:p>
+    <w:p>
+      <w:pPr>
+        <w:tabs>
+          <w:tab w:val="left" w:pos="993"/>
+        </w:tabs>
+        <w:spacing w:after="0" w:line="240" w:lineRule="auto"/>
+        <w:ind w:firstLine="709"/>
+        <w:jc w:val="both"/>
+        <w:rPr>
+          <w:rFonts w:ascii="Times New Roman" w:hAnsi="Times New Roman" w:cs="Times New Roman"/>
+          <w:bCs/>
+          <w:iCs/>
+          <w:sz w:val="28"/>
+          <w:szCs w:val="28"/>
+          <w:lang w:val="ru-BY"/>
+        </w:rPr>
+      </w:pPr>
+    </w:p>
+    <w:p>
+      <w:pPr>
+        <w:tabs>
+          <w:tab w:val="left" w:pos="993"/>
+        </w:tabs>
+        <w:spacing w:after="0" w:line="240" w:lineRule="auto"/>
+        <w:ind w:firstLine="709"/>
+        <w:jc w:val="both"/>
+        <w:rPr>
+          <w:rFonts w:ascii="Times New Roman" w:hAnsi="Times New Roman" w:cs="Times New Roman"/>
+          <w:bCs/>
+          <w:iCs/>
+          <w:sz w:val="28"/>
+          <w:szCs w:val="28"/>
+        </w:rPr>
+      </w:pPr>
+      <w:r>
+        <w:rPr>
+          <w:rFonts w:ascii="Times New Roman" w:hAnsi="Times New Roman" w:cs="Times New Roman"/>
+          <w:bCs/>
+          <w:iCs/>
+          <w:sz w:val="28"/>
+          <w:szCs w:val="28"/>
+          <w:lang w:val="ru-BY"/>
+        </w:rPr>
+        <w:t xml:space="preserve">При помощи </w:t>
+      </w:r>
+      <w:proofErr w:type="spellStart"/>
+      <w:r>
+        <w:rPr>
+          <w:rFonts w:ascii="Times New Roman" w:hAnsi="Times New Roman" w:cs="Times New Roman"/>
+          <w:bCs/>
+          <w:iCs/>
+          <w:sz w:val="28"/>
+          <w:szCs w:val="28"/>
           <w:lang w:val="en-US"/>
         </w:rPr>
+        <w:t>numpy</w:t>
+      </w:r>
+      <w:proofErr w:type="spellEnd"/>
+      <w:r>
+        <w:rPr>
+          <w:rFonts w:ascii="Times New Roman" w:hAnsi="Times New Roman" w:cs="Times New Roman"/>
+          <w:bCs/>
+          <w:iCs/>
+          <w:sz w:val="28"/>
+          <w:szCs w:val="28"/>
+        </w:rPr>
         <w:t xml:space="preserve"> </w:t>
       </w:r>
       <w:r>
@@ -2792,1061 +3878,337 @@
           <w:sz w:val="28"/>
           <w:szCs w:val="28"/>
         </w:rPr>
-        <w:t>кода основной части:</w:t>
-      </w:r>
-    </w:p>
-    <w:p>
-      <w:pPr>
-        <w:tabs>
-          <w:tab w:val="left" w:pos="993"/>
-        </w:tabs>
-        <w:spacing w:after="0" w:line="240" w:lineRule="auto"/>
-        <w:ind w:firstLine="709"/>
-        <w:jc w:val="both"/>
-        <w:rPr>
-          <w:rFonts w:ascii="Times New Roman" w:hAnsi="Times New Roman" w:cs="Times New Roman"/>
-          <w:bCs/>
-          <w:iCs/>
-          <w:sz w:val="28"/>
-          <w:szCs w:val="28"/>
-          <w:lang w:val="ru-BY"/>
-        </w:rPr>
-      </w:pPr>
-      <w:r>
-        <w:rPr>
-          <w:rFonts w:ascii="Times New Roman" w:hAnsi="Times New Roman" w:cs="Times New Roman"/>
-          <w:bCs/>
-          <w:iCs/>
-          <w:sz w:val="28"/>
-          <w:szCs w:val="28"/>
-          <w:lang w:val="ru-BY"/>
-        </w:rPr>
-        <w:t>for i in sizes:</w:t>
-      </w:r>
-    </w:p>
-    <w:p>
-      <w:pPr>
-        <w:tabs>
-          <w:tab w:val="left" w:pos="993"/>
-        </w:tabs>
-        <w:spacing w:after="0" w:line="240" w:lineRule="auto"/>
-        <w:ind w:firstLine="709"/>
-        <w:jc w:val="both"/>
-        <w:rPr>
-          <w:rFonts w:ascii="Times New Roman" w:hAnsi="Times New Roman" w:cs="Times New Roman"/>
-          <w:bCs/>
-          <w:iCs/>
-          <w:sz w:val="28"/>
-          <w:szCs w:val="28"/>
-          <w:lang w:val="ru-BY"/>
-        </w:rPr>
-      </w:pPr>
-      <w:r>
-        <w:rPr>
-          <w:rFonts w:ascii="Times New Roman" w:hAnsi="Times New Roman" w:cs="Times New Roman"/>
-          <w:bCs/>
-          <w:iCs/>
-          <w:sz w:val="28"/>
-          <w:szCs w:val="28"/>
-          <w:lang w:val="ru-BY"/>
-        </w:rPr>
-        <w:t xml:space="preserve">    np_arr = np.arange(1, i + 1)</w:t>
-      </w:r>
-    </w:p>
-    <w:p>
-      <w:pPr>
-        <w:tabs>
-          <w:tab w:val="left" w:pos="993"/>
-        </w:tabs>
-        <w:spacing w:after="0" w:line="240" w:lineRule="auto"/>
-        <w:ind w:firstLine="709"/>
-        <w:jc w:val="both"/>
-        <w:rPr>
-          <w:rFonts w:ascii="Times New Roman" w:hAnsi="Times New Roman" w:cs="Times New Roman"/>
-          <w:bCs/>
-          <w:iCs/>
-          <w:sz w:val="28"/>
-          <w:szCs w:val="28"/>
-          <w:lang w:val="ru-BY"/>
-        </w:rPr>
-      </w:pPr>
-      <w:r>
-        <w:rPr>
-          <w:rFonts w:ascii="Times New Roman" w:hAnsi="Times New Roman" w:cs="Times New Roman"/>
-          <w:bCs/>
-          <w:iCs/>
-          <w:sz w:val="28"/>
-          <w:szCs w:val="28"/>
-          <w:lang w:val="ru-BY"/>
-        </w:rPr>
-        <w:t xml:space="preserve">    py_list = [j for j in range(1, i+1)]</w:t>
-      </w:r>
-    </w:p>
-    <w:p>
-      <w:pPr>
-        <w:tabs>
-          <w:tab w:val="left" w:pos="993"/>
-        </w:tabs>
-        <w:spacing w:after="0" w:line="240" w:lineRule="auto"/>
-        <w:ind w:firstLine="709"/>
-        <w:jc w:val="both"/>
-        <w:rPr>
-          <w:rFonts w:ascii="Times New Roman" w:hAnsi="Times New Roman" w:cs="Times New Roman"/>
-          <w:bCs/>
-          <w:iCs/>
-          <w:sz w:val="28"/>
-          <w:szCs w:val="28"/>
-          <w:lang w:val="ru-BY"/>
-        </w:rPr>
-      </w:pPr>
-    </w:p>
-    <w:p>
-      <w:pPr>
-        <w:tabs>
-          <w:tab w:val="left" w:pos="993"/>
-        </w:tabs>
-        <w:spacing w:after="0" w:line="240" w:lineRule="auto"/>
-        <w:ind w:firstLine="709"/>
-        <w:jc w:val="both"/>
-        <w:rPr>
-          <w:rFonts w:ascii="Times New Roman" w:hAnsi="Times New Roman" w:cs="Times New Roman"/>
-          <w:bCs/>
-          <w:iCs/>
-          <w:sz w:val="28"/>
-          <w:szCs w:val="28"/>
-          <w:lang w:val="ru-BY"/>
-        </w:rPr>
-      </w:pPr>
-      <w:r>
-        <w:rPr>
-          <w:rFonts w:ascii="Times New Roman" w:hAnsi="Times New Roman" w:cs="Times New Roman"/>
-          <w:bCs/>
-          <w:iCs/>
-          <w:sz w:val="28"/>
-          <w:szCs w:val="28"/>
-          <w:lang w:val="ru-BY"/>
-        </w:rPr>
-        <w:t xml:space="preserve">    #numpy</w:t>
-      </w:r>
-    </w:p>
-    <w:p>
-      <w:pPr>
-        <w:tabs>
-          <w:tab w:val="left" w:pos="993"/>
-        </w:tabs>
-        <w:spacing w:after="0" w:line="240" w:lineRule="auto"/>
-        <w:ind w:firstLine="709"/>
-        <w:jc w:val="both"/>
-        <w:rPr>
-          <w:rFonts w:ascii="Times New Roman" w:hAnsi="Times New Roman" w:cs="Times New Roman"/>
-          <w:bCs/>
-          <w:iCs/>
-          <w:sz w:val="28"/>
-          <w:szCs w:val="28"/>
-          <w:lang w:val="ru-BY"/>
-        </w:rPr>
-      </w:pPr>
-      <w:r>
-        <w:rPr>
-          <w:rFonts w:ascii="Times New Roman" w:hAnsi="Times New Roman" w:cs="Times New Roman"/>
-          <w:bCs/>
-          <w:iCs/>
-          <w:sz w:val="28"/>
-          <w:szCs w:val="28"/>
-          <w:lang w:val="ru-BY"/>
-        </w:rPr>
-        <w:t xml:space="preserve">    start = time.time()</w:t>
-      </w:r>
-    </w:p>
-    <w:p>
-      <w:pPr>
-        <w:tabs>
-          <w:tab w:val="left" w:pos="993"/>
-        </w:tabs>
-        <w:spacing w:after="0" w:line="240" w:lineRule="auto"/>
-        <w:ind w:firstLine="709"/>
-        <w:jc w:val="both"/>
-        <w:rPr>
-          <w:rFonts w:ascii="Times New Roman" w:hAnsi="Times New Roman" w:cs="Times New Roman"/>
-          <w:bCs/>
-          <w:iCs/>
-          <w:sz w:val="28"/>
-          <w:szCs w:val="28"/>
-          <w:lang w:val="ru-BY"/>
-        </w:rPr>
-      </w:pPr>
-      <w:r>
-        <w:rPr>
-          <w:rFonts w:ascii="Times New Roman" w:hAnsi="Times New Roman" w:cs="Times New Roman"/>
-          <w:bCs/>
-          <w:iCs/>
-          <w:sz w:val="28"/>
-          <w:szCs w:val="28"/>
-          <w:lang w:val="ru-BY"/>
-        </w:rPr>
-        <w:t xml:space="preserve">    _ = np_arr + 1</w:t>
-      </w:r>
-    </w:p>
-    <w:p>
-      <w:pPr>
-        <w:tabs>
-          <w:tab w:val="left" w:pos="993"/>
-        </w:tabs>
-        <w:spacing w:after="0" w:line="240" w:lineRule="auto"/>
-        <w:ind w:firstLine="709"/>
-        <w:jc w:val="both"/>
-        <w:rPr>
-          <w:rFonts w:ascii="Times New Roman" w:hAnsi="Times New Roman" w:cs="Times New Roman"/>
-          <w:bCs/>
-          <w:iCs/>
-          <w:sz w:val="28"/>
-          <w:szCs w:val="28"/>
-          <w:lang w:val="ru-BY"/>
-        </w:rPr>
-      </w:pPr>
-      <w:r>
-        <w:rPr>
-          <w:rFonts w:ascii="Times New Roman" w:hAnsi="Times New Roman" w:cs="Times New Roman"/>
-          <w:bCs/>
-          <w:iCs/>
-          <w:sz w:val="28"/>
-          <w:szCs w:val="28"/>
-          <w:lang w:val="ru-BY"/>
-        </w:rPr>
-        <w:t xml:space="preserve">    results_np["+"].append(time.time() - start)</w:t>
-      </w:r>
-    </w:p>
-    <w:p>
-      <w:pPr>
-        <w:tabs>
-          <w:tab w:val="left" w:pos="993"/>
-        </w:tabs>
-        <w:spacing w:after="0" w:line="240" w:lineRule="auto"/>
-        <w:ind w:firstLine="709"/>
-        <w:jc w:val="both"/>
-        <w:rPr>
-          <w:rFonts w:ascii="Times New Roman" w:hAnsi="Times New Roman" w:cs="Times New Roman"/>
-          <w:bCs/>
-          <w:iCs/>
-          <w:sz w:val="28"/>
-          <w:szCs w:val="28"/>
-          <w:lang w:val="ru-BY"/>
-        </w:rPr>
-      </w:pPr>
-    </w:p>
-    <w:p>
-      <w:pPr>
-        <w:tabs>
-          <w:tab w:val="left" w:pos="993"/>
-        </w:tabs>
-        <w:spacing w:after="0" w:line="240" w:lineRule="auto"/>
-        <w:ind w:firstLine="709"/>
-        <w:jc w:val="both"/>
-        <w:rPr>
-          <w:rFonts w:ascii="Times New Roman" w:hAnsi="Times New Roman" w:cs="Times New Roman"/>
-          <w:bCs/>
-          <w:iCs/>
-          <w:sz w:val="28"/>
-          <w:szCs w:val="28"/>
-          <w:lang w:val="ru-BY"/>
-        </w:rPr>
-      </w:pPr>
-      <w:r>
-        <w:rPr>
-          <w:rFonts w:ascii="Times New Roman" w:hAnsi="Times New Roman" w:cs="Times New Roman"/>
-          <w:bCs/>
-          <w:iCs/>
-          <w:sz w:val="28"/>
-          <w:szCs w:val="28"/>
-          <w:lang w:val="ru-BY"/>
-        </w:rPr>
-        <w:t xml:space="preserve">    start = time.time()</w:t>
-      </w:r>
-    </w:p>
-    <w:p>
-      <w:pPr>
-        <w:tabs>
-          <w:tab w:val="left" w:pos="993"/>
-        </w:tabs>
-        <w:spacing w:after="0" w:line="240" w:lineRule="auto"/>
-        <w:ind w:firstLine="709"/>
-        <w:jc w:val="both"/>
-        <w:rPr>
-          <w:rFonts w:ascii="Times New Roman" w:hAnsi="Times New Roman" w:cs="Times New Roman"/>
-          <w:bCs/>
-          <w:iCs/>
-          <w:sz w:val="28"/>
-          <w:szCs w:val="28"/>
-          <w:lang w:val="ru-BY"/>
-        </w:rPr>
-      </w:pPr>
-      <w:r>
-        <w:rPr>
-          <w:rFonts w:ascii="Times New Roman" w:hAnsi="Times New Roman" w:cs="Times New Roman"/>
-          <w:bCs/>
-          <w:iCs/>
-          <w:sz w:val="28"/>
-          <w:szCs w:val="28"/>
-          <w:lang w:val="ru-BY"/>
-        </w:rPr>
-        <w:t xml:space="preserve">    _ = </w:t>
-      </w:r>
-      <w:r>
-        <w:rPr>
-          <w:rFonts w:ascii="Times New Roman" w:hAnsi="Times New Roman" w:cs="Times New Roman"/>
-          <w:bCs/>
-          <w:iCs/>
-          <w:sz w:val="28"/>
-          <w:szCs w:val="28"/>
-          <w:lang w:val="ru-BY"/>
+        <w:t xml:space="preserve">мы можем не создавать циклы, чтобы сделать какое-либо действие с каждым элементом списка. </w:t>
+      </w:r>
+    </w:p>
+    <w:p>
+      <w:pPr>
+        <w:tabs>
+          <w:tab w:val="left" w:pos="993"/>
+        </w:tabs>
+        <w:spacing w:after="0" w:line="240" w:lineRule="auto"/>
+        <w:ind w:firstLine="709"/>
+        <w:jc w:val="both"/>
+        <w:rPr>
+          <w:rFonts w:ascii="Times New Roman" w:hAnsi="Times New Roman" w:cs="Times New Roman"/>
+          <w:bCs/>
+          <w:iCs/>
+          <w:sz w:val="28"/>
+          <w:szCs w:val="28"/>
+        </w:rPr>
+      </w:pPr>
+      <w:r>
+        <w:rPr>
+          <w:rFonts w:ascii="Times New Roman" w:hAnsi="Times New Roman" w:cs="Times New Roman"/>
+          <w:bCs/>
+          <w:iCs/>
+          <w:sz w:val="28"/>
+          <w:szCs w:val="28"/>
+        </w:rPr>
+        <w:t xml:space="preserve">Допустим, посмотрим на первую операцию добавления к каждому элемента списка единицы. Сравним как выглядит это при помощи чистого </w:t>
+      </w:r>
+      <w:r>
+        <w:rPr>
+          <w:rFonts w:ascii="Times New Roman" w:hAnsi="Times New Roman" w:cs="Times New Roman"/>
+          <w:bCs/>
+          <w:iCs/>
+          <w:sz w:val="28"/>
+          <w:szCs w:val="28"/>
+          <w:lang w:val="en-US"/>
+        </w:rPr>
+        <w:t>python</w:t>
+      </w:r>
+      <w:r>
+        <w:rPr>
+          <w:rFonts w:ascii="Times New Roman" w:hAnsi="Times New Roman" w:cs="Times New Roman"/>
+          <w:bCs/>
+          <w:iCs/>
+          <w:sz w:val="28"/>
+          <w:szCs w:val="28"/>
+        </w:rPr>
+        <w:t xml:space="preserve"> </w:t>
+      </w:r>
+      <w:r>
+        <w:rPr>
+          <w:rFonts w:ascii="Times New Roman" w:hAnsi="Times New Roman" w:cs="Times New Roman"/>
+          <w:bCs/>
+          <w:iCs/>
+          <w:sz w:val="28"/>
+          <w:szCs w:val="28"/>
+        </w:rPr>
+        <w:t xml:space="preserve">и библиотеки </w:t>
+      </w:r>
+      <w:proofErr w:type="spellStart"/>
+      <w:r>
+        <w:rPr>
+          <w:rFonts w:ascii="Times New Roman" w:hAnsi="Times New Roman" w:cs="Times New Roman"/>
+          <w:bCs/>
+          <w:iCs/>
+          <w:sz w:val="28"/>
+          <w:szCs w:val="28"/>
+          <w:lang w:val="en-US"/>
+        </w:rPr>
+        <w:t>numpy</w:t>
+      </w:r>
+      <w:proofErr w:type="spellEnd"/>
+      <w:r>
+        <w:rPr>
+          <w:rFonts w:ascii="Times New Roman" w:hAnsi="Times New Roman" w:cs="Times New Roman"/>
+          <w:bCs/>
+          <w:iCs/>
+          <w:sz w:val="28"/>
+          <w:szCs w:val="28"/>
+        </w:rPr>
+        <w:t>.</w:t>
+      </w:r>
+    </w:p>
+    <w:p>
+      <w:pPr>
+        <w:tabs>
+          <w:tab w:val="left" w:pos="993"/>
+        </w:tabs>
+        <w:spacing w:after="0" w:line="240" w:lineRule="auto"/>
+        <w:ind w:firstLine="709"/>
+        <w:jc w:val="both"/>
+        <w:rPr>
+          <w:rFonts w:ascii="Times New Roman" w:hAnsi="Times New Roman" w:cs="Times New Roman"/>
+          <w:bCs/>
+          <w:iCs/>
+          <w:sz w:val="28"/>
+          <w:szCs w:val="28"/>
+        </w:rPr>
+      </w:pPr>
+      <w:r>
+        <w:rPr>
+          <w:rFonts w:ascii="Times New Roman" w:hAnsi="Times New Roman" w:cs="Times New Roman"/>
+          <w:bCs/>
+          <w:iCs/>
+          <w:sz w:val="28"/>
+          <w:szCs w:val="28"/>
+        </w:rPr>
+        <w:t xml:space="preserve">Пример кода на чистом </w:t>
+      </w:r>
+      <w:r>
+        <w:rPr>
+          <w:rFonts w:ascii="Times New Roman" w:hAnsi="Times New Roman" w:cs="Times New Roman"/>
+          <w:bCs/>
+          <w:iCs/>
+          <w:sz w:val="28"/>
+          <w:szCs w:val="28"/>
+          <w:lang w:val="en-US"/>
+        </w:rPr>
+        <w:t>python</w:t>
+      </w:r>
+      <w:r>
+        <w:rPr>
+          <w:rFonts w:ascii="Times New Roman" w:hAnsi="Times New Roman" w:cs="Times New Roman"/>
+          <w:bCs/>
+          <w:iCs/>
+          <w:sz w:val="28"/>
+          <w:szCs w:val="28"/>
+        </w:rPr>
+        <w:t>:</w:t>
+      </w:r>
+    </w:p>
+    <w:p>
+      <w:pPr>
+        <w:tabs>
+          <w:tab w:val="left" w:pos="993"/>
+        </w:tabs>
+        <w:spacing w:after="0" w:line="240" w:lineRule="auto"/>
+        <w:ind w:firstLine="709"/>
+        <w:jc w:val="center"/>
+        <w:rPr>
+          <w:rFonts w:ascii="Times New Roman" w:hAnsi="Times New Roman" w:cs="Times New Roman"/>
+          <w:bCs/>
+          <w:iCs/>
+          <w:sz w:val="28"/>
+          <w:szCs w:val="28"/>
+          <w:lang w:val="ru-BY"/>
+        </w:rPr>
+      </w:pPr>
+      <w:r>
+        <w:rPr>
+          <w:rFonts w:ascii="Times New Roman" w:hAnsi="Times New Roman" w:cs="Times New Roman"/>
+          <w:bCs/>
+          <w:iCs/>
+          <w:sz w:val="28"/>
+          <w:szCs w:val="28"/>
+          <w:lang w:val="ru-BY"/>
+        </w:rPr>
+        <w:t>_ = [x + 2 for x in py_list]</w:t>
+      </w:r>
+    </w:p>
+    <w:p>
+      <w:pPr>
+        <w:tabs>
+          <w:tab w:val="left" w:pos="993"/>
+        </w:tabs>
+        <w:spacing w:after="0" w:line="240" w:lineRule="auto"/>
+        <w:ind w:firstLine="709"/>
+        <w:rPr>
+          <w:rFonts w:ascii="Times New Roman" w:hAnsi="Times New Roman" w:cs="Times New Roman"/>
+          <w:bCs/>
+          <w:iCs/>
+          <w:sz w:val="28"/>
+          <w:szCs w:val="28"/>
+        </w:rPr>
+      </w:pPr>
+      <w:r>
+        <w:rPr>
+          <w:rFonts w:ascii="Times New Roman" w:hAnsi="Times New Roman" w:cs="Times New Roman"/>
+          <w:bCs/>
+          <w:iCs/>
+          <w:sz w:val="28"/>
+          <w:szCs w:val="28"/>
+        </w:rPr>
+        <w:t xml:space="preserve">Пример кода с использованием библиотеки </w:t>
+      </w:r>
+      <w:proofErr w:type="spellStart"/>
+      <w:r>
+        <w:rPr>
+          <w:rFonts w:ascii="Times New Roman" w:hAnsi="Times New Roman" w:cs="Times New Roman"/>
+          <w:bCs/>
+          <w:iCs/>
+          <w:sz w:val="28"/>
+          <w:szCs w:val="28"/>
+          <w:lang w:val="en-US"/>
+        </w:rPr>
+        <w:t>numpy</w:t>
+      </w:r>
+      <w:proofErr w:type="spellEnd"/>
+      <w:r>
+        <w:rPr>
+          <w:rFonts w:ascii="Times New Roman" w:hAnsi="Times New Roman" w:cs="Times New Roman"/>
+          <w:bCs/>
+          <w:iCs/>
+          <w:sz w:val="28"/>
+          <w:szCs w:val="28"/>
+        </w:rPr>
+        <w:t>:</w:t>
+      </w:r>
+    </w:p>
+    <w:p>
+      <w:pPr>
+        <w:tabs>
+          <w:tab w:val="left" w:pos="993"/>
+        </w:tabs>
+        <w:spacing w:after="0" w:line="240" w:lineRule="auto"/>
+        <w:ind w:firstLine="709"/>
+        <w:jc w:val="center"/>
+        <w:rPr>
+          <w:rFonts w:ascii="Times New Roman" w:hAnsi="Times New Roman" w:cs="Times New Roman"/>
+          <w:bCs/>
+          <w:iCs/>
+          <w:sz w:val="28"/>
+          <w:szCs w:val="28"/>
+        </w:rPr>
+      </w:pPr>
+      <w:r>
+        <w:rPr>
+          <w:rFonts w:ascii="Times New Roman" w:hAnsi="Times New Roman" w:cs="Times New Roman"/>
+          <w:bCs/>
+          <w:iCs/>
+          <w:sz w:val="28"/>
+          <w:szCs w:val="28"/>
+        </w:rPr>
+        <w:t xml:space="preserve">_ = </w:t>
+      </w:r>
+      <w:proofErr w:type="spellStart"/>
+      <w:r>
+        <w:rPr>
+          <w:rFonts w:ascii="Times New Roman" w:hAnsi="Times New Roman" w:cs="Times New Roman"/>
+          <w:bCs/>
+          <w:iCs/>
+          <w:sz w:val="28"/>
+          <w:szCs w:val="28"/>
         </w:rPr>
         <w:t>np_arr</w:t>
       </w:r>
-      <w:r>
-        <w:rPr>
-          <w:rFonts w:ascii="Times New Roman" w:hAnsi="Times New Roman" w:cs="Times New Roman"/>
-          <w:bCs/>
-          <w:iCs/>
-          <w:sz w:val="28"/>
-          <w:szCs w:val="28"/>
-          <w:lang w:val="ru-BY"/>
-        </w:rPr>
-        <w:t xml:space="preserve"> * 4</w:t>
-      </w:r>
-    </w:p>
-    <w:p>
-      <w:pPr>
-        <w:tabs>
-          <w:tab w:val="left" w:pos="993"/>
-        </w:tabs>
-        <w:spacing w:after="0" w:line="240" w:lineRule="auto"/>
-        <w:ind w:firstLine="709"/>
-        <w:jc w:val="both"/>
-        <w:rPr>
-          <w:rFonts w:ascii="Times New Roman" w:hAnsi="Times New Roman" w:cs="Times New Roman"/>
-          <w:bCs/>
-          <w:iCs/>
-          <w:sz w:val="28"/>
-          <w:szCs w:val="28"/>
-          <w:lang w:val="ru-BY"/>
-        </w:rPr>
-      </w:pPr>
-      <w:r>
-        <w:rPr>
-          <w:rFonts w:ascii="Times New Roman" w:hAnsi="Times New Roman" w:cs="Times New Roman"/>
-          <w:bCs/>
-          <w:iCs/>
-          <w:sz w:val="28"/>
-          <w:szCs w:val="28"/>
-          <w:lang w:val="ru-BY"/>
-        </w:rPr>
-        <w:t xml:space="preserve">    results_np["*"].append(time.time() - start)</w:t>
-      </w:r>
-    </w:p>
-    <w:p>
-      <w:pPr>
-        <w:tabs>
-          <w:tab w:val="left" w:pos="993"/>
-        </w:tabs>
-        <w:spacing w:after="0" w:line="240" w:lineRule="auto"/>
-        <w:ind w:firstLine="709"/>
-        <w:jc w:val="both"/>
-        <w:rPr>
-          <w:rFonts w:ascii="Times New Roman" w:hAnsi="Times New Roman" w:cs="Times New Roman"/>
-          <w:bCs/>
-          <w:iCs/>
-          <w:sz w:val="28"/>
-          <w:szCs w:val="28"/>
-          <w:lang w:val="ru-BY"/>
-        </w:rPr>
-      </w:pPr>
-    </w:p>
-    <w:p>
-      <w:pPr>
-        <w:tabs>
-          <w:tab w:val="left" w:pos="993"/>
-        </w:tabs>
-        <w:spacing w:after="0" w:line="240" w:lineRule="auto"/>
-        <w:ind w:firstLine="709"/>
-        <w:jc w:val="both"/>
-        <w:rPr>
-          <w:rFonts w:ascii="Times New Roman" w:hAnsi="Times New Roman" w:cs="Times New Roman"/>
-          <w:bCs/>
-          <w:iCs/>
-          <w:sz w:val="28"/>
-          <w:szCs w:val="28"/>
-          <w:lang w:val="ru-BY"/>
-        </w:rPr>
-      </w:pPr>
-      <w:r>
-        <w:rPr>
-          <w:rFonts w:ascii="Times New Roman" w:hAnsi="Times New Roman" w:cs="Times New Roman"/>
-          <w:bCs/>
-          <w:iCs/>
-          <w:sz w:val="28"/>
-          <w:szCs w:val="28"/>
-          <w:lang w:val="ru-BY"/>
-        </w:rPr>
-        <w:t xml:space="preserve">    start = time.time()</w:t>
-      </w:r>
-    </w:p>
-    <w:p>
-      <w:pPr>
-        <w:tabs>
-          <w:tab w:val="left" w:pos="993"/>
-        </w:tabs>
-        <w:spacing w:after="0" w:line="240" w:lineRule="auto"/>
-        <w:ind w:firstLine="709"/>
-        <w:jc w:val="both"/>
-        <w:rPr>
-          <w:rFonts w:ascii="Times New Roman" w:hAnsi="Times New Roman" w:cs="Times New Roman"/>
-          <w:bCs/>
-          <w:iCs/>
-          <w:sz w:val="28"/>
-          <w:szCs w:val="28"/>
-          <w:lang w:val="ru-BY"/>
-        </w:rPr>
-      </w:pPr>
-      <w:r>
-        <w:rPr>
-          <w:rFonts w:ascii="Times New Roman" w:hAnsi="Times New Roman" w:cs="Times New Roman"/>
-          <w:bCs/>
-          <w:iCs/>
-          <w:sz w:val="28"/>
-          <w:szCs w:val="28"/>
-          <w:lang w:val="ru-BY"/>
-        </w:rPr>
-        <w:t xml:space="preserve">    _ = np.log(np_arr)</w:t>
-      </w:r>
-    </w:p>
-    <w:p>
-      <w:pPr>
-        <w:tabs>
-          <w:tab w:val="left" w:pos="993"/>
-        </w:tabs>
-        <w:spacing w:after="0" w:line="240" w:lineRule="auto"/>
-        <w:ind w:firstLine="709"/>
-        <w:jc w:val="both"/>
-        <w:rPr>
-          <w:rFonts w:ascii="Times New Roman" w:hAnsi="Times New Roman" w:cs="Times New Roman"/>
-          <w:bCs/>
-          <w:iCs/>
-          <w:sz w:val="28"/>
-          <w:szCs w:val="28"/>
-          <w:lang w:val="ru-BY"/>
-        </w:rPr>
-      </w:pPr>
-      <w:r>
-        <w:rPr>
-          <w:rFonts w:ascii="Times New Roman" w:hAnsi="Times New Roman" w:cs="Times New Roman"/>
-          <w:bCs/>
-          <w:iCs/>
-          <w:sz w:val="28"/>
-          <w:szCs w:val="28"/>
-          <w:lang w:val="ru-BY"/>
-        </w:rPr>
-        <w:t xml:space="preserve">    results_np["log"].append(time.time() - start)</w:t>
-      </w:r>
-    </w:p>
-    <w:p>
-      <w:pPr>
-        <w:tabs>
-          <w:tab w:val="left" w:pos="993"/>
-        </w:tabs>
-        <w:spacing w:after="0" w:line="240" w:lineRule="auto"/>
-        <w:ind w:firstLine="709"/>
-        <w:jc w:val="both"/>
-        <w:rPr>
-          <w:rFonts w:ascii="Times New Roman" w:hAnsi="Times New Roman" w:cs="Times New Roman"/>
-          <w:bCs/>
-          <w:iCs/>
-          <w:sz w:val="28"/>
-          <w:szCs w:val="28"/>
-          <w:lang w:val="ru-BY"/>
-        </w:rPr>
-      </w:pPr>
-    </w:p>
-    <w:p>
-      <w:pPr>
-        <w:tabs>
-          <w:tab w:val="left" w:pos="993"/>
-        </w:tabs>
-        <w:spacing w:after="0" w:line="240" w:lineRule="auto"/>
-        <w:ind w:firstLine="709"/>
-        <w:jc w:val="both"/>
-        <w:rPr>
-          <w:rFonts w:ascii="Times New Roman" w:hAnsi="Times New Roman" w:cs="Times New Roman"/>
-          <w:bCs/>
-          <w:iCs/>
-          <w:sz w:val="28"/>
-          <w:szCs w:val="28"/>
-          <w:lang w:val="ru-BY"/>
-        </w:rPr>
-      </w:pPr>
-      <w:r>
-        <w:rPr>
-          <w:rFonts w:ascii="Times New Roman" w:hAnsi="Times New Roman" w:cs="Times New Roman"/>
-          <w:bCs/>
-          <w:iCs/>
-          <w:sz w:val="28"/>
-          <w:szCs w:val="28"/>
-          <w:lang w:val="ru-BY"/>
-        </w:rPr>
-        <w:t xml:space="preserve">    start = time.time()</w:t>
-      </w:r>
-    </w:p>
-    <w:p>
-      <w:pPr>
-        <w:tabs>
-          <w:tab w:val="left" w:pos="993"/>
-        </w:tabs>
-        <w:spacing w:after="0" w:line="240" w:lineRule="auto"/>
-        <w:ind w:firstLine="709"/>
-        <w:jc w:val="both"/>
-        <w:rPr>
-          <w:rFonts w:ascii="Times New Roman" w:hAnsi="Times New Roman" w:cs="Times New Roman"/>
-          <w:bCs/>
-          <w:iCs/>
-          <w:sz w:val="28"/>
-          <w:szCs w:val="28"/>
-          <w:lang w:val="ru-BY"/>
-        </w:rPr>
-      </w:pPr>
-      <w:r>
-        <w:rPr>
-          <w:rFonts w:ascii="Times New Roman" w:hAnsi="Times New Roman" w:cs="Times New Roman"/>
-          <w:bCs/>
-          <w:iCs/>
-          <w:sz w:val="28"/>
-          <w:szCs w:val="28"/>
-          <w:lang w:val="ru-BY"/>
-        </w:rPr>
-        <w:t xml:space="preserve">    _ = np.exp(np_arr / i)</w:t>
-      </w:r>
-    </w:p>
-    <w:p>
-      <w:pPr>
-        <w:tabs>
-          <w:tab w:val="left" w:pos="993"/>
-        </w:tabs>
-        <w:spacing w:after="0" w:line="240" w:lineRule="auto"/>
-        <w:ind w:firstLine="709"/>
-        <w:jc w:val="both"/>
-        <w:rPr>
-          <w:rFonts w:ascii="Times New Roman" w:hAnsi="Times New Roman" w:cs="Times New Roman"/>
-          <w:bCs/>
-          <w:iCs/>
-          <w:sz w:val="28"/>
-          <w:szCs w:val="28"/>
-          <w:lang w:val="ru-BY"/>
-        </w:rPr>
-      </w:pPr>
-      <w:r>
-        <w:rPr>
-          <w:rFonts w:ascii="Times New Roman" w:hAnsi="Times New Roman" w:cs="Times New Roman"/>
-          <w:bCs/>
-          <w:iCs/>
-          <w:sz w:val="28"/>
-          <w:szCs w:val="28"/>
-          <w:lang w:val="ru-BY"/>
-        </w:rPr>
-        <w:t xml:space="preserve">    results_np["exp"].append(time.time() - start)</w:t>
-      </w:r>
-    </w:p>
-    <w:p>
-      <w:pPr>
-        <w:tabs>
-          <w:tab w:val="left" w:pos="993"/>
-        </w:tabs>
-        <w:spacing w:after="0" w:line="240" w:lineRule="auto"/>
-        <w:ind w:firstLine="709"/>
-        <w:jc w:val="both"/>
-        <w:rPr>
-          <w:rFonts w:ascii="Times New Roman" w:hAnsi="Times New Roman" w:cs="Times New Roman"/>
-          <w:bCs/>
-          <w:iCs/>
-          <w:sz w:val="28"/>
-          <w:szCs w:val="28"/>
-          <w:lang w:val="ru-BY"/>
-        </w:rPr>
-      </w:pPr>
-    </w:p>
-    <w:p>
-      <w:pPr>
-        <w:tabs>
-          <w:tab w:val="left" w:pos="993"/>
-        </w:tabs>
-        <w:spacing w:after="0" w:line="240" w:lineRule="auto"/>
-        <w:ind w:firstLine="709"/>
-        <w:jc w:val="both"/>
-        <w:rPr>
-          <w:rFonts w:ascii="Times New Roman" w:hAnsi="Times New Roman" w:cs="Times New Roman"/>
-          <w:bCs/>
-          <w:iCs/>
-          <w:sz w:val="28"/>
-          <w:szCs w:val="28"/>
-          <w:lang w:val="ru-BY"/>
-        </w:rPr>
-      </w:pPr>
-      <w:r>
-        <w:rPr>
-          <w:rFonts w:ascii="Times New Roman" w:hAnsi="Times New Roman" w:cs="Times New Roman"/>
-          <w:bCs/>
-          <w:iCs/>
-          <w:sz w:val="28"/>
-          <w:szCs w:val="28"/>
-          <w:lang w:val="ru-BY"/>
-        </w:rPr>
-        <w:t xml:space="preserve">    #python list</w:t>
-      </w:r>
-    </w:p>
-    <w:p>
-      <w:pPr>
-        <w:tabs>
-          <w:tab w:val="left" w:pos="993"/>
-        </w:tabs>
-        <w:spacing w:after="0" w:line="240" w:lineRule="auto"/>
-        <w:ind w:firstLine="709"/>
-        <w:jc w:val="both"/>
-        <w:rPr>
-          <w:rFonts w:ascii="Times New Roman" w:hAnsi="Times New Roman" w:cs="Times New Roman"/>
-          <w:bCs/>
-          <w:iCs/>
-          <w:sz w:val="28"/>
-          <w:szCs w:val="28"/>
-          <w:lang w:val="ru-BY"/>
-        </w:rPr>
-      </w:pPr>
-      <w:r>
-        <w:rPr>
-          <w:rFonts w:ascii="Times New Roman" w:hAnsi="Times New Roman" w:cs="Times New Roman"/>
-          <w:bCs/>
-          <w:iCs/>
-          <w:sz w:val="28"/>
-          <w:szCs w:val="28"/>
-          <w:lang w:val="ru-BY"/>
-        </w:rPr>
-        <w:t xml:space="preserve">    start = time.time()</w:t>
-      </w:r>
-    </w:p>
-    <w:p>
-      <w:pPr>
-        <w:tabs>
-          <w:tab w:val="left" w:pos="993"/>
-        </w:tabs>
-        <w:spacing w:after="0" w:line="240" w:lineRule="auto"/>
-        <w:ind w:firstLine="709"/>
-        <w:jc w:val="both"/>
-        <w:rPr>
-          <w:rFonts w:ascii="Times New Roman" w:hAnsi="Times New Roman" w:cs="Times New Roman"/>
-          <w:bCs/>
-          <w:iCs/>
-          <w:sz w:val="28"/>
-          <w:szCs w:val="28"/>
-          <w:lang w:val="ru-BY"/>
-        </w:rPr>
-      </w:pPr>
-      <w:r>
-        <w:rPr>
-          <w:rFonts w:ascii="Times New Roman" w:hAnsi="Times New Roman" w:cs="Times New Roman"/>
-          <w:bCs/>
-          <w:iCs/>
-          <w:sz w:val="28"/>
-          <w:szCs w:val="28"/>
-          <w:lang w:val="ru-BY"/>
-        </w:rPr>
-        <w:lastRenderedPageBreak/>
-        <w:t xml:space="preserve">    _ = [x + 2 for x in py_list]</w:t>
-      </w:r>
-    </w:p>
-    <w:p>
-      <w:pPr>
-        <w:tabs>
-          <w:tab w:val="left" w:pos="993"/>
-        </w:tabs>
-        <w:spacing w:after="0" w:line="240" w:lineRule="auto"/>
-        <w:ind w:firstLine="709"/>
-        <w:jc w:val="both"/>
-        <w:rPr>
-          <w:rFonts w:ascii="Times New Roman" w:hAnsi="Times New Roman" w:cs="Times New Roman"/>
-          <w:bCs/>
-          <w:iCs/>
-          <w:sz w:val="28"/>
-          <w:szCs w:val="28"/>
-          <w:lang w:val="ru-BY"/>
-        </w:rPr>
-      </w:pPr>
-      <w:r>
-        <w:rPr>
-          <w:rFonts w:ascii="Times New Roman" w:hAnsi="Times New Roman" w:cs="Times New Roman"/>
-          <w:bCs/>
-          <w:iCs/>
-          <w:sz w:val="28"/>
-          <w:szCs w:val="28"/>
-          <w:lang w:val="ru-BY"/>
-        </w:rPr>
-        <w:t xml:space="preserve">    results_py["+"].append(time.time() - start)</w:t>
-      </w:r>
-    </w:p>
-    <w:p>
-      <w:pPr>
-        <w:tabs>
-          <w:tab w:val="left" w:pos="993"/>
-        </w:tabs>
-        <w:spacing w:after="0" w:line="240" w:lineRule="auto"/>
-        <w:ind w:firstLine="709"/>
-        <w:jc w:val="both"/>
-        <w:rPr>
-          <w:rFonts w:ascii="Times New Roman" w:hAnsi="Times New Roman" w:cs="Times New Roman"/>
-          <w:bCs/>
-          <w:iCs/>
-          <w:sz w:val="28"/>
-          <w:szCs w:val="28"/>
-          <w:lang w:val="ru-BY"/>
-        </w:rPr>
-      </w:pPr>
-    </w:p>
-    <w:p>
-      <w:pPr>
-        <w:tabs>
-          <w:tab w:val="left" w:pos="993"/>
-        </w:tabs>
-        <w:spacing w:after="0" w:line="240" w:lineRule="auto"/>
-        <w:ind w:firstLine="709"/>
-        <w:jc w:val="both"/>
-        <w:rPr>
-          <w:rFonts w:ascii="Times New Roman" w:hAnsi="Times New Roman" w:cs="Times New Roman"/>
-          <w:bCs/>
-          <w:iCs/>
-          <w:sz w:val="28"/>
-          <w:szCs w:val="28"/>
-          <w:lang w:val="ru-BY"/>
-        </w:rPr>
-      </w:pPr>
-      <w:r>
-        <w:rPr>
-          <w:rFonts w:ascii="Times New Roman" w:hAnsi="Times New Roman" w:cs="Times New Roman"/>
-          <w:bCs/>
-          <w:iCs/>
-          <w:sz w:val="28"/>
-          <w:szCs w:val="28"/>
-          <w:lang w:val="ru-BY"/>
-        </w:rPr>
-        <w:t xml:space="preserve">    start = time.time()</w:t>
-      </w:r>
-    </w:p>
-    <w:p>
-      <w:pPr>
-        <w:tabs>
-          <w:tab w:val="left" w:pos="993"/>
-        </w:tabs>
-        <w:spacing w:after="0" w:line="240" w:lineRule="auto"/>
-        <w:ind w:firstLine="709"/>
-        <w:jc w:val="both"/>
-        <w:rPr>
-          <w:rFonts w:ascii="Times New Roman" w:hAnsi="Times New Roman" w:cs="Times New Roman"/>
-          <w:bCs/>
-          <w:iCs/>
-          <w:sz w:val="28"/>
-          <w:szCs w:val="28"/>
-          <w:lang w:val="ru-BY"/>
-        </w:rPr>
-      </w:pPr>
-      <w:r>
-        <w:rPr>
-          <w:rFonts w:ascii="Times New Roman" w:hAnsi="Times New Roman" w:cs="Times New Roman"/>
-          <w:bCs/>
-          <w:iCs/>
-          <w:sz w:val="28"/>
-          <w:szCs w:val="28"/>
-          <w:lang w:val="ru-BY"/>
-        </w:rPr>
-        <w:t xml:space="preserve">    _ = [x * 4 for x in py_list]</w:t>
-      </w:r>
-    </w:p>
-    <w:p>
-      <w:pPr>
-        <w:tabs>
-          <w:tab w:val="left" w:pos="993"/>
-        </w:tabs>
-        <w:spacing w:after="0" w:line="240" w:lineRule="auto"/>
-        <w:ind w:firstLine="709"/>
-        <w:jc w:val="both"/>
-        <w:rPr>
-          <w:rFonts w:ascii="Times New Roman" w:hAnsi="Times New Roman" w:cs="Times New Roman"/>
-          <w:bCs/>
-          <w:iCs/>
-          <w:sz w:val="28"/>
-          <w:szCs w:val="28"/>
-          <w:lang w:val="ru-BY"/>
-        </w:rPr>
-      </w:pPr>
-      <w:r>
-        <w:rPr>
-          <w:rFonts w:ascii="Times New Roman" w:hAnsi="Times New Roman" w:cs="Times New Roman"/>
-          <w:bCs/>
-          <w:iCs/>
-          <w:sz w:val="28"/>
-          <w:szCs w:val="28"/>
-          <w:lang w:val="ru-BY"/>
-        </w:rPr>
-        <w:t xml:space="preserve">    results_py["*"].append(time.time() - start)</w:t>
-      </w:r>
-    </w:p>
-    <w:p>
-      <w:pPr>
-        <w:tabs>
-          <w:tab w:val="left" w:pos="993"/>
-        </w:tabs>
-        <w:spacing w:after="0" w:line="240" w:lineRule="auto"/>
-        <w:ind w:firstLine="709"/>
-        <w:jc w:val="both"/>
-        <w:rPr>
-          <w:rFonts w:ascii="Times New Roman" w:hAnsi="Times New Roman" w:cs="Times New Roman"/>
-          <w:bCs/>
-          <w:iCs/>
-          <w:sz w:val="28"/>
-          <w:szCs w:val="28"/>
-          <w:lang w:val="ru-BY"/>
-        </w:rPr>
-      </w:pPr>
-    </w:p>
-    <w:p>
-      <w:pPr>
-        <w:tabs>
-          <w:tab w:val="left" w:pos="993"/>
-        </w:tabs>
-        <w:spacing w:after="0" w:line="240" w:lineRule="auto"/>
-        <w:ind w:firstLine="709"/>
-        <w:jc w:val="both"/>
-        <w:rPr>
-          <w:rFonts w:ascii="Times New Roman" w:hAnsi="Times New Roman" w:cs="Times New Roman"/>
-          <w:bCs/>
-          <w:iCs/>
-          <w:sz w:val="28"/>
-          <w:szCs w:val="28"/>
-          <w:lang w:val="ru-BY"/>
-        </w:rPr>
-      </w:pPr>
-      <w:r>
-        <w:rPr>
-          <w:rFonts w:ascii="Times New Roman" w:hAnsi="Times New Roman" w:cs="Times New Roman"/>
-          <w:bCs/>
-          <w:iCs/>
-          <w:sz w:val="28"/>
-          <w:szCs w:val="28"/>
-          <w:lang w:val="ru-BY"/>
-        </w:rPr>
-        <w:t xml:space="preserve">    start = time.time()</w:t>
-      </w:r>
-    </w:p>
-    <w:p>
-      <w:pPr>
-        <w:tabs>
-          <w:tab w:val="left" w:pos="993"/>
-        </w:tabs>
-        <w:spacing w:after="0" w:line="240" w:lineRule="auto"/>
-        <w:ind w:firstLine="709"/>
-        <w:jc w:val="both"/>
-        <w:rPr>
-          <w:rFonts w:ascii="Times New Roman" w:hAnsi="Times New Roman" w:cs="Times New Roman"/>
-          <w:bCs/>
-          <w:iCs/>
-          <w:sz w:val="28"/>
-          <w:szCs w:val="28"/>
-          <w:lang w:val="ru-BY"/>
-        </w:rPr>
-      </w:pPr>
-      <w:r>
-        <w:rPr>
-          <w:rFonts w:ascii="Times New Roman" w:hAnsi="Times New Roman" w:cs="Times New Roman"/>
-          <w:bCs/>
-          <w:iCs/>
-          <w:sz w:val="28"/>
-          <w:szCs w:val="28"/>
-          <w:lang w:val="ru-BY"/>
-        </w:rPr>
-        <w:t xml:space="preserve">    _ = [log(x) for x in py_list]</w:t>
-      </w:r>
-    </w:p>
-    <w:p>
-      <w:pPr>
-        <w:tabs>
-          <w:tab w:val="left" w:pos="993"/>
-        </w:tabs>
-        <w:spacing w:after="0" w:line="240" w:lineRule="auto"/>
-        <w:ind w:firstLine="709"/>
-        <w:jc w:val="both"/>
-        <w:rPr>
-          <w:rFonts w:ascii="Times New Roman" w:hAnsi="Times New Roman" w:cs="Times New Roman"/>
-          <w:bCs/>
-          <w:iCs/>
-          <w:sz w:val="28"/>
-          <w:szCs w:val="28"/>
-          <w:lang w:val="ru-BY"/>
-        </w:rPr>
-      </w:pPr>
-      <w:r>
-        <w:rPr>
-          <w:rFonts w:ascii="Times New Roman" w:hAnsi="Times New Roman" w:cs="Times New Roman"/>
-          <w:bCs/>
-          <w:iCs/>
-          <w:sz w:val="28"/>
-          <w:szCs w:val="28"/>
-          <w:lang w:val="ru-BY"/>
-        </w:rPr>
-        <w:t xml:space="preserve">    results_py["log"].append(time.time() - start)</w:t>
-      </w:r>
-    </w:p>
-    <w:p>
-      <w:pPr>
-        <w:tabs>
-          <w:tab w:val="left" w:pos="993"/>
-        </w:tabs>
-        <w:spacing w:after="0" w:line="240" w:lineRule="auto"/>
-        <w:ind w:firstLine="709"/>
-        <w:jc w:val="both"/>
-        <w:rPr>
-          <w:rFonts w:ascii="Times New Roman" w:hAnsi="Times New Roman" w:cs="Times New Roman"/>
-          <w:bCs/>
-          <w:iCs/>
-          <w:sz w:val="28"/>
-          <w:szCs w:val="28"/>
-          <w:lang w:val="ru-BY"/>
-        </w:rPr>
-      </w:pPr>
-    </w:p>
-    <w:p>
-      <w:pPr>
-        <w:tabs>
-          <w:tab w:val="left" w:pos="993"/>
-        </w:tabs>
-        <w:spacing w:after="0" w:line="240" w:lineRule="auto"/>
-        <w:ind w:firstLine="709"/>
-        <w:jc w:val="both"/>
-        <w:rPr>
-          <w:rFonts w:ascii="Times New Roman" w:hAnsi="Times New Roman" w:cs="Times New Roman"/>
-          <w:bCs/>
-          <w:iCs/>
-          <w:sz w:val="28"/>
-          <w:szCs w:val="28"/>
-          <w:lang w:val="ru-BY"/>
-        </w:rPr>
-      </w:pPr>
-      <w:r>
-        <w:rPr>
-          <w:rFonts w:ascii="Times New Roman" w:hAnsi="Times New Roman" w:cs="Times New Roman"/>
-          <w:bCs/>
-          <w:iCs/>
-          <w:sz w:val="28"/>
-          <w:szCs w:val="28"/>
-          <w:lang w:val="ru-BY"/>
-        </w:rPr>
-        <w:t xml:space="preserve">    start = time.time()</w:t>
-      </w:r>
-    </w:p>
-    <w:p>
-      <w:pPr>
-        <w:tabs>
-          <w:tab w:val="left" w:pos="993"/>
-        </w:tabs>
-        <w:spacing w:after="0" w:line="240" w:lineRule="auto"/>
-        <w:ind w:firstLine="709"/>
-        <w:jc w:val="both"/>
-        <w:rPr>
-          <w:rFonts w:ascii="Times New Roman" w:hAnsi="Times New Roman" w:cs="Times New Roman"/>
-          <w:bCs/>
-          <w:iCs/>
-          <w:sz w:val="28"/>
-          <w:szCs w:val="28"/>
-          <w:lang w:val="ru-BY"/>
-        </w:rPr>
-      </w:pPr>
-      <w:r>
-        <w:rPr>
-          <w:rFonts w:ascii="Times New Roman" w:hAnsi="Times New Roman" w:cs="Times New Roman"/>
-          <w:bCs/>
-          <w:iCs/>
-          <w:sz w:val="28"/>
-          <w:szCs w:val="28"/>
-          <w:lang w:val="ru-BY"/>
-        </w:rPr>
-        <w:t xml:space="preserve">    _ = [exp(x / i) for x in py_list]</w:t>
-      </w:r>
-    </w:p>
-    <w:p>
-      <w:pPr>
-        <w:tabs>
-          <w:tab w:val="left" w:pos="993"/>
-        </w:tabs>
-        <w:spacing w:after="0" w:line="240" w:lineRule="auto"/>
-        <w:ind w:firstLine="709"/>
-        <w:jc w:val="both"/>
-        <w:rPr>
-          <w:rFonts w:ascii="Times New Roman" w:hAnsi="Times New Roman" w:cs="Times New Roman"/>
-          <w:bCs/>
-          <w:iCs/>
-          <w:sz w:val="28"/>
-          <w:szCs w:val="28"/>
-          <w:lang w:val="ru-BY"/>
-        </w:rPr>
-      </w:pPr>
-      <w:r>
-        <w:rPr>
-          <w:rFonts w:ascii="Times New Roman" w:hAnsi="Times New Roman" w:cs="Times New Roman"/>
-          <w:bCs/>
-          <w:iCs/>
-          <w:sz w:val="28"/>
-          <w:szCs w:val="28"/>
-          <w:lang w:val="ru-BY"/>
-        </w:rPr>
-        <w:t xml:space="preserve">    results_py["exp"].append(time.time() - start)</w:t>
-      </w:r>
-    </w:p>
-    <w:p>
-      <w:pPr>
-        <w:tabs>
-          <w:tab w:val="left" w:pos="993"/>
-        </w:tabs>
-        <w:spacing w:after="0" w:line="240" w:lineRule="auto"/>
-        <w:ind w:firstLine="709"/>
-        <w:jc w:val="both"/>
-        <w:rPr>
-          <w:rFonts w:ascii="Times New Roman" w:hAnsi="Times New Roman" w:cs="Times New Roman"/>
-          <w:bCs/>
-          <w:iCs/>
-          <w:sz w:val="28"/>
-          <w:szCs w:val="28"/>
-          <w:lang w:val="ru-BY"/>
-        </w:rPr>
-      </w:pPr>
-    </w:p>
-    <w:p>
-      <w:pPr>
-        <w:tabs>
-          <w:tab w:val="left" w:pos="993"/>
-        </w:tabs>
-        <w:spacing w:after="0" w:line="240" w:lineRule="auto"/>
-        <w:ind w:firstLine="709"/>
-        <w:jc w:val="both"/>
-        <w:rPr>
-          <w:rFonts w:ascii="Times New Roman" w:hAnsi="Times New Roman" w:cs="Times New Roman"/>
-          <w:bCs/>
-          <w:iCs/>
-          <w:sz w:val="28"/>
-          <w:szCs w:val="28"/>
-        </w:rPr>
-      </w:pPr>
-      <w:r>
-        <w:rPr>
-          <w:rFonts w:ascii="Times New Roman" w:hAnsi="Times New Roman" w:cs="Times New Roman"/>
-          <w:bCs/>
-          <w:iCs/>
-          <w:sz w:val="28"/>
-          <w:szCs w:val="28"/>
-          <w:lang w:val="ru-BY"/>
-        </w:rPr>
-        <w:t xml:space="preserve">При помощи </w:t>
+      <w:proofErr w:type="spellEnd"/>
+      <w:r>
+        <w:rPr>
+          <w:rFonts w:ascii="Times New Roman" w:hAnsi="Times New Roman" w:cs="Times New Roman"/>
+          <w:bCs/>
+          <w:iCs/>
+          <w:sz w:val="28"/>
+          <w:szCs w:val="28"/>
+        </w:rPr>
+        <w:t xml:space="preserve"> + 1</w:t>
+      </w:r>
+    </w:p>
+    <w:p>
+      <w:pPr>
+        <w:tabs>
+          <w:tab w:val="left" w:pos="993"/>
+        </w:tabs>
+        <w:spacing w:after="0" w:line="240" w:lineRule="auto"/>
+        <w:ind w:firstLine="709"/>
+        <w:jc w:val="both"/>
+        <w:rPr>
+          <w:rFonts w:ascii="Times New Roman" w:hAnsi="Times New Roman" w:cs="Times New Roman"/>
+          <w:bCs/>
+          <w:iCs/>
+          <w:sz w:val="28"/>
+          <w:szCs w:val="28"/>
+        </w:rPr>
+      </w:pPr>
+      <w:r>
+        <w:rPr>
+          <w:rFonts w:ascii="Times New Roman" w:hAnsi="Times New Roman" w:cs="Times New Roman"/>
+          <w:bCs/>
+          <w:iCs/>
+          <w:sz w:val="28"/>
+          <w:szCs w:val="28"/>
+        </w:rPr>
+        <w:t xml:space="preserve">Так как нам нигде не нужно будет в будущем использовать эти значения – хорошим вариантом будет использовать вместо бессмысленного названия переменной, создать переменную </w:t>
+      </w:r>
+      <w:r>
+        <w:rPr>
+          <w:rFonts w:ascii="Times New Roman" w:hAnsi="Times New Roman" w:cs="Times New Roman"/>
+          <w:bCs/>
+          <w:iCs/>
+          <w:sz w:val="28"/>
+          <w:szCs w:val="28"/>
+        </w:rPr>
+        <w:t>_</w:t>
+      </w:r>
+      <w:r>
+        <w:rPr>
+          <w:rFonts w:ascii="Times New Roman" w:hAnsi="Times New Roman" w:cs="Times New Roman"/>
+          <w:bCs/>
+          <w:iCs/>
+          <w:sz w:val="28"/>
+          <w:szCs w:val="28"/>
+        </w:rPr>
+        <w:t>.</w:t>
+      </w:r>
+    </w:p>
+    <w:p>
+      <w:pPr>
+        <w:tabs>
+          <w:tab w:val="left" w:pos="993"/>
+        </w:tabs>
+        <w:spacing w:after="0" w:line="240" w:lineRule="auto"/>
+        <w:ind w:firstLine="709"/>
+        <w:jc w:val="both"/>
+        <w:rPr>
+          <w:rFonts w:ascii="Times New Roman" w:hAnsi="Times New Roman" w:cs="Times New Roman"/>
+          <w:bCs/>
+          <w:iCs/>
+          <w:sz w:val="28"/>
+          <w:szCs w:val="28"/>
+        </w:rPr>
+      </w:pPr>
+      <w:r>
+        <w:rPr>
+          <w:rFonts w:ascii="Times New Roman" w:hAnsi="Times New Roman" w:cs="Times New Roman"/>
+          <w:bCs/>
+          <w:iCs/>
+          <w:sz w:val="28"/>
+          <w:szCs w:val="28"/>
+        </w:rPr>
+        <w:t xml:space="preserve">В каждом из случаев работа с </w:t>
       </w:r>
       <w:proofErr w:type="spellStart"/>
       <w:r>
@@ -3879,35 +4241,36 @@
           <w:sz w:val="28"/>
           <w:szCs w:val="28"/>
         </w:rPr>
-        <w:t xml:space="preserve">мы можем не создавать циклы, чтобы сделать какое-либо действие с каждым элементом списка. </w:t>
-      </w:r>
-    </w:p>
-    <w:p>
-      <w:pPr>
-        <w:tabs>
-          <w:tab w:val="left" w:pos="993"/>
-        </w:tabs>
-        <w:spacing w:after="0" w:line="240" w:lineRule="auto"/>
-        <w:ind w:firstLine="709"/>
-        <w:jc w:val="both"/>
-        <w:rPr>
-          <w:rFonts w:ascii="Times New Roman" w:hAnsi="Times New Roman" w:cs="Times New Roman"/>
-          <w:bCs/>
-          <w:iCs/>
-          <w:sz w:val="28"/>
-          <w:szCs w:val="28"/>
-        </w:rPr>
-      </w:pPr>
-      <w:r>
-        <w:rPr>
-          <w:rFonts w:ascii="Times New Roman" w:hAnsi="Times New Roman" w:cs="Times New Roman"/>
-          <w:bCs/>
-          <w:iCs/>
-          <w:sz w:val="28"/>
-          <w:szCs w:val="28"/>
-        </w:rPr>
-        <w:t xml:space="preserve">Допустим, посмотрим на первую операцию добавления к каждому элемента списка единицы. Сравним как выглядит это при помощи чистого </w:t>
-      </w:r>
+        <w:t>будет выглядеть более читаемо.</w:t>
+      </w:r>
+    </w:p>
+    <w:p>
+      <w:pPr>
+        <w:tabs>
+          <w:tab w:val="left" w:pos="993"/>
+        </w:tabs>
+        <w:spacing w:after="0" w:line="240" w:lineRule="auto"/>
+        <w:ind w:firstLine="709"/>
+        <w:jc w:val="both"/>
+        <w:rPr>
+          <w:rFonts w:ascii="Times New Roman" w:hAnsi="Times New Roman" w:cs="Times New Roman"/>
+          <w:bCs/>
+          <w:iCs/>
+          <w:sz w:val="28"/>
+          <w:szCs w:val="28"/>
+        </w:rPr>
+      </w:pPr>
+      <w:r>
+        <w:rPr>
+          <w:rFonts w:ascii="Times New Roman" w:hAnsi="Times New Roman" w:cs="Times New Roman"/>
+          <w:bCs/>
+          <w:iCs/>
+          <w:sz w:val="28"/>
+          <w:szCs w:val="28"/>
+        </w:rPr>
+        <w:t xml:space="preserve">При использовании функции </w:t>
+      </w:r>
+      <w:proofErr w:type="gramStart"/>
       <w:r>
         <w:rPr>
           <w:rFonts w:ascii="Times New Roman" w:hAnsi="Times New Roman" w:cs="Times New Roman"/>
@@ -3917,6 +4280,71 @@
           <w:szCs w:val="28"/>
           <w:lang w:val="en-US"/>
         </w:rPr>
+        <w:t>exp</w:t>
+      </w:r>
+      <w:r>
+        <w:rPr>
+          <w:rFonts w:ascii="Times New Roman" w:hAnsi="Times New Roman" w:cs="Times New Roman"/>
+          <w:bCs/>
+          <w:iCs/>
+          <w:sz w:val="28"/>
+          <w:szCs w:val="28"/>
+        </w:rPr>
+        <w:t>(</w:t>
+      </w:r>
+      <w:proofErr w:type="gramEnd"/>
+      <w:r>
+        <w:rPr>
+          <w:rFonts w:ascii="Times New Roman" w:hAnsi="Times New Roman" w:cs="Times New Roman"/>
+          <w:bCs/>
+          <w:iCs/>
+          <w:sz w:val="28"/>
+          <w:szCs w:val="28"/>
+        </w:rPr>
+        <w:t xml:space="preserve">) </w:t>
+      </w:r>
+      <w:r>
+        <w:rPr>
+          <w:rFonts w:ascii="Times New Roman" w:hAnsi="Times New Roman" w:cs="Times New Roman"/>
+          <w:bCs/>
+          <w:iCs/>
+          <w:sz w:val="28"/>
+          <w:szCs w:val="28"/>
+        </w:rPr>
+        <w:t xml:space="preserve">что в </w:t>
+      </w:r>
+      <w:proofErr w:type="spellStart"/>
+      <w:r>
+        <w:rPr>
+          <w:rFonts w:ascii="Times New Roman" w:hAnsi="Times New Roman" w:cs="Times New Roman"/>
+          <w:bCs/>
+          <w:iCs/>
+          <w:sz w:val="28"/>
+          <w:szCs w:val="28"/>
+          <w:lang w:val="en-US"/>
+        </w:rPr>
+        <w:t>numpy</w:t>
+      </w:r>
+      <w:proofErr w:type="spellEnd"/>
+      <w:r>
+        <w:rPr>
+          <w:rFonts w:ascii="Times New Roman" w:hAnsi="Times New Roman" w:cs="Times New Roman"/>
+          <w:bCs/>
+          <w:iCs/>
+          <w:sz w:val="28"/>
+          <w:szCs w:val="28"/>
+        </w:rPr>
+        <w:t xml:space="preserve">, что и в чистом </w:t>
+      </w:r>
+      <w:r>
+        <w:rPr>
+          <w:rFonts w:ascii="Times New Roman" w:hAnsi="Times New Roman" w:cs="Times New Roman"/>
+          <w:bCs/>
+          <w:iCs/>
+          <w:sz w:val="28"/>
+          <w:szCs w:val="28"/>
+          <w:lang w:val="en-US"/>
+        </w:rPr>
         <w:t>python</w:t>
       </w:r>
       <w:r>
@@ -3927,19 +4355,35 @@
           <w:sz w:val="28"/>
           <w:szCs w:val="28"/>
         </w:rPr>
-        <w:t xml:space="preserve"> </w:t>
-      </w:r>
-      <w:r>
-        <w:rPr>
-          <w:rFonts w:ascii="Times New Roman" w:hAnsi="Times New Roman" w:cs="Times New Roman"/>
-          <w:bCs/>
-          <w:iCs/>
-          <w:sz w:val="28"/>
-          <w:szCs w:val="28"/>
-        </w:rPr>
-        <w:t xml:space="preserve">и библиотеки </w:t>
-      </w:r>
-      <w:proofErr w:type="spellStart"/>
+        <w:t>, я делил каждый элемент списка на размер нашего списка, то есть нормировал. В ином случае, нам бы в консоль приходила бы ошибка.</w:t>
+      </w:r>
+    </w:p>
+    <w:p>
+      <w:pPr>
+        <w:tabs>
+          <w:tab w:val="left" w:pos="993"/>
+        </w:tabs>
+        <w:spacing w:after="0" w:line="240" w:lineRule="auto"/>
+        <w:ind w:firstLine="709"/>
+        <w:jc w:val="both"/>
+        <w:rPr>
+          <w:rFonts w:ascii="Times New Roman" w:hAnsi="Times New Roman" w:cs="Times New Roman"/>
+          <w:bCs/>
+          <w:iCs/>
+          <w:sz w:val="28"/>
+          <w:szCs w:val="28"/>
+        </w:rPr>
+      </w:pPr>
+      <w:r>
+        <w:rPr>
+          <w:rFonts w:ascii="Times New Roman" w:hAnsi="Times New Roman" w:cs="Times New Roman"/>
+          <w:bCs/>
+          <w:iCs/>
+          <w:sz w:val="28"/>
+          <w:szCs w:val="28"/>
+        </w:rPr>
+        <w:t xml:space="preserve">Рассмотрим часть с построением графиков с помощью библиотеки </w:t>
+      </w:r>
       <w:r>
         <w:rPr>
           <w:rFonts w:ascii="Times New Roman" w:hAnsi="Times New Roman" w:cs="Times New Roman"/>
@@ -3949,16 +4393,475 @@
           <w:szCs w:val="28"/>
           <w:lang w:val="en-US"/>
         </w:rPr>
+        <w:t>matplotlib</w:t>
+      </w:r>
+      <w:r>
+        <w:rPr>
+          <w:rFonts w:ascii="Times New Roman" w:hAnsi="Times New Roman" w:cs="Times New Roman"/>
+          <w:bCs/>
+          <w:iCs/>
+          <w:sz w:val="28"/>
+          <w:szCs w:val="28"/>
+        </w:rPr>
+        <w:t>.</w:t>
+      </w:r>
+    </w:p>
+    <w:p>
+      <w:pPr>
+        <w:tabs>
+          <w:tab w:val="left" w:pos="993"/>
+        </w:tabs>
+        <w:spacing w:after="0" w:line="240" w:lineRule="auto"/>
+        <w:ind w:firstLine="709"/>
+        <w:jc w:val="both"/>
+        <w:rPr>
+          <w:rFonts w:ascii="Times New Roman" w:hAnsi="Times New Roman" w:cs="Times New Roman"/>
+          <w:bCs/>
+          <w:iCs/>
+          <w:sz w:val="28"/>
+          <w:szCs w:val="28"/>
+        </w:rPr>
+      </w:pPr>
+    </w:p>
+    <w:p>
+      <w:pPr>
+        <w:tabs>
+          <w:tab w:val="left" w:pos="993"/>
+        </w:tabs>
+        <w:spacing w:after="0" w:line="240" w:lineRule="auto"/>
+        <w:ind w:firstLine="709"/>
+        <w:jc w:val="both"/>
+        <w:rPr>
+          <w:rFonts w:ascii="Times New Roman" w:hAnsi="Times New Roman" w:cs="Times New Roman"/>
+          <w:bCs/>
+          <w:iCs/>
+          <w:sz w:val="28"/>
+          <w:szCs w:val="28"/>
+        </w:rPr>
+      </w:pPr>
+      <w:r>
+        <w:rPr>
+          <w:rFonts w:ascii="Times New Roman" w:hAnsi="Times New Roman" w:cs="Times New Roman"/>
+          <w:bCs/>
+          <w:iCs/>
+          <w:sz w:val="28"/>
+          <w:szCs w:val="28"/>
+        </w:rPr>
+        <w:t xml:space="preserve">Листинг части кода с построением графиков с помощью библиотеки </w:t>
+      </w:r>
+      <w:r>
+        <w:rPr>
+          <w:rFonts w:ascii="Times New Roman" w:hAnsi="Times New Roman" w:cs="Times New Roman"/>
+          <w:bCs/>
+          <w:iCs/>
+          <w:sz w:val="28"/>
+          <w:szCs w:val="28"/>
+          <w:lang w:val="en-US"/>
+        </w:rPr>
+        <w:t>matplotlib</w:t>
+      </w:r>
+      <w:r>
+        <w:rPr>
+          <w:rFonts w:ascii="Times New Roman" w:hAnsi="Times New Roman" w:cs="Times New Roman"/>
+          <w:bCs/>
+          <w:iCs/>
+          <w:sz w:val="28"/>
+          <w:szCs w:val="28"/>
+        </w:rPr>
+        <w:t>:</w:t>
+      </w:r>
+    </w:p>
+    <w:p>
+      <w:pPr>
+        <w:tabs>
+          <w:tab w:val="left" w:pos="993"/>
+        </w:tabs>
+        <w:spacing w:after="0" w:line="240" w:lineRule="auto"/>
+        <w:ind w:firstLine="709"/>
+        <w:jc w:val="both"/>
+        <w:rPr>
+          <w:rFonts w:ascii="Times New Roman" w:hAnsi="Times New Roman" w:cs="Times New Roman"/>
+          <w:bCs/>
+          <w:iCs/>
+          <w:sz w:val="28"/>
+          <w:szCs w:val="28"/>
+          <w:lang w:val="ru-BY"/>
+        </w:rPr>
+      </w:pPr>
+      <w:r>
+        <w:rPr>
+          <w:rFonts w:ascii="Times New Roman" w:hAnsi="Times New Roman" w:cs="Times New Roman"/>
+          <w:bCs/>
+          <w:iCs/>
+          <w:sz w:val="28"/>
+          <w:szCs w:val="28"/>
+          <w:lang w:val="ru-BY"/>
+        </w:rPr>
+        <w:t>for operation in op:</w:t>
+      </w:r>
+    </w:p>
+    <w:p>
+      <w:pPr>
+        <w:tabs>
+          <w:tab w:val="left" w:pos="993"/>
+        </w:tabs>
+        <w:spacing w:after="0" w:line="240" w:lineRule="auto"/>
+        <w:ind w:firstLine="709"/>
+        <w:jc w:val="both"/>
+        <w:rPr>
+          <w:rFonts w:ascii="Times New Roman" w:hAnsi="Times New Roman" w:cs="Times New Roman"/>
+          <w:bCs/>
+          <w:iCs/>
+          <w:sz w:val="28"/>
+          <w:szCs w:val="28"/>
+          <w:lang w:val="ru-BY"/>
+        </w:rPr>
+      </w:pPr>
+    </w:p>
+    <w:p>
+      <w:pPr>
+        <w:tabs>
+          <w:tab w:val="left" w:pos="993"/>
+        </w:tabs>
+        <w:spacing w:after="0" w:line="240" w:lineRule="auto"/>
+        <w:ind w:firstLine="709"/>
+        <w:jc w:val="both"/>
+        <w:rPr>
+          <w:rFonts w:ascii="Times New Roman" w:hAnsi="Times New Roman" w:cs="Times New Roman"/>
+          <w:bCs/>
+          <w:iCs/>
+          <w:sz w:val="28"/>
+          <w:szCs w:val="28"/>
+          <w:lang w:val="ru-BY"/>
+        </w:rPr>
+      </w:pPr>
+      <w:r>
+        <w:rPr>
+          <w:rFonts w:ascii="Times New Roman" w:hAnsi="Times New Roman" w:cs="Times New Roman"/>
+          <w:bCs/>
+          <w:iCs/>
+          <w:sz w:val="28"/>
+          <w:szCs w:val="28"/>
+          <w:lang w:val="ru-BY"/>
+        </w:rPr>
+        <w:t xml:space="preserve">    plt.plot(sizes, results_np[operation], label='NumPy')</w:t>
+      </w:r>
+    </w:p>
+    <w:p>
+      <w:pPr>
+        <w:tabs>
+          <w:tab w:val="left" w:pos="993"/>
+        </w:tabs>
+        <w:spacing w:after="0" w:line="240" w:lineRule="auto"/>
+        <w:ind w:firstLine="709"/>
+        <w:jc w:val="both"/>
+        <w:rPr>
+          <w:rFonts w:ascii="Times New Roman" w:hAnsi="Times New Roman" w:cs="Times New Roman"/>
+          <w:bCs/>
+          <w:iCs/>
+          <w:sz w:val="28"/>
+          <w:szCs w:val="28"/>
+          <w:lang w:val="ru-BY"/>
+        </w:rPr>
+      </w:pPr>
+      <w:r>
+        <w:rPr>
+          <w:rFonts w:ascii="Times New Roman" w:hAnsi="Times New Roman" w:cs="Times New Roman"/>
+          <w:bCs/>
+          <w:iCs/>
+          <w:sz w:val="28"/>
+          <w:szCs w:val="28"/>
+          <w:lang w:val="ru-BY"/>
+        </w:rPr>
+        <w:t xml:space="preserve">    plt.plot(sizes, results_py[operation], label='Python list')</w:t>
+      </w:r>
+    </w:p>
+    <w:p>
+      <w:pPr>
+        <w:tabs>
+          <w:tab w:val="left" w:pos="993"/>
+        </w:tabs>
+        <w:spacing w:after="0" w:line="240" w:lineRule="auto"/>
+        <w:ind w:firstLine="709"/>
+        <w:jc w:val="both"/>
+        <w:rPr>
+          <w:rFonts w:ascii="Times New Roman" w:hAnsi="Times New Roman" w:cs="Times New Roman"/>
+          <w:bCs/>
+          <w:iCs/>
+          <w:sz w:val="28"/>
+          <w:szCs w:val="28"/>
+          <w:lang w:val="ru-BY"/>
+        </w:rPr>
+      </w:pPr>
+    </w:p>
+    <w:p>
+      <w:pPr>
+        <w:tabs>
+          <w:tab w:val="left" w:pos="993"/>
+        </w:tabs>
+        <w:spacing w:after="0" w:line="240" w:lineRule="auto"/>
+        <w:ind w:firstLine="709"/>
+        <w:jc w:val="both"/>
+        <w:rPr>
+          <w:rFonts w:ascii="Times New Roman" w:hAnsi="Times New Roman" w:cs="Times New Roman"/>
+          <w:bCs/>
+          <w:iCs/>
+          <w:sz w:val="28"/>
+          <w:szCs w:val="28"/>
+          <w:lang w:val="ru-BY"/>
+        </w:rPr>
+      </w:pPr>
+      <w:r>
+        <w:rPr>
+          <w:rFonts w:ascii="Times New Roman" w:hAnsi="Times New Roman" w:cs="Times New Roman"/>
+          <w:bCs/>
+          <w:iCs/>
+          <w:sz w:val="28"/>
+          <w:szCs w:val="28"/>
+          <w:lang w:val="ru-BY"/>
+        </w:rPr>
+        <w:t xml:space="preserve">    plt.title(f"Операция {operation}")</w:t>
+      </w:r>
+    </w:p>
+    <w:p>
+      <w:pPr>
+        <w:tabs>
+          <w:tab w:val="left" w:pos="993"/>
+        </w:tabs>
+        <w:spacing w:after="0" w:line="240" w:lineRule="auto"/>
+        <w:ind w:firstLine="709"/>
+        <w:jc w:val="both"/>
+        <w:rPr>
+          <w:rFonts w:ascii="Times New Roman" w:hAnsi="Times New Roman" w:cs="Times New Roman"/>
+          <w:bCs/>
+          <w:iCs/>
+          <w:sz w:val="28"/>
+          <w:szCs w:val="28"/>
+          <w:lang w:val="ru-BY"/>
+        </w:rPr>
+      </w:pPr>
+      <w:r>
+        <w:rPr>
+          <w:rFonts w:ascii="Times New Roman" w:hAnsi="Times New Roman" w:cs="Times New Roman"/>
+          <w:bCs/>
+          <w:iCs/>
+          <w:sz w:val="28"/>
+          <w:szCs w:val="28"/>
+          <w:lang w:val="ru-BY"/>
+        </w:rPr>
+        <w:t xml:space="preserve">    plt.xlabel("Размер массива")</w:t>
+      </w:r>
+    </w:p>
+    <w:p>
+      <w:pPr>
+        <w:tabs>
+          <w:tab w:val="left" w:pos="993"/>
+        </w:tabs>
+        <w:spacing w:after="0" w:line="240" w:lineRule="auto"/>
+        <w:ind w:firstLine="709"/>
+        <w:jc w:val="both"/>
+        <w:rPr>
+          <w:rFonts w:ascii="Times New Roman" w:hAnsi="Times New Roman" w:cs="Times New Roman"/>
+          <w:bCs/>
+          <w:iCs/>
+          <w:sz w:val="28"/>
+          <w:szCs w:val="28"/>
+          <w:lang w:val="ru-BY"/>
+        </w:rPr>
+      </w:pPr>
+      <w:r>
+        <w:rPr>
+          <w:rFonts w:ascii="Times New Roman" w:hAnsi="Times New Roman" w:cs="Times New Roman"/>
+          <w:bCs/>
+          <w:iCs/>
+          <w:sz w:val="28"/>
+          <w:szCs w:val="28"/>
+          <w:lang w:val="ru-BY"/>
+        </w:rPr>
+        <w:t xml:space="preserve">    plt.ylabel("Секунды")</w:t>
+      </w:r>
+    </w:p>
+    <w:p>
+      <w:pPr>
+        <w:tabs>
+          <w:tab w:val="left" w:pos="993"/>
+        </w:tabs>
+        <w:spacing w:after="0" w:line="240" w:lineRule="auto"/>
+        <w:ind w:firstLine="709"/>
+        <w:jc w:val="both"/>
+        <w:rPr>
+          <w:rFonts w:ascii="Times New Roman" w:hAnsi="Times New Roman" w:cs="Times New Roman"/>
+          <w:bCs/>
+          <w:iCs/>
+          <w:sz w:val="28"/>
+          <w:szCs w:val="28"/>
+          <w:lang w:val="ru-BY"/>
+        </w:rPr>
+      </w:pPr>
+    </w:p>
+    <w:p>
+      <w:pPr>
+        <w:tabs>
+          <w:tab w:val="left" w:pos="993"/>
+        </w:tabs>
+        <w:spacing w:after="0" w:line="240" w:lineRule="auto"/>
+        <w:ind w:firstLine="709"/>
+        <w:jc w:val="both"/>
+        <w:rPr>
+          <w:rFonts w:ascii="Times New Roman" w:hAnsi="Times New Roman" w:cs="Times New Roman"/>
+          <w:bCs/>
+          <w:iCs/>
+          <w:sz w:val="28"/>
+          <w:szCs w:val="28"/>
+          <w:lang w:val="ru-BY"/>
+        </w:rPr>
+      </w:pPr>
+      <w:r>
+        <w:rPr>
+          <w:rFonts w:ascii="Times New Roman" w:hAnsi="Times New Roman" w:cs="Times New Roman"/>
+          <w:bCs/>
+          <w:iCs/>
+          <w:sz w:val="28"/>
+          <w:szCs w:val="28"/>
+          <w:lang w:val="ru-BY"/>
+        </w:rPr>
+        <w:t xml:space="preserve">    plt.legend()</w:t>
+      </w:r>
+    </w:p>
+    <w:p>
+      <w:pPr>
+        <w:tabs>
+          <w:tab w:val="left" w:pos="993"/>
+        </w:tabs>
+        <w:spacing w:after="0" w:line="240" w:lineRule="auto"/>
+        <w:ind w:firstLine="709"/>
+        <w:jc w:val="both"/>
+        <w:rPr>
+          <w:rFonts w:ascii="Times New Roman" w:hAnsi="Times New Roman" w:cs="Times New Roman"/>
+          <w:bCs/>
+          <w:iCs/>
+          <w:sz w:val="28"/>
+          <w:szCs w:val="28"/>
+          <w:lang w:val="ru-BY"/>
+        </w:rPr>
+      </w:pPr>
+    </w:p>
+    <w:p>
+      <w:pPr>
+        <w:tabs>
+          <w:tab w:val="left" w:pos="993"/>
+        </w:tabs>
+        <w:spacing w:after="0" w:line="240" w:lineRule="auto"/>
+        <w:ind w:firstLine="709"/>
+        <w:jc w:val="both"/>
+        <w:rPr>
+          <w:rFonts w:ascii="Times New Roman" w:hAnsi="Times New Roman" w:cs="Times New Roman"/>
+          <w:bCs/>
+          <w:iCs/>
+          <w:sz w:val="28"/>
+          <w:szCs w:val="28"/>
+          <w:lang w:val="ru-BY"/>
+        </w:rPr>
+      </w:pPr>
+      <w:r>
+        <w:rPr>
+          <w:rFonts w:ascii="Times New Roman" w:hAnsi="Times New Roman" w:cs="Times New Roman"/>
+          <w:bCs/>
+          <w:iCs/>
+          <w:sz w:val="28"/>
+          <w:szCs w:val="28"/>
+          <w:lang w:val="ru-BY"/>
+        </w:rPr>
+        <w:t xml:space="preserve">    plt.show()</w:t>
+      </w:r>
+    </w:p>
+    <w:p>
+      <w:pPr>
+        <w:tabs>
+          <w:tab w:val="left" w:pos="993"/>
+        </w:tabs>
+        <w:spacing w:after="0" w:line="240" w:lineRule="auto"/>
+        <w:ind w:firstLine="709"/>
+        <w:jc w:val="both"/>
+        <w:rPr>
+          <w:rFonts w:ascii="Times New Roman" w:hAnsi="Times New Roman" w:cs="Times New Roman"/>
+          <w:bCs/>
+          <w:iCs/>
+          <w:sz w:val="28"/>
+          <w:szCs w:val="28"/>
+          <w:lang w:val="ru-BY"/>
+        </w:rPr>
+      </w:pPr>
+    </w:p>
+    <w:p>
+      <w:pPr>
+        <w:tabs>
+          <w:tab w:val="left" w:pos="993"/>
+        </w:tabs>
+        <w:spacing w:after="0" w:line="240" w:lineRule="auto"/>
+        <w:ind w:firstLine="709"/>
+        <w:jc w:val="both"/>
+        <w:rPr>
+          <w:rFonts w:ascii="Times New Roman" w:hAnsi="Times New Roman" w:cs="Times New Roman"/>
+          <w:bCs/>
+          <w:iCs/>
+          <w:sz w:val="28"/>
+          <w:szCs w:val="28"/>
+          <w:lang w:val="ru-BY"/>
+        </w:rPr>
+      </w:pPr>
+      <w:r>
+        <w:rPr>
+          <w:rFonts w:ascii="Times New Roman" w:hAnsi="Times New Roman" w:cs="Times New Roman"/>
+          <w:bCs/>
+          <w:iCs/>
+          <w:sz w:val="28"/>
+          <w:szCs w:val="28"/>
+          <w:lang w:val="ru-BY"/>
+        </w:rPr>
+        <w:t xml:space="preserve">После выполнения основной части программы были получены графики зависимости времени выполнения операций от размера массива. Для каждой операции строится отдельный график, на котором сравнивается время выполнения для библиотеки </w:t>
+      </w:r>
+      <w:r>
+        <w:rPr>
+          <w:rFonts w:ascii="Times New Roman" w:hAnsi="Times New Roman" w:cs="Times New Roman"/>
+          <w:bCs/>
+          <w:iCs/>
+          <w:sz w:val="28"/>
+          <w:szCs w:val="28"/>
+          <w:lang w:val="ru-BY"/>
+        </w:rPr>
         <w:t>numpy</w:t>
       </w:r>
-      <w:proofErr w:type="spellEnd"/>
-      <w:r>
-        <w:rPr>
-          <w:rFonts w:ascii="Times New Roman" w:hAnsi="Times New Roman" w:cs="Times New Roman"/>
-          <w:bCs/>
-          <w:iCs/>
-          <w:sz w:val="28"/>
-          <w:szCs w:val="28"/>
+      <w:r>
+        <w:rPr>
+          <w:rFonts w:ascii="Times New Roman" w:hAnsi="Times New Roman" w:cs="Times New Roman"/>
+          <w:bCs/>
+          <w:iCs/>
+          <w:sz w:val="28"/>
+          <w:szCs w:val="28"/>
+          <w:lang w:val="ru-BY"/>
+        </w:rPr>
+        <w:t xml:space="preserve"> и стандартных списков </w:t>
+      </w:r>
+      <w:r>
+        <w:rPr>
+          <w:rFonts w:ascii="Times New Roman" w:hAnsi="Times New Roman" w:cs="Times New Roman"/>
+          <w:bCs/>
+          <w:iCs/>
+          <w:sz w:val="28"/>
+          <w:szCs w:val="28"/>
+          <w:lang w:val="ru-BY"/>
+        </w:rPr>
+        <w:t>python</w:t>
+      </w:r>
+      <w:r>
+        <w:rPr>
+          <w:rFonts w:ascii="Times New Roman" w:hAnsi="Times New Roman" w:cs="Times New Roman"/>
+          <w:bCs/>
+          <w:iCs/>
+          <w:sz w:val="28"/>
+          <w:szCs w:val="28"/>
+          <w:lang w:val="ru-BY"/>
         </w:rPr>
         <w:t>.</w:t>
       </w:r>
@@ -3977,912 +4880,6 @@
           <w:iCs/>
           <w:sz w:val="28"/>
           <w:szCs w:val="28"/>
-        </w:rPr>
-      </w:pPr>
-      <w:r>
-        <w:rPr>
-          <w:rFonts w:ascii="Times New Roman" w:hAnsi="Times New Roman" w:cs="Times New Roman"/>
-          <w:bCs/>
-          <w:iCs/>
-          <w:sz w:val="28"/>
-          <w:szCs w:val="28"/>
-        </w:rPr>
-        <w:t xml:space="preserve">Пример кода на чистом </w:t>
-      </w:r>
-      <w:r>
-        <w:rPr>
-          <w:rFonts w:ascii="Times New Roman" w:hAnsi="Times New Roman" w:cs="Times New Roman"/>
-          <w:bCs/>
-          <w:iCs/>
-          <w:sz w:val="28"/>
-          <w:szCs w:val="28"/>
-          <w:lang w:val="en-US"/>
-        </w:rPr>
-        <w:t>python</w:t>
-      </w:r>
-      <w:r>
-        <w:rPr>
-          <w:rFonts w:ascii="Times New Roman" w:hAnsi="Times New Roman" w:cs="Times New Roman"/>
-          <w:bCs/>
-          <w:iCs/>
-          <w:sz w:val="28"/>
-          <w:szCs w:val="28"/>
-        </w:rPr>
-        <w:t>:</w:t>
-      </w:r>
-    </w:p>
-    <w:p>
-      <w:pPr>
-        <w:tabs>
-          <w:tab w:val="left" w:pos="993"/>
-        </w:tabs>
-        <w:spacing w:after="0" w:line="240" w:lineRule="auto"/>
-        <w:ind w:firstLine="709"/>
-        <w:jc w:val="center"/>
-        <w:rPr>
-          <w:rFonts w:ascii="Times New Roman" w:hAnsi="Times New Roman" w:cs="Times New Roman"/>
-          <w:bCs/>
-          <w:iCs/>
-          <w:sz w:val="28"/>
-          <w:szCs w:val="28"/>
-          <w:lang w:val="ru-BY"/>
-        </w:rPr>
-      </w:pPr>
-      <w:r>
-        <w:rPr>
-          <w:rFonts w:ascii="Times New Roman" w:hAnsi="Times New Roman" w:cs="Times New Roman"/>
-          <w:bCs/>
-          <w:iCs/>
-          <w:sz w:val="28"/>
-          <w:szCs w:val="28"/>
-          <w:lang w:val="ru-BY"/>
-        </w:rPr>
-        <w:t>_ = [x + 2 for x in py_list]</w:t>
-      </w:r>
-    </w:p>
-    <w:p>
-      <w:pPr>
-        <w:tabs>
-          <w:tab w:val="left" w:pos="993"/>
-        </w:tabs>
-        <w:spacing w:after="0" w:line="240" w:lineRule="auto"/>
-        <w:ind w:firstLine="709"/>
-        <w:rPr>
-          <w:rFonts w:ascii="Times New Roman" w:hAnsi="Times New Roman" w:cs="Times New Roman"/>
-          <w:bCs/>
-          <w:iCs/>
-          <w:sz w:val="28"/>
-          <w:szCs w:val="28"/>
-        </w:rPr>
-      </w:pPr>
-      <w:r>
-        <w:rPr>
-          <w:rFonts w:ascii="Times New Roman" w:hAnsi="Times New Roman" w:cs="Times New Roman"/>
-          <w:bCs/>
-          <w:iCs/>
-          <w:sz w:val="28"/>
-          <w:szCs w:val="28"/>
-        </w:rPr>
-        <w:t xml:space="preserve">Пример кода с использованием библиотеки </w:t>
-      </w:r>
-      <w:proofErr w:type="spellStart"/>
-      <w:r>
-        <w:rPr>
-          <w:rFonts w:ascii="Times New Roman" w:hAnsi="Times New Roman" w:cs="Times New Roman"/>
-          <w:bCs/>
-          <w:iCs/>
-          <w:sz w:val="28"/>
-          <w:szCs w:val="28"/>
-          <w:lang w:val="en-US"/>
-        </w:rPr>
-        <w:t>numpy</w:t>
-      </w:r>
-      <w:proofErr w:type="spellEnd"/>
-      <w:r>
-        <w:rPr>
-          <w:rFonts w:ascii="Times New Roman" w:hAnsi="Times New Roman" w:cs="Times New Roman"/>
-          <w:bCs/>
-          <w:iCs/>
-          <w:sz w:val="28"/>
-          <w:szCs w:val="28"/>
-        </w:rPr>
-        <w:t>:</w:t>
-      </w:r>
-    </w:p>
-    <w:p>
-      <w:pPr>
-        <w:tabs>
-          <w:tab w:val="left" w:pos="993"/>
-        </w:tabs>
-        <w:spacing w:after="0" w:line="240" w:lineRule="auto"/>
-        <w:ind w:firstLine="709"/>
-        <w:jc w:val="center"/>
-        <w:rPr>
-          <w:rFonts w:ascii="Times New Roman" w:hAnsi="Times New Roman" w:cs="Times New Roman"/>
-          <w:bCs/>
-          <w:iCs/>
-          <w:sz w:val="28"/>
-          <w:szCs w:val="28"/>
-        </w:rPr>
-      </w:pPr>
-      <w:r>
-        <w:rPr>
-          <w:rFonts w:ascii="Times New Roman" w:hAnsi="Times New Roman" w:cs="Times New Roman"/>
-          <w:bCs/>
-          <w:iCs/>
-          <w:sz w:val="28"/>
-          <w:szCs w:val="28"/>
-        </w:rPr>
-        <w:t xml:space="preserve">_ = </w:t>
-      </w:r>
-      <w:proofErr w:type="spellStart"/>
-      <w:r>
-        <w:rPr>
-          <w:rFonts w:ascii="Times New Roman" w:hAnsi="Times New Roman" w:cs="Times New Roman"/>
-          <w:bCs/>
-          <w:iCs/>
-          <w:sz w:val="28"/>
-          <w:szCs w:val="28"/>
-        </w:rPr>
-        <w:t>np_arr</w:t>
-      </w:r>
-      <w:proofErr w:type="spellEnd"/>
-      <w:r>
-        <w:rPr>
-          <w:rFonts w:ascii="Times New Roman" w:hAnsi="Times New Roman" w:cs="Times New Roman"/>
-          <w:bCs/>
-          <w:iCs/>
-          <w:sz w:val="28"/>
-          <w:szCs w:val="28"/>
-        </w:rPr>
-        <w:t xml:space="preserve"> + 1</w:t>
-      </w:r>
-    </w:p>
-    <w:p>
-      <w:pPr>
-        <w:tabs>
-          <w:tab w:val="left" w:pos="993"/>
-        </w:tabs>
-        <w:spacing w:after="0" w:line="240" w:lineRule="auto"/>
-        <w:ind w:firstLine="709"/>
-        <w:jc w:val="both"/>
-        <w:rPr>
-          <w:rFonts w:ascii="Times New Roman" w:hAnsi="Times New Roman" w:cs="Times New Roman"/>
-          <w:bCs/>
-          <w:iCs/>
-          <w:sz w:val="28"/>
-          <w:szCs w:val="28"/>
-        </w:rPr>
-      </w:pPr>
-      <w:r>
-        <w:rPr>
-          <w:rFonts w:ascii="Times New Roman" w:hAnsi="Times New Roman" w:cs="Times New Roman"/>
-          <w:bCs/>
-          <w:iCs/>
-          <w:sz w:val="28"/>
-          <w:szCs w:val="28"/>
-        </w:rPr>
-        <w:t xml:space="preserve">Так как нам нигде не нужно будет в будущем использовать эти значения – хорошим вариантом будет использовать вместо бессмысленного названия переменной, создать переменную </w:t>
-      </w:r>
-      <w:r>
-        <w:rPr>
-          <w:rFonts w:ascii="Times New Roman" w:hAnsi="Times New Roman" w:cs="Times New Roman"/>
-          <w:bCs/>
-          <w:iCs/>
-          <w:sz w:val="28"/>
-          <w:szCs w:val="28"/>
-        </w:rPr>
-        <w:t>_</w:t>
-      </w:r>
-      <w:r>
-        <w:rPr>
-          <w:rFonts w:ascii="Times New Roman" w:hAnsi="Times New Roman" w:cs="Times New Roman"/>
-          <w:bCs/>
-          <w:iCs/>
-          <w:sz w:val="28"/>
-          <w:szCs w:val="28"/>
-        </w:rPr>
-        <w:t>.</w:t>
-      </w:r>
-    </w:p>
-    <w:p>
-      <w:pPr>
-        <w:tabs>
-          <w:tab w:val="left" w:pos="993"/>
-        </w:tabs>
-        <w:spacing w:after="0" w:line="240" w:lineRule="auto"/>
-        <w:ind w:firstLine="709"/>
-        <w:jc w:val="both"/>
-        <w:rPr>
-          <w:rFonts w:ascii="Times New Roman" w:hAnsi="Times New Roman" w:cs="Times New Roman"/>
-          <w:bCs/>
-          <w:iCs/>
-          <w:sz w:val="28"/>
-          <w:szCs w:val="28"/>
-        </w:rPr>
-      </w:pPr>
-      <w:r>
-        <w:rPr>
-          <w:rFonts w:ascii="Times New Roman" w:hAnsi="Times New Roman" w:cs="Times New Roman"/>
-          <w:bCs/>
-          <w:iCs/>
-          <w:sz w:val="28"/>
-          <w:szCs w:val="28"/>
-        </w:rPr>
-        <w:t xml:space="preserve">В каждом из случаев работа с </w:t>
-      </w:r>
-      <w:proofErr w:type="spellStart"/>
-      <w:r>
-        <w:rPr>
-          <w:rFonts w:ascii="Times New Roman" w:hAnsi="Times New Roman" w:cs="Times New Roman"/>
-          <w:bCs/>
-          <w:iCs/>
-          <w:sz w:val="28"/>
-          <w:szCs w:val="28"/>
-          <w:lang w:val="en-US"/>
-        </w:rPr>
-        <w:t>numpy</w:t>
-      </w:r>
-      <w:proofErr w:type="spellEnd"/>
-      <w:r>
-        <w:rPr>
-          <w:rFonts w:ascii="Times New Roman" w:hAnsi="Times New Roman" w:cs="Times New Roman"/>
-          <w:bCs/>
-          <w:iCs/>
-          <w:sz w:val="28"/>
-          <w:szCs w:val="28"/>
-        </w:rPr>
-        <w:t xml:space="preserve"> </w:t>
-      </w:r>
-      <w:r>
-        <w:rPr>
-          <w:rFonts w:ascii="Times New Roman" w:hAnsi="Times New Roman" w:cs="Times New Roman"/>
-          <w:bCs/>
-          <w:iCs/>
-          <w:sz w:val="28"/>
-          <w:szCs w:val="28"/>
-        </w:rPr>
-        <w:t>будет выглядеть более читаемо.</w:t>
-      </w:r>
-    </w:p>
-    <w:p>
-      <w:pPr>
-        <w:tabs>
-          <w:tab w:val="left" w:pos="993"/>
-        </w:tabs>
-        <w:spacing w:after="0" w:line="240" w:lineRule="auto"/>
-        <w:ind w:firstLine="709"/>
-        <w:jc w:val="both"/>
-        <w:rPr>
-          <w:rFonts w:ascii="Times New Roman" w:hAnsi="Times New Roman" w:cs="Times New Roman"/>
-          <w:bCs/>
-          <w:iCs/>
-          <w:sz w:val="28"/>
-          <w:szCs w:val="28"/>
-        </w:rPr>
-      </w:pPr>
-      <w:r>
-        <w:rPr>
-          <w:rFonts w:ascii="Times New Roman" w:hAnsi="Times New Roman" w:cs="Times New Roman"/>
-          <w:bCs/>
-          <w:iCs/>
-          <w:sz w:val="28"/>
-          <w:szCs w:val="28"/>
-        </w:rPr>
-        <w:t xml:space="preserve">При использовании функции </w:t>
-      </w:r>
-      <w:proofErr w:type="gramStart"/>
-      <w:r>
-        <w:rPr>
-          <w:rFonts w:ascii="Times New Roman" w:hAnsi="Times New Roman" w:cs="Times New Roman"/>
-          <w:bCs/>
-          <w:iCs/>
-          <w:sz w:val="28"/>
-          <w:szCs w:val="28"/>
-          <w:lang w:val="en-US"/>
-        </w:rPr>
-        <w:t>exp</w:t>
-      </w:r>
-      <w:r>
-        <w:rPr>
-          <w:rFonts w:ascii="Times New Roman" w:hAnsi="Times New Roman" w:cs="Times New Roman"/>
-          <w:bCs/>
-          <w:iCs/>
-          <w:sz w:val="28"/>
-          <w:szCs w:val="28"/>
-        </w:rPr>
-        <w:t>(</w:t>
-      </w:r>
-      <w:proofErr w:type="gramEnd"/>
-      <w:r>
-        <w:rPr>
-          <w:rFonts w:ascii="Times New Roman" w:hAnsi="Times New Roman" w:cs="Times New Roman"/>
-          <w:bCs/>
-          <w:iCs/>
-          <w:sz w:val="28"/>
-          <w:szCs w:val="28"/>
-        </w:rPr>
-        <w:t xml:space="preserve">) </w:t>
-      </w:r>
-      <w:r>
-        <w:rPr>
-          <w:rFonts w:ascii="Times New Roman" w:hAnsi="Times New Roman" w:cs="Times New Roman"/>
-          <w:bCs/>
-          <w:iCs/>
-          <w:sz w:val="28"/>
-          <w:szCs w:val="28"/>
-        </w:rPr>
-        <w:t xml:space="preserve">что в </w:t>
-      </w:r>
-      <w:proofErr w:type="spellStart"/>
-      <w:r>
-        <w:rPr>
-          <w:rFonts w:ascii="Times New Roman" w:hAnsi="Times New Roman" w:cs="Times New Roman"/>
-          <w:bCs/>
-          <w:iCs/>
-          <w:sz w:val="28"/>
-          <w:szCs w:val="28"/>
-          <w:lang w:val="en-US"/>
-        </w:rPr>
-        <w:t>numpy</w:t>
-      </w:r>
-      <w:proofErr w:type="spellEnd"/>
-      <w:r>
-        <w:rPr>
-          <w:rFonts w:ascii="Times New Roman" w:hAnsi="Times New Roman" w:cs="Times New Roman"/>
-          <w:bCs/>
-          <w:iCs/>
-          <w:sz w:val="28"/>
-          <w:szCs w:val="28"/>
-        </w:rPr>
-        <w:t xml:space="preserve">, что и в чистом </w:t>
-      </w:r>
-      <w:r>
-        <w:rPr>
-          <w:rFonts w:ascii="Times New Roman" w:hAnsi="Times New Roman" w:cs="Times New Roman"/>
-          <w:bCs/>
-          <w:iCs/>
-          <w:sz w:val="28"/>
-          <w:szCs w:val="28"/>
-          <w:lang w:val="en-US"/>
-        </w:rPr>
-        <w:t>python</w:t>
-      </w:r>
-      <w:r>
-        <w:rPr>
-          <w:rFonts w:ascii="Times New Roman" w:hAnsi="Times New Roman" w:cs="Times New Roman"/>
-          <w:bCs/>
-          <w:iCs/>
-          <w:sz w:val="28"/>
-          <w:szCs w:val="28"/>
-        </w:rPr>
-        <w:t>, я делил каждый элемент списка на размер нашего списка, то есть нормировал. В ином случае, нам бы в консоль приходила бы ошибка.</w:t>
-      </w:r>
-    </w:p>
-    <w:p>
-      <w:pPr>
-        <w:tabs>
-          <w:tab w:val="left" w:pos="993"/>
-        </w:tabs>
-        <w:spacing w:after="0" w:line="240" w:lineRule="auto"/>
-        <w:ind w:firstLine="709"/>
-        <w:jc w:val="both"/>
-        <w:rPr>
-          <w:rFonts w:ascii="Times New Roman" w:hAnsi="Times New Roman" w:cs="Times New Roman"/>
-          <w:bCs/>
-          <w:iCs/>
-          <w:sz w:val="28"/>
-          <w:szCs w:val="28"/>
-        </w:rPr>
-      </w:pPr>
-      <w:r>
-        <w:rPr>
-          <w:rFonts w:ascii="Times New Roman" w:hAnsi="Times New Roman" w:cs="Times New Roman"/>
-          <w:bCs/>
-          <w:iCs/>
-          <w:sz w:val="28"/>
-          <w:szCs w:val="28"/>
-        </w:rPr>
-        <w:t xml:space="preserve">Рассмотрим часть с построением графиков с помощью библиотеки </w:t>
-      </w:r>
-      <w:r>
-        <w:rPr>
-          <w:rFonts w:ascii="Times New Roman" w:hAnsi="Times New Roman" w:cs="Times New Roman"/>
-          <w:bCs/>
-          <w:iCs/>
-          <w:sz w:val="28"/>
-          <w:szCs w:val="28"/>
-          <w:lang w:val="en-US"/>
-        </w:rPr>
-        <w:t>matplotlib</w:t>
-      </w:r>
-      <w:r>
-        <w:rPr>
-          <w:rFonts w:ascii="Times New Roman" w:hAnsi="Times New Roman" w:cs="Times New Roman"/>
-          <w:bCs/>
-          <w:iCs/>
-          <w:sz w:val="28"/>
-          <w:szCs w:val="28"/>
-        </w:rPr>
-        <w:t>.</w:t>
-      </w:r>
-    </w:p>
-    <w:p>
-      <w:pPr>
-        <w:tabs>
-          <w:tab w:val="left" w:pos="993"/>
-        </w:tabs>
-        <w:spacing w:after="0" w:line="240" w:lineRule="auto"/>
-        <w:ind w:firstLine="709"/>
-        <w:jc w:val="both"/>
-        <w:rPr>
-          <w:rFonts w:ascii="Times New Roman" w:hAnsi="Times New Roman" w:cs="Times New Roman"/>
-          <w:bCs/>
-          <w:iCs/>
-          <w:sz w:val="28"/>
-          <w:szCs w:val="28"/>
-        </w:rPr>
-      </w:pPr>
-    </w:p>
-    <w:p>
-      <w:pPr>
-        <w:tabs>
-          <w:tab w:val="left" w:pos="993"/>
-        </w:tabs>
-        <w:spacing w:after="0" w:line="240" w:lineRule="auto"/>
-        <w:ind w:firstLine="709"/>
-        <w:jc w:val="both"/>
-        <w:rPr>
-          <w:rFonts w:ascii="Times New Roman" w:hAnsi="Times New Roman" w:cs="Times New Roman"/>
-          <w:bCs/>
-          <w:iCs/>
-          <w:sz w:val="28"/>
-          <w:szCs w:val="28"/>
-          <w:lang w:val="en-US"/>
-        </w:rPr>
-      </w:pPr>
-      <w:r>
-        <w:rPr>
-          <w:rFonts w:ascii="Times New Roman" w:hAnsi="Times New Roman" w:cs="Times New Roman"/>
-          <w:bCs/>
-          <w:iCs/>
-          <w:sz w:val="28"/>
-          <w:szCs w:val="28"/>
-        </w:rPr>
-        <w:t xml:space="preserve">Листинг части кода с построением графиков с помощью библиотеки </w:t>
-      </w:r>
-      <w:r>
-        <w:rPr>
-          <w:rFonts w:ascii="Times New Roman" w:hAnsi="Times New Roman" w:cs="Times New Roman"/>
-          <w:bCs/>
-          <w:iCs/>
-          <w:sz w:val="28"/>
-          <w:szCs w:val="28"/>
-          <w:lang w:val="en-US"/>
-        </w:rPr>
-        <w:t>matplotlib</w:t>
-      </w:r>
-      <w:r>
-        <w:rPr>
-          <w:rFonts w:ascii="Times New Roman" w:hAnsi="Times New Roman" w:cs="Times New Roman"/>
-          <w:bCs/>
-          <w:iCs/>
-          <w:sz w:val="28"/>
-          <w:szCs w:val="28"/>
-        </w:rPr>
-        <w:t>:</w:t>
-      </w:r>
-    </w:p>
-    <w:p>
-      <w:pPr>
-        <w:tabs>
-          <w:tab w:val="left" w:pos="993"/>
-        </w:tabs>
-        <w:spacing w:after="0" w:line="240" w:lineRule="auto"/>
-        <w:ind w:firstLine="709"/>
-        <w:jc w:val="both"/>
-        <w:rPr>
-          <w:rFonts w:ascii="Times New Roman" w:hAnsi="Times New Roman" w:cs="Times New Roman"/>
-          <w:bCs/>
-          <w:iCs/>
-          <w:sz w:val="28"/>
-          <w:szCs w:val="28"/>
-          <w:lang w:val="ru-BY"/>
-        </w:rPr>
-      </w:pPr>
-      <w:r>
-        <w:rPr>
-          <w:rFonts w:ascii="Times New Roman" w:hAnsi="Times New Roman" w:cs="Times New Roman"/>
-          <w:bCs/>
-          <w:iCs/>
-          <w:sz w:val="28"/>
-          <w:szCs w:val="28"/>
-          <w:lang w:val="ru-BY"/>
-        </w:rPr>
-        <w:t>for operation in op:</w:t>
-      </w:r>
-    </w:p>
-    <w:p>
-      <w:pPr>
-        <w:tabs>
-          <w:tab w:val="left" w:pos="993"/>
-        </w:tabs>
-        <w:spacing w:after="0" w:line="240" w:lineRule="auto"/>
-        <w:ind w:firstLine="709"/>
-        <w:jc w:val="both"/>
-        <w:rPr>
-          <w:rFonts w:ascii="Times New Roman" w:hAnsi="Times New Roman" w:cs="Times New Roman"/>
-          <w:bCs/>
-          <w:iCs/>
-          <w:sz w:val="28"/>
-          <w:szCs w:val="28"/>
-          <w:lang w:val="ru-BY"/>
-        </w:rPr>
-      </w:pPr>
-    </w:p>
-    <w:p>
-      <w:pPr>
-        <w:tabs>
-          <w:tab w:val="left" w:pos="993"/>
-        </w:tabs>
-        <w:spacing w:after="0" w:line="240" w:lineRule="auto"/>
-        <w:ind w:firstLine="709"/>
-        <w:jc w:val="both"/>
-        <w:rPr>
-          <w:rFonts w:ascii="Times New Roman" w:hAnsi="Times New Roman" w:cs="Times New Roman"/>
-          <w:bCs/>
-          <w:iCs/>
-          <w:sz w:val="28"/>
-          <w:szCs w:val="28"/>
-          <w:lang w:val="ru-BY"/>
-        </w:rPr>
-      </w:pPr>
-      <w:r>
-        <w:rPr>
-          <w:rFonts w:ascii="Times New Roman" w:hAnsi="Times New Roman" w:cs="Times New Roman"/>
-          <w:bCs/>
-          <w:iCs/>
-          <w:sz w:val="28"/>
-          <w:szCs w:val="28"/>
-          <w:lang w:val="ru-BY"/>
-        </w:rPr>
-        <w:t xml:space="preserve">    plt.plot(sizes, results_np[operation], label='NumPy')</w:t>
-      </w:r>
-    </w:p>
-    <w:p>
-      <w:pPr>
-        <w:tabs>
-          <w:tab w:val="left" w:pos="993"/>
-        </w:tabs>
-        <w:spacing w:after="0" w:line="240" w:lineRule="auto"/>
-        <w:ind w:firstLine="709"/>
-        <w:jc w:val="both"/>
-        <w:rPr>
-          <w:rFonts w:ascii="Times New Roman" w:hAnsi="Times New Roman" w:cs="Times New Roman"/>
-          <w:bCs/>
-          <w:iCs/>
-          <w:sz w:val="28"/>
-          <w:szCs w:val="28"/>
-          <w:lang w:val="ru-BY"/>
-        </w:rPr>
-      </w:pPr>
-      <w:r>
-        <w:rPr>
-          <w:rFonts w:ascii="Times New Roman" w:hAnsi="Times New Roman" w:cs="Times New Roman"/>
-          <w:bCs/>
-          <w:iCs/>
-          <w:sz w:val="28"/>
-          <w:szCs w:val="28"/>
-          <w:lang w:val="ru-BY"/>
-        </w:rPr>
-        <w:t xml:space="preserve">    plt.plot(sizes, results_py[operation], label='Python list')</w:t>
-      </w:r>
-    </w:p>
-    <w:p>
-      <w:pPr>
-        <w:tabs>
-          <w:tab w:val="left" w:pos="993"/>
-        </w:tabs>
-        <w:spacing w:after="0" w:line="240" w:lineRule="auto"/>
-        <w:ind w:firstLine="709"/>
-        <w:jc w:val="both"/>
-        <w:rPr>
-          <w:rFonts w:ascii="Times New Roman" w:hAnsi="Times New Roman" w:cs="Times New Roman"/>
-          <w:bCs/>
-          <w:iCs/>
-          <w:sz w:val="28"/>
-          <w:szCs w:val="28"/>
-          <w:lang w:val="ru-BY"/>
-        </w:rPr>
-      </w:pPr>
-    </w:p>
-    <w:p>
-      <w:pPr>
-        <w:tabs>
-          <w:tab w:val="left" w:pos="993"/>
-        </w:tabs>
-        <w:spacing w:after="0" w:line="240" w:lineRule="auto"/>
-        <w:ind w:firstLine="709"/>
-        <w:jc w:val="both"/>
-        <w:rPr>
-          <w:rFonts w:ascii="Times New Roman" w:hAnsi="Times New Roman" w:cs="Times New Roman"/>
-          <w:bCs/>
-          <w:iCs/>
-          <w:sz w:val="28"/>
-          <w:szCs w:val="28"/>
-          <w:lang w:val="ru-BY"/>
-        </w:rPr>
-      </w:pPr>
-      <w:r>
-        <w:rPr>
-          <w:rFonts w:ascii="Times New Roman" w:hAnsi="Times New Roman" w:cs="Times New Roman"/>
-          <w:bCs/>
-          <w:iCs/>
-          <w:sz w:val="28"/>
-          <w:szCs w:val="28"/>
-          <w:lang w:val="ru-BY"/>
-        </w:rPr>
-        <w:t xml:space="preserve">    plt.title(f"Операция {operation}")</w:t>
-      </w:r>
-    </w:p>
-    <w:p>
-      <w:pPr>
-        <w:tabs>
-          <w:tab w:val="left" w:pos="993"/>
-        </w:tabs>
-        <w:spacing w:after="0" w:line="240" w:lineRule="auto"/>
-        <w:ind w:firstLine="709"/>
-        <w:jc w:val="both"/>
-        <w:rPr>
-          <w:rFonts w:ascii="Times New Roman" w:hAnsi="Times New Roman" w:cs="Times New Roman"/>
-          <w:bCs/>
-          <w:iCs/>
-          <w:sz w:val="28"/>
-          <w:szCs w:val="28"/>
-          <w:lang w:val="ru-BY"/>
-        </w:rPr>
-      </w:pPr>
-      <w:r>
-        <w:rPr>
-          <w:rFonts w:ascii="Times New Roman" w:hAnsi="Times New Roman" w:cs="Times New Roman"/>
-          <w:bCs/>
-          <w:iCs/>
-          <w:sz w:val="28"/>
-          <w:szCs w:val="28"/>
-          <w:lang w:val="ru-BY"/>
-        </w:rPr>
-        <w:t xml:space="preserve">    plt.xlabel("Размер массива")</w:t>
-      </w:r>
-    </w:p>
-    <w:p>
-      <w:pPr>
-        <w:tabs>
-          <w:tab w:val="left" w:pos="993"/>
-        </w:tabs>
-        <w:spacing w:after="0" w:line="240" w:lineRule="auto"/>
-        <w:ind w:firstLine="709"/>
-        <w:jc w:val="both"/>
-        <w:rPr>
-          <w:rFonts w:ascii="Times New Roman" w:hAnsi="Times New Roman" w:cs="Times New Roman"/>
-          <w:bCs/>
-          <w:iCs/>
-          <w:sz w:val="28"/>
-          <w:szCs w:val="28"/>
-          <w:lang w:val="ru-BY"/>
-        </w:rPr>
-      </w:pPr>
-      <w:r>
-        <w:rPr>
-          <w:rFonts w:ascii="Times New Roman" w:hAnsi="Times New Roman" w:cs="Times New Roman"/>
-          <w:bCs/>
-          <w:iCs/>
-          <w:sz w:val="28"/>
-          <w:szCs w:val="28"/>
-          <w:lang w:val="ru-BY"/>
-        </w:rPr>
-        <w:t xml:space="preserve">    plt.ylabel("Секунды")</w:t>
-      </w:r>
-    </w:p>
-    <w:p>
-      <w:pPr>
-        <w:tabs>
-          <w:tab w:val="left" w:pos="993"/>
-        </w:tabs>
-        <w:spacing w:after="0" w:line="240" w:lineRule="auto"/>
-        <w:ind w:firstLine="709"/>
-        <w:jc w:val="both"/>
-        <w:rPr>
-          <w:rFonts w:ascii="Times New Roman" w:hAnsi="Times New Roman" w:cs="Times New Roman"/>
-          <w:bCs/>
-          <w:iCs/>
-          <w:sz w:val="28"/>
-          <w:szCs w:val="28"/>
-          <w:lang w:val="ru-BY"/>
-        </w:rPr>
-      </w:pPr>
-    </w:p>
-    <w:p>
-      <w:pPr>
-        <w:tabs>
-          <w:tab w:val="left" w:pos="993"/>
-        </w:tabs>
-        <w:spacing w:after="0" w:line="240" w:lineRule="auto"/>
-        <w:ind w:firstLine="709"/>
-        <w:jc w:val="both"/>
-        <w:rPr>
-          <w:rFonts w:ascii="Times New Roman" w:hAnsi="Times New Roman" w:cs="Times New Roman"/>
-          <w:bCs/>
-          <w:iCs/>
-          <w:sz w:val="28"/>
-          <w:szCs w:val="28"/>
-          <w:lang w:val="ru-BY"/>
-        </w:rPr>
-      </w:pPr>
-      <w:r>
-        <w:rPr>
-          <w:rFonts w:ascii="Times New Roman" w:hAnsi="Times New Roman" w:cs="Times New Roman"/>
-          <w:bCs/>
-          <w:iCs/>
-          <w:sz w:val="28"/>
-          <w:szCs w:val="28"/>
-          <w:lang w:val="ru-BY"/>
-        </w:rPr>
-        <w:lastRenderedPageBreak/>
-        <w:t xml:space="preserve">    plt.legend()</w:t>
-      </w:r>
-    </w:p>
-    <w:p>
-      <w:pPr>
-        <w:tabs>
-          <w:tab w:val="left" w:pos="993"/>
-        </w:tabs>
-        <w:spacing w:after="0" w:line="240" w:lineRule="auto"/>
-        <w:ind w:firstLine="709"/>
-        <w:jc w:val="both"/>
-        <w:rPr>
-          <w:rFonts w:ascii="Times New Roman" w:hAnsi="Times New Roman" w:cs="Times New Roman"/>
-          <w:bCs/>
-          <w:iCs/>
-          <w:sz w:val="28"/>
-          <w:szCs w:val="28"/>
-          <w:lang w:val="ru-BY"/>
-        </w:rPr>
-      </w:pPr>
-    </w:p>
-    <w:p>
-      <w:pPr>
-        <w:tabs>
-          <w:tab w:val="left" w:pos="993"/>
-        </w:tabs>
-        <w:spacing w:after="0" w:line="240" w:lineRule="auto"/>
-        <w:ind w:firstLine="709"/>
-        <w:jc w:val="both"/>
-        <w:rPr>
-          <w:rFonts w:ascii="Times New Roman" w:hAnsi="Times New Roman" w:cs="Times New Roman"/>
-          <w:bCs/>
-          <w:iCs/>
-          <w:sz w:val="28"/>
-          <w:szCs w:val="28"/>
-          <w:lang w:val="ru-BY"/>
-        </w:rPr>
-      </w:pPr>
-      <w:r>
-        <w:rPr>
-          <w:rFonts w:ascii="Times New Roman" w:hAnsi="Times New Roman" w:cs="Times New Roman"/>
-          <w:bCs/>
-          <w:iCs/>
-          <w:sz w:val="28"/>
-          <w:szCs w:val="28"/>
-          <w:lang w:val="ru-BY"/>
-        </w:rPr>
-        <w:t xml:space="preserve">    plt.show()</w:t>
-      </w:r>
-    </w:p>
-    <w:p>
-      <w:pPr>
-        <w:tabs>
-          <w:tab w:val="left" w:pos="993"/>
-        </w:tabs>
-        <w:spacing w:after="0" w:line="240" w:lineRule="auto"/>
-        <w:ind w:firstLine="709"/>
-        <w:jc w:val="both"/>
-        <w:rPr>
-          <w:rFonts w:ascii="Times New Roman" w:hAnsi="Times New Roman" w:cs="Times New Roman"/>
-          <w:bCs/>
-          <w:iCs/>
-          <w:sz w:val="28"/>
-          <w:szCs w:val="28"/>
-          <w:lang w:val="ru-BY"/>
-        </w:rPr>
-      </w:pPr>
-    </w:p>
-    <w:p>
-      <w:pPr>
-        <w:tabs>
-          <w:tab w:val="left" w:pos="993"/>
-        </w:tabs>
-        <w:spacing w:after="0" w:line="240" w:lineRule="auto"/>
-        <w:ind w:firstLine="709"/>
-        <w:jc w:val="both"/>
-        <w:rPr>
-          <w:rFonts w:ascii="Times New Roman" w:hAnsi="Times New Roman" w:cs="Times New Roman"/>
-          <w:bCs/>
-          <w:iCs/>
-          <w:sz w:val="28"/>
-          <w:szCs w:val="28"/>
-          <w:lang w:val="ru-BY"/>
-        </w:rPr>
-      </w:pPr>
-      <w:r>
-        <w:rPr>
-          <w:rFonts w:ascii="Times New Roman" w:hAnsi="Times New Roman" w:cs="Times New Roman"/>
-          <w:bCs/>
-          <w:iCs/>
-          <w:sz w:val="28"/>
-          <w:szCs w:val="28"/>
-          <w:lang w:val="ru-BY"/>
-        </w:rPr>
-        <w:t xml:space="preserve">После выполнения основной части программы были получены графики зависимости времени выполнения операций от размера массива. Для каждой операции строится отдельный график, на котором сравнивается время выполнения для библиотеки </w:t>
-      </w:r>
-      <w:r>
-        <w:rPr>
-          <w:rFonts w:ascii="Times New Roman" w:hAnsi="Times New Roman" w:cs="Times New Roman"/>
-          <w:bCs/>
-          <w:iCs/>
-          <w:sz w:val="28"/>
-          <w:szCs w:val="28"/>
-          <w:lang w:val="ru-BY"/>
-        </w:rPr>
-        <w:t>numpy</w:t>
-      </w:r>
-      <w:r>
-        <w:rPr>
-          <w:rFonts w:ascii="Times New Roman" w:hAnsi="Times New Roman" w:cs="Times New Roman"/>
-          <w:bCs/>
-          <w:iCs/>
-          <w:sz w:val="28"/>
-          <w:szCs w:val="28"/>
-          <w:lang w:val="ru-BY"/>
-        </w:rPr>
-        <w:t xml:space="preserve"> и стандартных списков </w:t>
-      </w:r>
-      <w:r>
-        <w:rPr>
-          <w:rFonts w:ascii="Times New Roman" w:hAnsi="Times New Roman" w:cs="Times New Roman"/>
-          <w:bCs/>
-          <w:iCs/>
-          <w:sz w:val="28"/>
-          <w:szCs w:val="28"/>
-          <w:lang w:val="ru-BY"/>
-        </w:rPr>
-        <w:t>python</w:t>
-      </w:r>
-      <w:r>
-        <w:rPr>
-          <w:rFonts w:ascii="Times New Roman" w:hAnsi="Times New Roman" w:cs="Times New Roman"/>
-          <w:bCs/>
-          <w:iCs/>
-          <w:sz w:val="28"/>
-          <w:szCs w:val="28"/>
-          <w:lang w:val="ru-BY"/>
-        </w:rPr>
-        <w:t>.</w:t>
-      </w:r>
-    </w:p>
-    <w:p>
-      <w:pPr>
-        <w:tabs>
-          <w:tab w:val="left" w:pos="993"/>
-        </w:tabs>
-        <w:spacing w:after="0" w:line="240" w:lineRule="auto"/>
-        <w:ind w:firstLine="709"/>
-        <w:jc w:val="both"/>
-        <w:rPr>
-          <w:rFonts w:ascii="Times New Roman" w:hAnsi="Times New Roman" w:cs="Times New Roman"/>
-          <w:bCs/>
-          <w:iCs/>
-          <w:sz w:val="28"/>
-          <w:szCs w:val="28"/>
           <w:lang w:val="ru-BY"/>
         </w:rPr>
       </w:pPr>
@@ -4990,9 +4987,9 @@
           <w:lang w:val="ru-BY"/>
         </w:rPr>
         <w:drawing>
-          <wp:inline distT="0" distB="0" distL="0" distR="0" wp14:anchorId="6C174680" wp14:editId="10B6F66B">
-            <wp:extent cx="5424644" cy="4293326"/>
-            <wp:effectExtent l="0" t="0" r="0" b="0"/>
+          <wp:inline distT="0" distB="0" distL="0" distR="0" wp14:anchorId="6C174680" wp14:editId="1018D841">
+            <wp:extent cx="5738238" cy="4541520"/>
+            <wp:effectExtent l="0" t="0" r="2540" b="5080"/>
             <wp:docPr id="931083221" name="Рисунок 1" descr="Изображение выглядит как снимок экрана, линия, График, диаграмма&#10;&#10;Содержимое, созданное искусственным интеллектом, может быть неверным."/>
             <wp:cNvGraphicFramePr>
               <a:graphicFrameLocks xmlns:a="http://schemas.openxmlformats.org/drawingml/2006/main" noChangeAspect="1"/>
@@ -5019,7 +5016,7 @@
                   <pic:spPr>
                     <a:xfrm>
                       <a:off x="0" y="0"/>
-                      <a:ext cx="5441415" cy="4306600"/>
+                      <a:ext cx="5760763" cy="4559348"/>
                     </a:xfrm>
                     <a:prstGeom prst="rect">
                       <a:avLst/>
@@ -5210,7 +5207,19 @@
           <w:szCs w:val="28"/>
           <w:lang w:val="ru-BY"/>
         </w:rPr>
-        <w:t xml:space="preserve"> использует оптимизированные низкоуровневые реализации на языке C и применяет векторизованные операции, позволяющие выполнять действия сразу над всем массивом.</w:t>
+        <w:t xml:space="preserve"> использует оптимизированные низкоуровневые реализации на языке C и </w:t>
+      </w:r>
+      <w:r>
+        <w:rPr>
+          <w:rFonts w:ascii="Times New Roman" w:hAnsi="Times New Roman" w:cs="Times New Roman"/>
+          <w:bCs/>
+          <w:iCs/>
+          <w:sz w:val="28"/>
+          <w:szCs w:val="28"/>
+          <w:lang w:val="ru-BY"/>
+        </w:rPr>
+        <w:lastRenderedPageBreak/>
+        <w:t>применяет векторизованные операции, позволяющие выполнять действия сразу над всем массивом.</w:t>
       </w:r>
     </w:p>
     <w:p>
@@ -5291,11 +5300,10 @@
           <w:szCs w:val="28"/>
           <w:lang w:val="ru-BY"/>
         </w:rPr>
-        <w:lastRenderedPageBreak/>
         <w:drawing>
-          <wp:inline distT="0" distB="0" distL="0" distR="0" wp14:anchorId="4443BDBB" wp14:editId="47D47515">
-            <wp:extent cx="5551662" cy="4362995"/>
-            <wp:effectExtent l="0" t="0" r="0" b="6350"/>
+          <wp:inline distT="0" distB="0" distL="0" distR="0" wp14:anchorId="4443BDBB" wp14:editId="701A7336">
+            <wp:extent cx="5875786" cy="4617720"/>
+            <wp:effectExtent l="0" t="0" r="4445" b="5080"/>
             <wp:docPr id="982822555" name="Рисунок 2" descr="Изображение выглядит как снимок экрана, линия, диаграмма, График&#10;&#10;Содержимое, созданное искусственным интеллектом, может быть неверным."/>
             <wp:cNvGraphicFramePr>
               <a:graphicFrameLocks xmlns:a="http://schemas.openxmlformats.org/drawingml/2006/main" noChangeAspect="1"/>
@@ -5322,7 +5330,7 @@
                   <pic:spPr>
                     <a:xfrm>
                       <a:off x="0" y="0"/>
-                      <a:ext cx="5565107" cy="4373561"/>
+                      <a:ext cx="5894622" cy="4632523"/>
                     </a:xfrm>
                     <a:prstGeom prst="rect">
                       <a:avLst/>
@@ -5582,9 +5590,9 @@
         </w:rPr>
         <w:lastRenderedPageBreak/>
         <w:drawing>
-          <wp:inline distT="0" distB="0" distL="0" distR="0" wp14:anchorId="08292567" wp14:editId="6DF2797F">
-            <wp:extent cx="5095357" cy="4020185"/>
-            <wp:effectExtent l="0" t="0" r="0" b="5715"/>
+          <wp:inline distT="0" distB="0" distL="0" distR="0" wp14:anchorId="08292567" wp14:editId="123D4566">
+            <wp:extent cx="5601592" cy="4419600"/>
+            <wp:effectExtent l="0" t="0" r="0" b="0"/>
             <wp:docPr id="1111699936" name="Рисунок 3" descr="Изображение выглядит как снимок экрана, линия, График, диаграмма&#10;&#10;Содержимое, созданное искусственным интеллектом, может быть неверным."/>
             <wp:cNvGraphicFramePr>
               <a:graphicFrameLocks xmlns:a="http://schemas.openxmlformats.org/drawingml/2006/main" noChangeAspect="1"/>
@@ -5611,7 +5619,7 @@
                   <pic:spPr>
                     <a:xfrm>
                       <a:off x="0" y="0"/>
-                      <a:ext cx="5102002" cy="4025428"/>
+                      <a:ext cx="5620082" cy="4434188"/>
                     </a:xfrm>
                     <a:prstGeom prst="rect">
                       <a:avLst/>
@@ -5875,9 +5883,25 @@
         </w:rPr>
         <w:lastRenderedPageBreak/>
         <w:drawing>
-          <wp:inline distT="0" distB="0" distL="0" distR="0" wp14:anchorId="12462797" wp14:editId="3903D315">
-            <wp:extent cx="5563188" cy="4339941"/>
-            <wp:effectExtent l="0" t="0" r="0" b="3810"/>
+          <wp:anchor distT="0" distB="0" distL="114300" distR="114300" simplePos="0" relativeHeight="251658240" behindDoc="0" locked="0" layoutInCell="1" allowOverlap="1" wp14:anchorId="12462797" wp14:editId="44AF08FB">
+            <wp:simplePos x="0" y="0"/>
+            <wp:positionH relativeFrom="column">
+              <wp:posOffset>0</wp:posOffset>
+            </wp:positionH>
+            <wp:positionV relativeFrom="paragraph">
+              <wp:posOffset>158</wp:posOffset>
+            </wp:positionV>
+            <wp:extent cx="6114617" cy="4770120"/>
+            <wp:effectExtent l="0" t="0" r="0" b="5080"/>
+            <wp:wrapThrough wrapText="bothSides">
+              <wp:wrapPolygon edited="0">
+                <wp:start x="0" y="0"/>
+                <wp:lineTo x="0" y="21565"/>
+                <wp:lineTo x="21535" y="21565"/>
+                <wp:lineTo x="21535" y="0"/>
+                <wp:lineTo x="0" y="0"/>
+              </wp:wrapPolygon>
+            </wp:wrapThrough>
             <wp:docPr id="1042606142" name="Рисунок 4" descr="Изображение выглядит как снимок экрана, текст, линия, диаграмма&#10;&#10;Содержимое, созданное искусственным интеллектом, может быть неверным."/>
             <wp:cNvGraphicFramePr>
               <a:graphicFrameLocks xmlns:a="http://schemas.openxmlformats.org/drawingml/2006/main" noChangeAspect="1"/>
@@ -5904,7 +5928,7 @@
                   <pic:spPr>
                     <a:xfrm>
                       <a:off x="0" y="0"/>
-                      <a:ext cx="5571864" cy="4346709"/>
+                      <a:ext cx="6114617" cy="4770120"/>
                     </a:xfrm>
                     <a:prstGeom prst="rect">
                       <a:avLst/>
@@ -5913,7 +5937,13 @@
                 </pic:pic>
               </a:graphicData>
             </a:graphic>
-          </wp:inline>
+            <wp14:sizeRelH relativeFrom="page">
+              <wp14:pctWidth>0</wp14:pctWidth>
+            </wp14:sizeRelH>
+            <wp14:sizeRelV relativeFrom="page">
+              <wp14:pctHeight>0</wp14:pctHeight>
+            </wp14:sizeRelV>
+          </wp:anchor>
         </w:drawing>
       </w:r>
     </w:p>
@@ -6298,6 +6328,7 @@
           <w:szCs w:val="28"/>
           <w:lang w:val="ru-BY"/>
         </w:rPr>
+        <w:lastRenderedPageBreak/>
         <w:t xml:space="preserve">В результате было </w:t>
       </w:r>
       <w:r>
@@ -6459,7 +6490,774 @@
           <w:szCs w:val="28"/>
           <w:lang w:val="ru-BY"/>
         </w:rPr>
-        <w:t>y</w:t>
+        <w:t>y использует векторизованные операции и оптимизированные низкоуровневые реализации, благодаря чему действия выполняются сразу над всем массивом данных.</w:t>
+      </w:r>
+    </w:p>
+    <w:p>
+      <w:pPr>
+        <w:tabs>
+          <w:tab w:val="left" w:pos="993"/>
+        </w:tabs>
+        <w:spacing w:after="0" w:line="240" w:lineRule="auto"/>
+        <w:ind w:firstLine="709"/>
+        <w:jc w:val="both"/>
+        <w:rPr>
+          <w:rFonts w:ascii="Times New Roman" w:hAnsi="Times New Roman" w:cs="Times New Roman"/>
+          <w:bCs/>
+          <w:iCs/>
+          <w:sz w:val="28"/>
+          <w:szCs w:val="28"/>
+          <w:lang w:val="ru-BY"/>
+        </w:rPr>
+      </w:pPr>
+      <w:r>
+        <w:rPr>
+          <w:rFonts w:ascii="Times New Roman" w:hAnsi="Times New Roman" w:cs="Times New Roman"/>
+          <w:bCs/>
+          <w:iCs/>
+          <w:sz w:val="28"/>
+          <w:szCs w:val="28"/>
+          <w:lang w:val="ru-BY"/>
+        </w:rPr>
+        <w:t xml:space="preserve">При использовании стандартных списков </w:t>
+      </w:r>
+      <w:r>
+        <w:rPr>
+          <w:rFonts w:ascii="Times New Roman" w:hAnsi="Times New Roman" w:cs="Times New Roman"/>
+          <w:bCs/>
+          <w:iCs/>
+          <w:sz w:val="28"/>
+          <w:szCs w:val="28"/>
+          <w:lang w:val="ru-BY"/>
+        </w:rPr>
+        <w:t>p</w:t>
+      </w:r>
+      <w:r>
+        <w:rPr>
+          <w:rFonts w:ascii="Times New Roman" w:hAnsi="Times New Roman" w:cs="Times New Roman"/>
+          <w:bCs/>
+          <w:iCs/>
+          <w:sz w:val="28"/>
+          <w:szCs w:val="28"/>
+          <w:lang w:val="ru-BY"/>
+        </w:rPr>
+        <w:t>ython операции выполняются путем последовательного перебора элементов, что приводит к увеличению времени выполнения программы, особенно при работе с большими массивами данных.</w:t>
+      </w:r>
+    </w:p>
+    <w:p>
+      <w:pPr>
+        <w:tabs>
+          <w:tab w:val="left" w:pos="993"/>
+        </w:tabs>
+        <w:spacing w:after="0" w:line="240" w:lineRule="auto"/>
+        <w:ind w:firstLine="709"/>
+        <w:jc w:val="both"/>
+        <w:rPr>
+          <w:rFonts w:ascii="Times New Roman" w:hAnsi="Times New Roman" w:cs="Times New Roman"/>
+          <w:bCs/>
+          <w:iCs/>
+          <w:sz w:val="28"/>
+          <w:szCs w:val="28"/>
+          <w:lang w:val="ru-BY"/>
+        </w:rPr>
+      </w:pPr>
+      <w:r>
+        <w:rPr>
+          <w:rFonts w:ascii="Times New Roman" w:hAnsi="Times New Roman" w:cs="Times New Roman"/>
+          <w:bCs/>
+          <w:iCs/>
+          <w:sz w:val="28"/>
+          <w:szCs w:val="28"/>
+        </w:rPr>
+        <w:t>П</w:t>
+      </w:r>
+      <w:r>
+        <w:rPr>
+          <w:rFonts w:ascii="Times New Roman" w:hAnsi="Times New Roman" w:cs="Times New Roman"/>
+          <w:bCs/>
+          <w:iCs/>
+          <w:sz w:val="28"/>
+          <w:szCs w:val="28"/>
+          <w:lang w:val="ru-BY"/>
+        </w:rPr>
+        <w:t xml:space="preserve">ри обработке больших объемов числовой информации использование библиотеки </w:t>
+      </w:r>
+      <w:r>
+        <w:rPr>
+          <w:rFonts w:ascii="Times New Roman" w:hAnsi="Times New Roman" w:cs="Times New Roman"/>
+          <w:bCs/>
+          <w:iCs/>
+          <w:sz w:val="28"/>
+          <w:szCs w:val="28"/>
+          <w:lang w:val="ru-BY"/>
+        </w:rPr>
+        <w:t>n</w:t>
+      </w:r>
+      <w:r>
+        <w:rPr>
+          <w:rFonts w:ascii="Times New Roman" w:hAnsi="Times New Roman" w:cs="Times New Roman"/>
+          <w:bCs/>
+          <w:iCs/>
+          <w:sz w:val="28"/>
+          <w:szCs w:val="28"/>
+          <w:lang w:val="ru-BY"/>
+        </w:rPr>
+        <w:t>um</w:t>
+      </w:r>
+      <w:r>
+        <w:rPr>
+          <w:rFonts w:ascii="Times New Roman" w:hAnsi="Times New Roman" w:cs="Times New Roman"/>
+          <w:bCs/>
+          <w:iCs/>
+          <w:sz w:val="28"/>
+          <w:szCs w:val="28"/>
+          <w:lang w:val="ru-BY"/>
+        </w:rPr>
+        <w:t>p</w:t>
+      </w:r>
+      <w:r>
+        <w:rPr>
+          <w:rFonts w:ascii="Times New Roman" w:hAnsi="Times New Roman" w:cs="Times New Roman"/>
+          <w:bCs/>
+          <w:iCs/>
+          <w:sz w:val="28"/>
+          <w:szCs w:val="28"/>
+          <w:lang w:val="ru-BY"/>
+        </w:rPr>
+        <w:t>y является более эффективным и позволяет значительно повысить производительность вычислений.</w:t>
+      </w:r>
+    </w:p>
+    <w:p>
+      <w:pPr>
+        <w:tabs>
+          <w:tab w:val="left" w:pos="993"/>
+        </w:tabs>
+        <w:spacing w:after="0" w:line="240" w:lineRule="auto"/>
+        <w:ind w:firstLine="709"/>
+        <w:jc w:val="both"/>
+        <w:rPr>
+          <w:rFonts w:ascii="Times New Roman" w:hAnsi="Times New Roman" w:cs="Times New Roman"/>
+          <w:bCs/>
+          <w:iCs/>
+          <w:sz w:val="28"/>
+          <w:szCs w:val="28"/>
+          <w:lang w:val="ru-BY"/>
+        </w:rPr>
+      </w:pPr>
+    </w:p>
+    <w:p>
+      <w:pPr>
+        <w:tabs>
+          <w:tab w:val="left" w:pos="993"/>
+        </w:tabs>
+        <w:spacing w:after="0" w:line="240" w:lineRule="auto"/>
+        <w:ind w:firstLine="709"/>
+        <w:jc w:val="both"/>
+        <w:rPr>
+          <w:rFonts w:ascii="Times New Roman" w:hAnsi="Times New Roman" w:cs="Times New Roman"/>
+          <w:b/>
+          <w:iCs/>
+          <w:sz w:val="28"/>
+          <w:szCs w:val="28"/>
+        </w:rPr>
+      </w:pPr>
+      <w:r>
+        <w:rPr>
+          <w:rFonts w:ascii="Times New Roman" w:hAnsi="Times New Roman" w:cs="Times New Roman"/>
+          <w:b/>
+          <w:iCs/>
+          <w:sz w:val="28"/>
+          <w:szCs w:val="28"/>
+        </w:rPr>
+        <w:t>Контрольные вопросы:</w:t>
+      </w:r>
+    </w:p>
+    <w:p>
+      <w:pPr>
+        <w:tabs>
+          <w:tab w:val="left" w:pos="993"/>
+        </w:tabs>
+        <w:spacing w:after="0" w:line="240" w:lineRule="auto"/>
+        <w:ind w:firstLine="709"/>
+        <w:jc w:val="both"/>
+        <w:rPr>
+          <w:rFonts w:ascii="Times New Roman" w:hAnsi="Times New Roman" w:cs="Times New Roman"/>
+          <w:bCs/>
+          <w:iCs/>
+          <w:sz w:val="28"/>
+          <w:szCs w:val="28"/>
+          <w:lang w:val="ru-BY"/>
+        </w:rPr>
+      </w:pPr>
+      <w:r>
+        <w:rPr>
+          <w:rFonts w:ascii="Times New Roman" w:hAnsi="Times New Roman" w:cs="Times New Roman"/>
+          <w:bCs/>
+          <w:iCs/>
+          <w:sz w:val="28"/>
+          <w:szCs w:val="28"/>
+          <w:lang w:val="ru-BY"/>
+        </w:rPr>
+        <w:t>1.</w:t>
+      </w:r>
+      <w:r>
+        <w:rPr>
+          <w:rFonts w:ascii="Times New Roman" w:hAnsi="Times New Roman" w:cs="Times New Roman"/>
+          <w:bCs/>
+          <w:iCs/>
+          <w:sz w:val="28"/>
+          <w:szCs w:val="28"/>
+          <w:lang w:val="ru-BY"/>
+        </w:rPr>
+        <w:tab/>
+        <w:t xml:space="preserve">Anaconda </w:t>
+      </w:r>
+      <w:r>
+        <w:rPr>
+          <w:rFonts w:ascii="Times New Roman" w:hAnsi="Times New Roman" w:cs="Times New Roman"/>
+          <w:bCs/>
+          <w:iCs/>
+          <w:sz w:val="28"/>
+          <w:szCs w:val="28"/>
+          <w:lang w:val="ru-BY"/>
+        </w:rPr>
+        <w:t>–</w:t>
+      </w:r>
+      <w:r>
+        <w:rPr>
+          <w:rFonts w:ascii="Times New Roman" w:hAnsi="Times New Roman" w:cs="Times New Roman"/>
+          <w:bCs/>
+          <w:iCs/>
+          <w:sz w:val="28"/>
+          <w:szCs w:val="28"/>
+          <w:lang w:val="ru-BY"/>
+        </w:rPr>
+        <w:t xml:space="preserve"> это дистрибутив Python для анализа данных и разработки, который содержит Python, менеджер пакетов и готовые библиотеки.</w:t>
+      </w:r>
+    </w:p>
+    <w:p>
+      <w:pPr>
+        <w:tabs>
+          <w:tab w:val="left" w:pos="993"/>
+        </w:tabs>
+        <w:spacing w:after="0" w:line="240" w:lineRule="auto"/>
+        <w:ind w:firstLine="709"/>
+        <w:jc w:val="both"/>
+        <w:rPr>
+          <w:rFonts w:ascii="Times New Roman" w:hAnsi="Times New Roman" w:cs="Times New Roman"/>
+          <w:bCs/>
+          <w:iCs/>
+          <w:sz w:val="28"/>
+          <w:szCs w:val="28"/>
+          <w:lang w:val="ru-BY"/>
+        </w:rPr>
+      </w:pPr>
+      <w:r>
+        <w:rPr>
+          <w:rFonts w:ascii="Times New Roman" w:hAnsi="Times New Roman" w:cs="Times New Roman"/>
+          <w:bCs/>
+          <w:iCs/>
+          <w:sz w:val="28"/>
+          <w:szCs w:val="28"/>
+          <w:lang w:val="ru-BY"/>
+        </w:rPr>
+        <w:t>2.</w:t>
+      </w:r>
+      <w:r>
+        <w:rPr>
+          <w:rFonts w:ascii="Times New Roman" w:hAnsi="Times New Roman" w:cs="Times New Roman"/>
+          <w:bCs/>
+          <w:iCs/>
+          <w:sz w:val="28"/>
+          <w:szCs w:val="28"/>
+          <w:lang w:val="ru-BY"/>
+        </w:rPr>
+        <w:tab/>
+        <w:t xml:space="preserve">conda </w:t>
+      </w:r>
+      <w:r>
+        <w:rPr>
+          <w:rFonts w:ascii="Times New Roman" w:hAnsi="Times New Roman" w:cs="Times New Roman"/>
+          <w:bCs/>
+          <w:iCs/>
+          <w:sz w:val="28"/>
+          <w:szCs w:val="28"/>
+          <w:lang w:val="ru-BY"/>
+        </w:rPr>
+        <w:t>–</w:t>
+      </w:r>
+      <w:r>
+        <w:rPr>
+          <w:rFonts w:ascii="Times New Roman" w:hAnsi="Times New Roman" w:cs="Times New Roman"/>
+          <w:bCs/>
+          <w:iCs/>
+          <w:sz w:val="28"/>
+          <w:szCs w:val="28"/>
+          <w:lang w:val="ru-BY"/>
+        </w:rPr>
+        <w:t xml:space="preserve"> менеджер пакетов и окружений для разных языков, а pip </w:t>
+      </w:r>
+      <w:r>
+        <w:rPr>
+          <w:rFonts w:ascii="Times New Roman" w:hAnsi="Times New Roman" w:cs="Times New Roman"/>
+          <w:bCs/>
+          <w:iCs/>
+          <w:sz w:val="28"/>
+          <w:szCs w:val="28"/>
+          <w:lang w:val="ru-BY"/>
+        </w:rPr>
+        <w:t>–</w:t>
+      </w:r>
+      <w:r>
+        <w:rPr>
+          <w:rFonts w:ascii="Times New Roman" w:hAnsi="Times New Roman" w:cs="Times New Roman"/>
+          <w:bCs/>
+          <w:iCs/>
+          <w:sz w:val="28"/>
+          <w:szCs w:val="28"/>
+          <w:lang w:val="ru-BY"/>
+        </w:rPr>
+        <w:t xml:space="preserve"> менеджер пакетов только для Python.</w:t>
+      </w:r>
+    </w:p>
+    <w:p>
+      <w:pPr>
+        <w:tabs>
+          <w:tab w:val="left" w:pos="993"/>
+        </w:tabs>
+        <w:spacing w:after="0" w:line="240" w:lineRule="auto"/>
+        <w:ind w:firstLine="709"/>
+        <w:jc w:val="both"/>
+        <w:rPr>
+          <w:rFonts w:ascii="Times New Roman" w:hAnsi="Times New Roman" w:cs="Times New Roman"/>
+          <w:bCs/>
+          <w:iCs/>
+          <w:sz w:val="28"/>
+          <w:szCs w:val="28"/>
+          <w:lang w:val="ru-BY"/>
+        </w:rPr>
+      </w:pPr>
+      <w:r>
+        <w:rPr>
+          <w:rFonts w:ascii="Times New Roman" w:hAnsi="Times New Roman" w:cs="Times New Roman"/>
+          <w:bCs/>
+          <w:iCs/>
+          <w:sz w:val="28"/>
+          <w:szCs w:val="28"/>
+          <w:lang w:val="ru-BY"/>
+        </w:rPr>
+        <w:t>3.</w:t>
+      </w:r>
+      <w:r>
+        <w:rPr>
+          <w:rFonts w:ascii="Times New Roman" w:hAnsi="Times New Roman" w:cs="Times New Roman"/>
+          <w:bCs/>
+          <w:iCs/>
+          <w:sz w:val="28"/>
+          <w:szCs w:val="28"/>
+          <w:lang w:val="ru-BY"/>
+        </w:rPr>
+        <w:tab/>
+        <w:t>В Anaconda входят: Python, conda, Anaconda Navigator, Jupyter Notebook, Spyder и множество библиотек для анализа данных.</w:t>
+      </w:r>
+    </w:p>
+    <w:p>
+      <w:pPr>
+        <w:tabs>
+          <w:tab w:val="left" w:pos="993"/>
+        </w:tabs>
+        <w:spacing w:after="0" w:line="240" w:lineRule="auto"/>
+        <w:ind w:firstLine="709"/>
+        <w:jc w:val="both"/>
+        <w:rPr>
+          <w:rFonts w:ascii="Times New Roman" w:hAnsi="Times New Roman" w:cs="Times New Roman"/>
+          <w:bCs/>
+          <w:iCs/>
+          <w:sz w:val="28"/>
+          <w:szCs w:val="28"/>
+          <w:lang w:val="ru-BY"/>
+        </w:rPr>
+      </w:pPr>
+      <w:r>
+        <w:rPr>
+          <w:rFonts w:ascii="Times New Roman" w:hAnsi="Times New Roman" w:cs="Times New Roman"/>
+          <w:bCs/>
+          <w:iCs/>
+          <w:sz w:val="28"/>
+          <w:szCs w:val="28"/>
+          <w:lang w:val="ru-BY"/>
+        </w:rPr>
+        <w:t>4.</w:t>
+      </w:r>
+      <w:r>
+        <w:rPr>
+          <w:rFonts w:ascii="Times New Roman" w:hAnsi="Times New Roman" w:cs="Times New Roman"/>
+          <w:bCs/>
+          <w:iCs/>
+          <w:sz w:val="28"/>
+          <w:szCs w:val="28"/>
+          <w:lang w:val="ru-BY"/>
+        </w:rPr>
+        <w:tab/>
+        <w:t xml:space="preserve">Виртуальное окружение </w:t>
+      </w:r>
+      <w:r>
+        <w:rPr>
+          <w:rFonts w:ascii="Times New Roman" w:hAnsi="Times New Roman" w:cs="Times New Roman"/>
+          <w:bCs/>
+          <w:iCs/>
+          <w:sz w:val="28"/>
+          <w:szCs w:val="28"/>
+          <w:lang w:val="ru-BY"/>
+        </w:rPr>
+        <w:t>–</w:t>
+      </w:r>
+      <w:r>
+        <w:rPr>
+          <w:rFonts w:ascii="Times New Roman" w:hAnsi="Times New Roman" w:cs="Times New Roman"/>
+          <w:bCs/>
+          <w:iCs/>
+          <w:sz w:val="28"/>
+          <w:szCs w:val="28"/>
+          <w:lang w:val="ru-BY"/>
+        </w:rPr>
+        <w:t xml:space="preserve"> изолированная среда с собственной версией Python и установленными пакетами.</w:t>
+      </w:r>
+    </w:p>
+    <w:p>
+      <w:pPr>
+        <w:tabs>
+          <w:tab w:val="left" w:pos="993"/>
+        </w:tabs>
+        <w:spacing w:after="0" w:line="240" w:lineRule="auto"/>
+        <w:ind w:firstLine="709"/>
+        <w:jc w:val="both"/>
+        <w:rPr>
+          <w:rFonts w:ascii="Times New Roman" w:hAnsi="Times New Roman" w:cs="Times New Roman"/>
+          <w:bCs/>
+          <w:iCs/>
+          <w:sz w:val="28"/>
+          <w:szCs w:val="28"/>
+          <w:lang w:val="ru-BY"/>
+        </w:rPr>
+      </w:pPr>
+      <w:r>
+        <w:rPr>
+          <w:rFonts w:ascii="Times New Roman" w:hAnsi="Times New Roman" w:cs="Times New Roman"/>
+          <w:bCs/>
+          <w:iCs/>
+          <w:sz w:val="28"/>
+          <w:szCs w:val="28"/>
+          <w:lang w:val="ru-BY"/>
+        </w:rPr>
+        <w:t>5.</w:t>
+      </w:r>
+      <w:r>
+        <w:rPr>
+          <w:rFonts w:ascii="Times New Roman" w:hAnsi="Times New Roman" w:cs="Times New Roman"/>
+          <w:bCs/>
+          <w:iCs/>
+          <w:sz w:val="28"/>
+          <w:szCs w:val="28"/>
+          <w:lang w:val="ru-BY"/>
+        </w:rPr>
+        <w:tab/>
+        <w:t>Создание: conda create -n имя_среды python</w:t>
+      </w:r>
+    </w:p>
+    <w:p>
+      <w:pPr>
+        <w:tabs>
+          <w:tab w:val="left" w:pos="993"/>
+        </w:tabs>
+        <w:spacing w:after="0" w:line="240" w:lineRule="auto"/>
+        <w:ind w:firstLine="709"/>
+        <w:jc w:val="both"/>
+        <w:rPr>
+          <w:rFonts w:ascii="Times New Roman" w:hAnsi="Times New Roman" w:cs="Times New Roman"/>
+          <w:bCs/>
+          <w:iCs/>
+          <w:sz w:val="28"/>
+          <w:szCs w:val="28"/>
+          <w:lang w:val="ru-BY"/>
+        </w:rPr>
+      </w:pPr>
+      <w:r>
+        <w:rPr>
+          <w:rFonts w:ascii="Times New Roman" w:hAnsi="Times New Roman" w:cs="Times New Roman"/>
+          <w:bCs/>
+          <w:iCs/>
+          <w:sz w:val="28"/>
+          <w:szCs w:val="28"/>
+          <w:lang w:val="ru-BY"/>
+        </w:rPr>
+        <w:tab/>
+      </w:r>
+      <w:r>
+        <w:rPr>
+          <w:rFonts w:ascii="Times New Roman" w:hAnsi="Times New Roman" w:cs="Times New Roman"/>
+          <w:bCs/>
+          <w:iCs/>
+          <w:sz w:val="28"/>
+          <w:szCs w:val="28"/>
+          <w:lang w:val="ru-BY"/>
+        </w:rPr>
+        <w:t>Активация: conda activate имя_среды</w:t>
+      </w:r>
+    </w:p>
+    <w:p>
+      <w:pPr>
+        <w:tabs>
+          <w:tab w:val="left" w:pos="993"/>
+        </w:tabs>
+        <w:spacing w:after="0" w:line="240" w:lineRule="auto"/>
+        <w:ind w:firstLine="709"/>
+        <w:jc w:val="both"/>
+        <w:rPr>
+          <w:rFonts w:ascii="Times New Roman" w:hAnsi="Times New Roman" w:cs="Times New Roman"/>
+          <w:bCs/>
+          <w:iCs/>
+          <w:sz w:val="28"/>
+          <w:szCs w:val="28"/>
+          <w:lang w:val="ru-BY"/>
+        </w:rPr>
+      </w:pPr>
+      <w:r>
+        <w:rPr>
+          <w:rFonts w:ascii="Times New Roman" w:hAnsi="Times New Roman" w:cs="Times New Roman"/>
+          <w:bCs/>
+          <w:iCs/>
+          <w:sz w:val="28"/>
+          <w:szCs w:val="28"/>
+          <w:lang w:val="ru-BY"/>
+        </w:rPr>
+        <w:t>6.</w:t>
+      </w:r>
+      <w:r>
+        <w:rPr>
+          <w:rFonts w:ascii="Times New Roman" w:hAnsi="Times New Roman" w:cs="Times New Roman"/>
+          <w:bCs/>
+          <w:iCs/>
+          <w:sz w:val="28"/>
+          <w:szCs w:val="28"/>
+          <w:lang w:val="ru-BY"/>
+        </w:rPr>
+        <w:tab/>
+        <w:t>Установка: conda install пакет</w:t>
+      </w:r>
+    </w:p>
+    <w:p>
+      <w:pPr>
+        <w:tabs>
+          <w:tab w:val="left" w:pos="993"/>
+        </w:tabs>
+        <w:spacing w:after="0" w:line="240" w:lineRule="auto"/>
+        <w:ind w:firstLine="709"/>
+        <w:jc w:val="both"/>
+        <w:rPr>
+          <w:rFonts w:ascii="Times New Roman" w:hAnsi="Times New Roman" w:cs="Times New Roman"/>
+          <w:bCs/>
+          <w:iCs/>
+          <w:sz w:val="28"/>
+          <w:szCs w:val="28"/>
+          <w:lang w:val="ru-BY"/>
+        </w:rPr>
+      </w:pPr>
+      <w:r>
+        <w:rPr>
+          <w:rFonts w:ascii="Times New Roman" w:hAnsi="Times New Roman" w:cs="Times New Roman"/>
+          <w:bCs/>
+          <w:iCs/>
+          <w:sz w:val="28"/>
+          <w:szCs w:val="28"/>
+          <w:lang w:val="ru-BY"/>
+        </w:rPr>
+        <w:tab/>
+      </w:r>
+      <w:r>
+        <w:rPr>
+          <w:rFonts w:ascii="Times New Roman" w:hAnsi="Times New Roman" w:cs="Times New Roman"/>
+          <w:bCs/>
+          <w:iCs/>
+          <w:sz w:val="28"/>
+          <w:szCs w:val="28"/>
+          <w:lang w:val="ru-BY"/>
+        </w:rPr>
+        <w:t>Обновление: conda update пакет</w:t>
+      </w:r>
+    </w:p>
+    <w:p>
+      <w:pPr>
+        <w:tabs>
+          <w:tab w:val="left" w:pos="993"/>
+        </w:tabs>
+        <w:spacing w:after="0" w:line="240" w:lineRule="auto"/>
+        <w:ind w:firstLine="709"/>
+        <w:jc w:val="both"/>
+        <w:rPr>
+          <w:rFonts w:ascii="Times New Roman" w:hAnsi="Times New Roman" w:cs="Times New Roman"/>
+          <w:bCs/>
+          <w:iCs/>
+          <w:sz w:val="28"/>
+          <w:szCs w:val="28"/>
+          <w:lang w:val="ru-BY"/>
+        </w:rPr>
+      </w:pPr>
+      <w:r>
+        <w:rPr>
+          <w:rFonts w:ascii="Times New Roman" w:hAnsi="Times New Roman" w:cs="Times New Roman"/>
+          <w:bCs/>
+          <w:iCs/>
+          <w:sz w:val="28"/>
+          <w:szCs w:val="28"/>
+          <w:lang w:val="ru-BY"/>
+        </w:rPr>
+        <w:t>7.</w:t>
+      </w:r>
+      <w:r>
+        <w:rPr>
+          <w:rFonts w:ascii="Times New Roman" w:hAnsi="Times New Roman" w:cs="Times New Roman"/>
+          <w:bCs/>
+          <w:iCs/>
+          <w:sz w:val="28"/>
+          <w:szCs w:val="28"/>
+          <w:lang w:val="ru-BY"/>
+        </w:rPr>
+        <w:tab/>
+        <w:t xml:space="preserve">conda-forge </w:t>
+      </w:r>
+      <w:r>
+        <w:rPr>
+          <w:rFonts w:ascii="Times New Roman" w:hAnsi="Times New Roman" w:cs="Times New Roman"/>
+          <w:bCs/>
+          <w:iCs/>
+          <w:sz w:val="28"/>
+          <w:szCs w:val="28"/>
+          <w:lang w:val="ru-BY"/>
+        </w:rPr>
+        <w:t>–</w:t>
+      </w:r>
+      <w:r>
+        <w:rPr>
+          <w:rFonts w:ascii="Times New Roman" w:hAnsi="Times New Roman" w:cs="Times New Roman"/>
+          <w:bCs/>
+          <w:iCs/>
+          <w:sz w:val="28"/>
+          <w:szCs w:val="28"/>
+          <w:lang w:val="ru-BY"/>
+        </w:rPr>
+        <w:t xml:space="preserve"> это сообщественный репозиторий пакетов для conda.</w:t>
+      </w:r>
+    </w:p>
+    <w:p>
+      <w:pPr>
+        <w:tabs>
+          <w:tab w:val="left" w:pos="993"/>
+        </w:tabs>
+        <w:spacing w:after="0" w:line="240" w:lineRule="auto"/>
+        <w:ind w:firstLine="709"/>
+        <w:jc w:val="both"/>
+        <w:rPr>
+          <w:rFonts w:ascii="Times New Roman" w:hAnsi="Times New Roman" w:cs="Times New Roman"/>
+          <w:bCs/>
+          <w:iCs/>
+          <w:sz w:val="28"/>
+          <w:szCs w:val="28"/>
+          <w:lang w:val="ru-BY"/>
+        </w:rPr>
+      </w:pPr>
+      <w:r>
+        <w:rPr>
+          <w:rFonts w:ascii="Times New Roman" w:hAnsi="Times New Roman" w:cs="Times New Roman"/>
+          <w:bCs/>
+          <w:iCs/>
+          <w:sz w:val="28"/>
+          <w:szCs w:val="28"/>
+          <w:lang w:val="ru-BY"/>
+        </w:rPr>
+        <w:t>8.</w:t>
+      </w:r>
+      <w:r>
+        <w:rPr>
+          <w:rFonts w:ascii="Times New Roman" w:hAnsi="Times New Roman" w:cs="Times New Roman"/>
+          <w:bCs/>
+          <w:iCs/>
+          <w:sz w:val="28"/>
+          <w:szCs w:val="28"/>
+          <w:lang w:val="ru-BY"/>
+        </w:rPr>
+        <w:tab/>
+        <w:t>Сохранение окружения: conda env export &gt; environment.yml</w:t>
+      </w:r>
+    </w:p>
+    <w:p>
+      <w:pPr>
+        <w:tabs>
+          <w:tab w:val="left" w:pos="993"/>
+        </w:tabs>
+        <w:spacing w:after="0" w:line="240" w:lineRule="auto"/>
+        <w:ind w:firstLine="709"/>
+        <w:jc w:val="both"/>
+        <w:rPr>
+          <w:rFonts w:ascii="Times New Roman" w:hAnsi="Times New Roman" w:cs="Times New Roman"/>
+          <w:bCs/>
+          <w:iCs/>
+          <w:sz w:val="28"/>
+          <w:szCs w:val="28"/>
+          <w:lang w:val="ru-BY"/>
+        </w:rPr>
+      </w:pPr>
+      <w:r>
+        <w:rPr>
+          <w:rFonts w:ascii="Times New Roman" w:hAnsi="Times New Roman" w:cs="Times New Roman"/>
+          <w:bCs/>
+          <w:iCs/>
+          <w:sz w:val="28"/>
+          <w:szCs w:val="28"/>
+          <w:lang w:val="ru-BY"/>
+        </w:rPr>
+        <w:t>9.</w:t>
+      </w:r>
+      <w:r>
+        <w:rPr>
+          <w:rFonts w:ascii="Times New Roman" w:hAnsi="Times New Roman" w:cs="Times New Roman"/>
+          <w:bCs/>
+          <w:iCs/>
+          <w:sz w:val="28"/>
+          <w:szCs w:val="28"/>
+          <w:lang w:val="ru-BY"/>
+        </w:rPr>
+        <w:tab/>
+        <w:t>Импорт: conda env create -f environment.yml</w:t>
+      </w:r>
+    </w:p>
+    <w:p>
+      <w:pPr>
+        <w:tabs>
+          <w:tab w:val="left" w:pos="993"/>
+        </w:tabs>
+        <w:spacing w:after="0" w:line="240" w:lineRule="auto"/>
+        <w:ind w:firstLine="709"/>
+        <w:jc w:val="both"/>
+        <w:rPr>
+          <w:rFonts w:ascii="Times New Roman" w:hAnsi="Times New Roman" w:cs="Times New Roman"/>
+          <w:bCs/>
+          <w:iCs/>
+          <w:sz w:val="28"/>
+          <w:szCs w:val="28"/>
+          <w:lang w:val="ru-BY"/>
+        </w:rPr>
+      </w:pPr>
+      <w:r>
+        <w:rPr>
+          <w:rFonts w:ascii="Times New Roman" w:hAnsi="Times New Roman" w:cs="Times New Roman"/>
+          <w:bCs/>
+          <w:iCs/>
+          <w:sz w:val="28"/>
+          <w:szCs w:val="28"/>
+          <w:lang w:val="ru-BY"/>
+        </w:rPr>
+        <w:t>10.</w:t>
       </w:r>
       <w:r>
         <w:rPr>
@@ -6481,8 +7279,375 @@
           <w:szCs w:val="28"/>
           <w:lang w:val="ru-BY"/>
         </w:rPr>
-        <w:t xml:space="preserve">использует </w:t>
-      </w:r>
+        <w:t>Anaconda решает проблемы установки библиотек, зависимостей и управления версиями.</w:t>
+      </w:r>
+    </w:p>
+    <w:p>
+      <w:pPr>
+        <w:tabs>
+          <w:tab w:val="left" w:pos="993"/>
+        </w:tabs>
+        <w:spacing w:after="0" w:line="240" w:lineRule="auto"/>
+        <w:ind w:firstLine="709"/>
+        <w:jc w:val="both"/>
+        <w:rPr>
+          <w:rFonts w:ascii="Times New Roman" w:hAnsi="Times New Roman" w:cs="Times New Roman"/>
+          <w:bCs/>
+          <w:iCs/>
+          <w:sz w:val="28"/>
+          <w:szCs w:val="28"/>
+          <w:lang w:val="ru-BY"/>
+        </w:rPr>
+      </w:pPr>
+      <w:r>
+        <w:rPr>
+          <w:rFonts w:ascii="Times New Roman" w:hAnsi="Times New Roman" w:cs="Times New Roman"/>
+          <w:bCs/>
+          <w:iCs/>
+          <w:sz w:val="28"/>
+          <w:szCs w:val="28"/>
+          <w:lang w:val="ru-BY"/>
+        </w:rPr>
+        <w:t>11.</w:t>
+      </w:r>
+      <w:r>
+        <w:rPr>
+          <w:rFonts w:ascii="Times New Roman" w:hAnsi="Times New Roman" w:cs="Times New Roman"/>
+          <w:bCs/>
+          <w:iCs/>
+          <w:sz w:val="28"/>
+          <w:szCs w:val="28"/>
+          <w:lang w:val="ru-BY"/>
+        </w:rPr>
+        <w:tab/>
+        <w:t>Anaconda Navigator позволяет управлять окружениями, пакетами и запускать приложения (Jupyter, Spyder и др.) через графический интерфейс.</w:t>
+      </w:r>
+    </w:p>
+    <w:p>
+      <w:pPr>
+        <w:tabs>
+          <w:tab w:val="left" w:pos="993"/>
+        </w:tabs>
+        <w:spacing w:after="0" w:line="240" w:lineRule="auto"/>
+        <w:ind w:firstLine="709"/>
+        <w:jc w:val="both"/>
+        <w:rPr>
+          <w:rFonts w:ascii="Times New Roman" w:hAnsi="Times New Roman" w:cs="Times New Roman"/>
+          <w:bCs/>
+          <w:iCs/>
+          <w:sz w:val="28"/>
+          <w:szCs w:val="28"/>
+          <w:lang w:val="ru-BY"/>
+        </w:rPr>
+      </w:pPr>
+      <w:r>
+        <w:rPr>
+          <w:rFonts w:ascii="Times New Roman" w:hAnsi="Times New Roman" w:cs="Times New Roman"/>
+          <w:bCs/>
+          <w:iCs/>
+          <w:sz w:val="28"/>
+          <w:szCs w:val="28"/>
+          <w:lang w:val="ru-BY"/>
+        </w:rPr>
+        <w:t>12.</w:t>
+      </w:r>
+      <w:r>
+        <w:rPr>
+          <w:rFonts w:ascii="Times New Roman" w:hAnsi="Times New Roman" w:cs="Times New Roman"/>
+          <w:bCs/>
+          <w:iCs/>
+          <w:sz w:val="28"/>
+          <w:szCs w:val="28"/>
+          <w:lang w:val="ru-BY"/>
+        </w:rPr>
+        <w:tab/>
+        <w:t>Jupyter Notebook состоит из ячеек (cells), которые выполняются по отдельности.</w:t>
+      </w:r>
+    </w:p>
+    <w:p>
+      <w:pPr>
+        <w:tabs>
+          <w:tab w:val="left" w:pos="993"/>
+        </w:tabs>
+        <w:spacing w:after="0" w:line="240" w:lineRule="auto"/>
+        <w:ind w:firstLine="709"/>
+        <w:jc w:val="both"/>
+        <w:rPr>
+          <w:rFonts w:ascii="Times New Roman" w:hAnsi="Times New Roman" w:cs="Times New Roman"/>
+          <w:bCs/>
+          <w:iCs/>
+          <w:sz w:val="28"/>
+          <w:szCs w:val="28"/>
+          <w:lang w:val="ru-BY"/>
+        </w:rPr>
+      </w:pPr>
+      <w:r>
+        <w:rPr>
+          <w:rFonts w:ascii="Times New Roman" w:hAnsi="Times New Roman" w:cs="Times New Roman"/>
+          <w:bCs/>
+          <w:iCs/>
+          <w:sz w:val="28"/>
+          <w:szCs w:val="28"/>
+          <w:lang w:val="ru-BY"/>
+        </w:rPr>
+        <w:t>13.</w:t>
+      </w:r>
+      <w:r>
+        <w:rPr>
+          <w:rFonts w:ascii="Times New Roman" w:hAnsi="Times New Roman" w:cs="Times New Roman"/>
+          <w:bCs/>
+          <w:iCs/>
+          <w:sz w:val="28"/>
+          <w:szCs w:val="28"/>
+          <w:lang w:val="ru-BY"/>
+        </w:rPr>
+        <w:tab/>
+        <w:t>Типы ячеек: Code, Markdown, Raw.</w:t>
+      </w:r>
+    </w:p>
+    <w:p>
+      <w:pPr>
+        <w:tabs>
+          <w:tab w:val="left" w:pos="993"/>
+        </w:tabs>
+        <w:spacing w:after="0" w:line="240" w:lineRule="auto"/>
+        <w:ind w:firstLine="709"/>
+        <w:jc w:val="both"/>
+        <w:rPr>
+          <w:rFonts w:ascii="Times New Roman" w:hAnsi="Times New Roman" w:cs="Times New Roman"/>
+          <w:bCs/>
+          <w:iCs/>
+          <w:sz w:val="28"/>
+          <w:szCs w:val="28"/>
+          <w:lang w:val="ru-BY"/>
+        </w:rPr>
+      </w:pPr>
+      <w:r>
+        <w:rPr>
+          <w:rFonts w:ascii="Times New Roman" w:hAnsi="Times New Roman" w:cs="Times New Roman"/>
+          <w:bCs/>
+          <w:iCs/>
+          <w:sz w:val="28"/>
+          <w:szCs w:val="28"/>
+          <w:lang w:val="ru-BY"/>
+        </w:rPr>
+        <w:t>14.</w:t>
+      </w:r>
+      <w:r>
+        <w:rPr>
+          <w:rFonts w:ascii="Times New Roman" w:hAnsi="Times New Roman" w:cs="Times New Roman"/>
+          <w:bCs/>
+          <w:iCs/>
+          <w:sz w:val="28"/>
+          <w:szCs w:val="28"/>
+          <w:lang w:val="ru-BY"/>
+        </w:rPr>
+        <w:tab/>
+      </w:r>
+      <w:r>
+        <w:rPr>
+          <w:rFonts w:ascii="Times New Roman" w:hAnsi="Times New Roman" w:cs="Times New Roman"/>
+          <w:bCs/>
+          <w:iCs/>
+          <w:sz w:val="28"/>
+          <w:szCs w:val="28"/>
+          <w:lang w:val="ru-BY"/>
+        </w:rPr>
+        <w:t>И</w:t>
+      </w:r>
+      <w:r>
+        <w:rPr>
+          <w:rFonts w:ascii="Times New Roman" w:hAnsi="Times New Roman" w:cs="Times New Roman"/>
+          <w:bCs/>
+          <w:iCs/>
+          <w:sz w:val="28"/>
+          <w:szCs w:val="28"/>
+          <w:lang w:val="ru-BY"/>
+        </w:rPr>
+        <w:t>нтерактивность, выполнение кода по частям, удобство для анализа данных и визуализации.</w:t>
+      </w:r>
+    </w:p>
+    <w:p>
+      <w:pPr>
+        <w:tabs>
+          <w:tab w:val="left" w:pos="993"/>
+        </w:tabs>
+        <w:spacing w:after="0" w:line="240" w:lineRule="auto"/>
+        <w:ind w:firstLine="709"/>
+        <w:jc w:val="both"/>
+        <w:rPr>
+          <w:rFonts w:ascii="Times New Roman" w:hAnsi="Times New Roman" w:cs="Times New Roman"/>
+          <w:bCs/>
+          <w:iCs/>
+          <w:sz w:val="28"/>
+          <w:szCs w:val="28"/>
+          <w:lang w:val="ru-BY"/>
+        </w:rPr>
+      </w:pPr>
+      <w:r>
+        <w:rPr>
+          <w:rFonts w:ascii="Times New Roman" w:hAnsi="Times New Roman" w:cs="Times New Roman"/>
+          <w:bCs/>
+          <w:iCs/>
+          <w:sz w:val="28"/>
+          <w:szCs w:val="28"/>
+          <w:lang w:val="ru-BY"/>
+        </w:rPr>
+        <w:t>15.</w:t>
+      </w:r>
+      <w:r>
+        <w:rPr>
+          <w:rFonts w:ascii="Times New Roman" w:hAnsi="Times New Roman" w:cs="Times New Roman"/>
+          <w:bCs/>
+          <w:iCs/>
+          <w:sz w:val="28"/>
+          <w:szCs w:val="28"/>
+          <w:lang w:val="ru-BY"/>
+        </w:rPr>
+        <w:tab/>
+        <w:t>Запуск из консоли: jupyter notebook</w:t>
+      </w:r>
+    </w:p>
+    <w:p>
+      <w:pPr>
+        <w:tabs>
+          <w:tab w:val="left" w:pos="993"/>
+        </w:tabs>
+        <w:spacing w:after="0" w:line="240" w:lineRule="auto"/>
+        <w:ind w:firstLine="709"/>
+        <w:jc w:val="both"/>
+        <w:rPr>
+          <w:rFonts w:ascii="Times New Roman" w:hAnsi="Times New Roman" w:cs="Times New Roman"/>
+          <w:bCs/>
+          <w:iCs/>
+          <w:sz w:val="28"/>
+          <w:szCs w:val="28"/>
+          <w:lang w:val="ru-BY"/>
+        </w:rPr>
+      </w:pPr>
+      <w:r>
+        <w:rPr>
+          <w:rFonts w:ascii="Times New Roman" w:hAnsi="Times New Roman" w:cs="Times New Roman"/>
+          <w:bCs/>
+          <w:iCs/>
+          <w:sz w:val="28"/>
+          <w:szCs w:val="28"/>
+          <w:lang w:val="ru-BY"/>
+        </w:rPr>
+        <w:t>16.</w:t>
+      </w:r>
+      <w:r>
+        <w:rPr>
+          <w:rFonts w:ascii="Times New Roman" w:hAnsi="Times New Roman" w:cs="Times New Roman"/>
+          <w:bCs/>
+          <w:iCs/>
+          <w:sz w:val="28"/>
+          <w:szCs w:val="28"/>
+          <w:lang w:val="ru-BY"/>
+        </w:rPr>
+        <w:tab/>
+        <w:t>Да, pip можно использовать внутри среды conda.</w:t>
+      </w:r>
+    </w:p>
+    <w:p>
+      <w:pPr>
+        <w:tabs>
+          <w:tab w:val="left" w:pos="993"/>
+        </w:tabs>
+        <w:spacing w:after="0" w:line="240" w:lineRule="auto"/>
+        <w:ind w:firstLine="709"/>
+        <w:jc w:val="both"/>
+        <w:rPr>
+          <w:rFonts w:ascii="Times New Roman" w:hAnsi="Times New Roman" w:cs="Times New Roman"/>
+          <w:bCs/>
+          <w:iCs/>
+          <w:sz w:val="28"/>
+          <w:szCs w:val="28"/>
+          <w:lang w:val="ru-BY"/>
+        </w:rPr>
+      </w:pPr>
+      <w:r>
+        <w:rPr>
+          <w:rFonts w:ascii="Times New Roman" w:hAnsi="Times New Roman" w:cs="Times New Roman"/>
+          <w:bCs/>
+          <w:iCs/>
+          <w:sz w:val="28"/>
+          <w:szCs w:val="28"/>
+          <w:lang w:val="ru-BY"/>
+        </w:rPr>
+        <w:t>17.</w:t>
+      </w:r>
+      <w:r>
+        <w:rPr>
+          <w:rFonts w:ascii="Times New Roman" w:hAnsi="Times New Roman" w:cs="Times New Roman"/>
+          <w:bCs/>
+          <w:iCs/>
+          <w:sz w:val="28"/>
+          <w:szCs w:val="28"/>
+          <w:lang w:val="ru-BY"/>
+        </w:rPr>
+        <w:tab/>
+        <w:t>Нужно активировать среду и установить пакет: pip install пакет.</w:t>
+      </w:r>
+    </w:p>
+    <w:p>
+      <w:pPr>
+        <w:tabs>
+          <w:tab w:val="left" w:pos="993"/>
+        </w:tabs>
+        <w:spacing w:after="0" w:line="240" w:lineRule="auto"/>
+        <w:ind w:firstLine="709"/>
+        <w:jc w:val="both"/>
+        <w:rPr>
+          <w:rFonts w:ascii="Times New Roman" w:hAnsi="Times New Roman" w:cs="Times New Roman"/>
+          <w:bCs/>
+          <w:iCs/>
+          <w:sz w:val="28"/>
+          <w:szCs w:val="28"/>
+          <w:lang w:val="ru-BY"/>
+        </w:rPr>
+      </w:pPr>
+      <w:r>
+        <w:rPr>
+          <w:rFonts w:ascii="Times New Roman" w:hAnsi="Times New Roman" w:cs="Times New Roman"/>
+          <w:bCs/>
+          <w:iCs/>
+          <w:sz w:val="28"/>
+          <w:szCs w:val="28"/>
+          <w:lang w:val="ru-BY"/>
+        </w:rPr>
+        <w:t>18.</w:t>
+      </w:r>
+      <w:r>
+        <w:rPr>
+          <w:rFonts w:ascii="Times New Roman" w:hAnsi="Times New Roman" w:cs="Times New Roman"/>
+          <w:bCs/>
+          <w:iCs/>
+          <w:sz w:val="28"/>
+          <w:szCs w:val="28"/>
+          <w:lang w:val="ru-BY"/>
+        </w:rPr>
+        <w:tab/>
+        <w:t>Возможны конфликты версий и зависимостей пакета.</w:t>
+      </w:r>
+    </w:p>
+    <w:p>
+      <w:pPr>
+        <w:tabs>
+          <w:tab w:val="left" w:pos="993"/>
+        </w:tabs>
+        <w:spacing w:after="0" w:line="240" w:lineRule="auto"/>
+        <w:ind w:firstLine="709"/>
+        <w:jc w:val="both"/>
+        <w:rPr>
+          <w:rFonts w:ascii="Times New Roman" w:hAnsi="Times New Roman" w:cs="Times New Roman"/>
+          <w:bCs/>
+          <w:iCs/>
+          <w:sz w:val="28"/>
+          <w:szCs w:val="28"/>
+          <w:lang w:val="ru-BY"/>
+        </w:rPr>
+      </w:pPr>
       <w:r>
         <w:rPr>
           <w:rFonts w:ascii="Times New Roman" w:hAnsi="Times New Roman" w:cs="Times New Roman"/>
@@ -6493,163 +7658,82 @@
           <w:lang w:val="ru-BY"/>
         </w:rPr>
         <w:lastRenderedPageBreak/>
-        <w:t>векторизованные операции и оптимизированные низкоуровневые реализации, благодаря чему действия выполняются сразу над всем массивом данных.</w:t>
-      </w:r>
-    </w:p>
-    <w:p>
-      <w:pPr>
-        <w:tabs>
-          <w:tab w:val="left" w:pos="993"/>
-        </w:tabs>
-        <w:spacing w:after="0" w:line="240" w:lineRule="auto"/>
-        <w:ind w:firstLine="709"/>
-        <w:jc w:val="both"/>
-        <w:rPr>
-          <w:rFonts w:ascii="Times New Roman" w:hAnsi="Times New Roman" w:cs="Times New Roman"/>
-          <w:bCs/>
-          <w:iCs/>
-          <w:sz w:val="28"/>
-          <w:szCs w:val="28"/>
-          <w:lang w:val="ru-BY"/>
-        </w:rPr>
-      </w:pPr>
-      <w:r>
-        <w:rPr>
-          <w:rFonts w:ascii="Times New Roman" w:hAnsi="Times New Roman" w:cs="Times New Roman"/>
-          <w:bCs/>
-          <w:iCs/>
-          <w:sz w:val="28"/>
-          <w:szCs w:val="28"/>
-          <w:lang w:val="ru-BY"/>
-        </w:rPr>
-        <w:t xml:space="preserve">При использовании стандартных списков </w:t>
-      </w:r>
-      <w:r>
-        <w:rPr>
-          <w:rFonts w:ascii="Times New Roman" w:hAnsi="Times New Roman" w:cs="Times New Roman"/>
-          <w:bCs/>
-          <w:iCs/>
-          <w:sz w:val="28"/>
-          <w:szCs w:val="28"/>
-          <w:lang w:val="ru-BY"/>
-        </w:rPr>
-        <w:t>p</w:t>
-      </w:r>
-      <w:r>
-        <w:rPr>
-          <w:rFonts w:ascii="Times New Roman" w:hAnsi="Times New Roman" w:cs="Times New Roman"/>
-          <w:bCs/>
-          <w:iCs/>
-          <w:sz w:val="28"/>
-          <w:szCs w:val="28"/>
-          <w:lang w:val="ru-BY"/>
-        </w:rPr>
-        <w:t>ython операции выполняются путем последовательного перебора элементов, что приводит к увеличению времени выполнения программы, особенно при работе с большими массивами данных.</w:t>
-      </w:r>
-    </w:p>
-    <w:p>
-      <w:pPr>
-        <w:tabs>
-          <w:tab w:val="left" w:pos="993"/>
-        </w:tabs>
-        <w:spacing w:after="0" w:line="240" w:lineRule="auto"/>
-        <w:ind w:firstLine="709"/>
-        <w:jc w:val="both"/>
-        <w:rPr>
-          <w:rFonts w:ascii="Times New Roman" w:hAnsi="Times New Roman" w:cs="Times New Roman"/>
-          <w:bCs/>
-          <w:iCs/>
-          <w:sz w:val="28"/>
-          <w:szCs w:val="28"/>
-          <w:lang w:val="ru-BY"/>
-        </w:rPr>
-      </w:pPr>
-      <w:r>
-        <w:rPr>
-          <w:rFonts w:ascii="Times New Roman" w:hAnsi="Times New Roman" w:cs="Times New Roman"/>
-          <w:bCs/>
-          <w:iCs/>
-          <w:sz w:val="28"/>
-          <w:szCs w:val="28"/>
-        </w:rPr>
-        <w:t>П</w:t>
-      </w:r>
-      <w:r>
-        <w:rPr>
-          <w:rFonts w:ascii="Times New Roman" w:hAnsi="Times New Roman" w:cs="Times New Roman"/>
-          <w:bCs/>
-          <w:iCs/>
-          <w:sz w:val="28"/>
-          <w:szCs w:val="28"/>
-          <w:lang w:val="ru-BY"/>
-        </w:rPr>
-        <w:t xml:space="preserve">ри обработке больших объемов числовой информации использование библиотеки </w:t>
-      </w:r>
-      <w:r>
-        <w:rPr>
-          <w:rFonts w:ascii="Times New Roman" w:hAnsi="Times New Roman" w:cs="Times New Roman"/>
-          <w:bCs/>
-          <w:iCs/>
-          <w:sz w:val="28"/>
-          <w:szCs w:val="28"/>
-          <w:lang w:val="ru-BY"/>
-        </w:rPr>
-        <w:t>n</w:t>
-      </w:r>
-      <w:r>
-        <w:rPr>
-          <w:rFonts w:ascii="Times New Roman" w:hAnsi="Times New Roman" w:cs="Times New Roman"/>
-          <w:bCs/>
-          <w:iCs/>
-          <w:sz w:val="28"/>
-          <w:szCs w:val="28"/>
-          <w:lang w:val="ru-BY"/>
-        </w:rPr>
-        <w:t>um</w:t>
-      </w:r>
-      <w:r>
-        <w:rPr>
-          <w:rFonts w:ascii="Times New Roman" w:hAnsi="Times New Roman" w:cs="Times New Roman"/>
-          <w:bCs/>
-          <w:iCs/>
-          <w:sz w:val="28"/>
-          <w:szCs w:val="28"/>
-          <w:lang w:val="ru-BY"/>
-        </w:rPr>
-        <w:t>p</w:t>
-      </w:r>
-      <w:r>
-        <w:rPr>
-          <w:rFonts w:ascii="Times New Roman" w:hAnsi="Times New Roman" w:cs="Times New Roman"/>
-          <w:bCs/>
-          <w:iCs/>
-          <w:sz w:val="28"/>
-          <w:szCs w:val="28"/>
-          <w:lang w:val="ru-BY"/>
-        </w:rPr>
-        <w:t>y</w:t>
-      </w:r>
-      <w:r>
-        <w:rPr>
-          <w:rFonts w:ascii="Times New Roman" w:hAnsi="Times New Roman" w:cs="Times New Roman"/>
-          <w:bCs/>
-          <w:iCs/>
-          <w:sz w:val="28"/>
-          <w:szCs w:val="28"/>
-          <w:lang w:val="ru-BY"/>
-        </w:rPr>
-        <w:t xml:space="preserve"> </w:t>
-      </w:r>
-      <w:r>
-        <w:rPr>
-          <w:rFonts w:ascii="Times New Roman" w:hAnsi="Times New Roman" w:cs="Times New Roman"/>
-          <w:bCs/>
-          <w:iCs/>
-          <w:sz w:val="28"/>
-          <w:szCs w:val="28"/>
-          <w:lang w:val="ru-BY"/>
-        </w:rPr>
-        <w:t>является более эффективным и позволяет значительно повысить производительность вычислений.</w:t>
+        <w:t>19.</w:t>
+      </w:r>
+      <w:r>
+        <w:rPr>
+          <w:rFonts w:ascii="Times New Roman" w:hAnsi="Times New Roman" w:cs="Times New Roman"/>
+          <w:bCs/>
+          <w:iCs/>
+          <w:sz w:val="28"/>
+          <w:szCs w:val="28"/>
+          <w:lang w:val="ru-BY"/>
+        </w:rPr>
+        <w:tab/>
+        <w:t xml:space="preserve">environment.yml </w:t>
+      </w:r>
+      <w:r>
+        <w:rPr>
+          <w:rFonts w:ascii="Times New Roman" w:hAnsi="Times New Roman" w:cs="Times New Roman"/>
+          <w:bCs/>
+          <w:iCs/>
+          <w:sz w:val="28"/>
+          <w:szCs w:val="28"/>
+          <w:lang w:val="ru-BY"/>
+        </w:rPr>
+        <w:t>–</w:t>
+      </w:r>
+      <w:r>
+        <w:rPr>
+          <w:rFonts w:ascii="Times New Roman" w:hAnsi="Times New Roman" w:cs="Times New Roman"/>
+          <w:bCs/>
+          <w:iCs/>
+          <w:sz w:val="28"/>
+          <w:szCs w:val="28"/>
+          <w:lang w:val="ru-BY"/>
+        </w:rPr>
+        <w:t xml:space="preserve"> файл с описанием среды и списком всех пакетов и их версий.</w:t>
+      </w:r>
+    </w:p>
+    <w:p>
+      <w:pPr>
+        <w:tabs>
+          <w:tab w:val="left" w:pos="993"/>
+        </w:tabs>
+        <w:spacing w:after="0" w:line="240" w:lineRule="auto"/>
+        <w:ind w:firstLine="709"/>
+        <w:jc w:val="both"/>
+        <w:rPr>
+          <w:rFonts w:ascii="Times New Roman" w:hAnsi="Times New Roman" w:cs="Times New Roman"/>
+          <w:bCs/>
+          <w:iCs/>
+          <w:sz w:val="28"/>
+          <w:szCs w:val="28"/>
+          <w:lang w:val="ru-BY"/>
+        </w:rPr>
+      </w:pPr>
+      <w:r>
+        <w:rPr>
+          <w:rFonts w:ascii="Times New Roman" w:hAnsi="Times New Roman" w:cs="Times New Roman"/>
+          <w:bCs/>
+          <w:iCs/>
+          <w:sz w:val="28"/>
+          <w:szCs w:val="28"/>
+          <w:lang w:val="ru-BY"/>
+        </w:rPr>
+        <w:t>20.</w:t>
+      </w:r>
+      <w:r>
+        <w:rPr>
+          <w:rFonts w:ascii="Times New Roman" w:hAnsi="Times New Roman" w:cs="Times New Roman"/>
+          <w:bCs/>
+          <w:iCs/>
+          <w:sz w:val="28"/>
+          <w:szCs w:val="28"/>
+          <w:lang w:val="ru-BY"/>
+        </w:rPr>
+        <w:tab/>
+        <w:t>Переключение между средами: conda activate имя_среды.</w:t>
       </w:r>
     </w:p>
     <w:sectPr>
